--- a/NovaGraph_Etude_de_marche_v8.docx
+++ b/NovaGraph_Etude_de_marche_v8.docx
@@ -1349,6 +1349,135 @@
                 </w:p>
               </w:tc>
             </w:tr>
+            <w:tr>
+              <w:trPr>
+                <w:cantSplit/>
+              </w:trPr>
+              <w:tc>
+                <w:tcPr>
+                  <w:tcW w:type="dxa" w:w="900"/>
+                  <w:tcBorders>
+                    <w:top w:val="none" w:color="auto" w:sz="0"/>
+                    <w:left w:val="none" w:color="auto" w:sz="0"/>
+                    <w:bottom w:val="none" w:color="auto" w:sz="0"/>
+                    <w:right w:val="single" w:color="333635" w:sz="6"/>
+                  </w:tcBorders>
+                  <w:tcMar>
+                    <w:top w:type="dxa" w:w="110"/>
+                    <w:bottom w:type="dxa" w:w="110"/>
+                    <w:right w:type="dxa" w:w="180"/>
+                  </w:tcMar>
+                </w:tcPr>
+                <w:p>
+                  <w:pPr>
+                    <w:spacing w:after="0"/>
+                    <w:jc w:val="right"/>
+                  </w:pPr>
+                  <w:r>
+                    <w:rPr>
+                      <w:rFonts w:ascii="Montserrat" w:cs="Montserrat" w:eastAsia="Montserrat" w:hAnsi="Montserrat"/>
+                      <w:b/>
+                      <w:bCs/>
+                      <w:color w:val="333635"/>
+                      <w:sz w:val="16"/>
+                      <w:szCs w:val="16"/>
+                    </w:rPr>
+                    <w:fldChar w:fldCharType="begin"/>
+                  </w:r>
+                  <w:r>
+                    <w:rPr>
+                      <w:rFonts w:ascii="Montserrat" w:cs="Montserrat" w:eastAsia="Montserrat" w:hAnsi="Montserrat"/>
+                      <w:b/>
+                      <w:bCs/>
+                      <w:color w:val="333635"/>
+                      <w:sz w:val="16"/>
+                      <w:szCs w:val="16"/>
+                    </w:rPr>
+                    <w:instrText xml:space="preserve"> PAGEREF annexes \h </w:instrText>
+                  </w:r>
+                  <w:r>
+                    <w:rPr>
+                      <w:rFonts w:ascii="Montserrat" w:cs="Montserrat" w:eastAsia="Montserrat" w:hAnsi="Montserrat"/>
+                      <w:b/>
+                      <w:bCs/>
+                      <w:color w:val="333635"/>
+                      <w:sz w:val="16"/>
+                      <w:szCs w:val="16"/>
+                    </w:rPr>
+                    <w:fldChar w:fldCharType="separate"/>
+                  </w:r>
+                  <w:r>
+                    <w:rPr>
+                      <w:rFonts w:ascii="Montserrat" w:cs="Montserrat" w:eastAsia="Montserrat" w:hAnsi="Montserrat"/>
+                      <w:b/>
+                      <w:bCs/>
+                      <w:color w:val="333635"/>
+                      <w:sz w:val="16"/>
+                      <w:szCs w:val="16"/>
+                    </w:rPr>
+                    <w:t>17</w:t>
+                  </w:r>
+                  <w:r>
+                    <w:rPr>
+                      <w:rFonts w:ascii="Montserrat" w:cs="Montserrat" w:eastAsia="Montserrat" w:hAnsi="Montserrat"/>
+                      <w:b/>
+                      <w:bCs/>
+                      <w:color w:val="333635"/>
+                      <w:sz w:val="16"/>
+                      <w:szCs w:val="16"/>
+                    </w:rPr>
+                    <w:fldChar w:fldCharType="end"/>
+                  </w:r>
+                </w:p>
+              </w:tc>
+              <w:tc>
+                <w:tcPr>
+                  <w:tcW w:type="dxa" w:w="5706"/>
+                  <w:tcBorders>
+                    <w:top w:val="none" w:color="auto" w:sz="0"/>
+                    <w:left w:val="none" w:color="auto" w:sz="0"/>
+                    <w:bottom w:val="none" w:color="auto" w:sz="0"/>
+                    <w:right w:val="none" w:color="auto" w:sz="0"/>
+                  </w:tcBorders>
+                  <w:tcMar>
+                    <w:top w:type="dxa" w:w="110"/>
+                    <w:left w:type="dxa" w:w="260"/>
+                    <w:bottom w:type="dxa" w:w="110"/>
+                  </w:tcMar>
+                </w:tcPr>
+                <w:p>
+                  <w:pPr>
+                    <w:spacing w:after="40"/>
+                  </w:pPr>
+                  <w:r>
+                    <w:rPr>
+                      <w:rFonts w:ascii="Montserrat" w:cs="Montserrat" w:eastAsia="Montserrat" w:hAnsi="Montserrat"/>
+                      <w:b/>
+                      <w:bCs/>
+                      <w:color w:val="173347"/>
+                      <w:spacing w:val="10"/>
+                      <w:sz w:val="18"/>
+                      <w:szCs w:val="18"/>
+                    </w:rPr>
+                    <w:t xml:space="preserve">ANNEXES</w:t>
+                  </w:r>
+                </w:p>
+                <w:p>
+                  <w:pPr>
+                    <w:spacing w:after="0" w:line="252"/>
+                  </w:pPr>
+                  <w:r>
+                    <w:rPr>
+                      <w:rFonts w:ascii="Montserrat" w:cs="Montserrat" w:eastAsia="Montserrat" w:hAnsi="Montserrat"/>
+                      <w:color w:val="7F7F7F"/>
+                      <w:sz w:val="13"/>
+                      <w:szCs w:val="13"/>
+                    </w:rPr>
+                    <w:t xml:space="preserve">A1 Fiche méthodologique et dispositif de veille  ·  A2 Grille d'évaluation de la fiabilité des sources  ·  A3 Détail des calculs de dimensionnement  ·  A4 Typologie du benchmark concurrentiel  ·  A5 Questionnaire quantitatif  ·  A6 Guide d'entretien semi-directif  ·  A7 Glossaire  ·  A8 Sources et références</w:t>
+                  </w:r>
+                </w:p>
+              </w:tc>
+            </w:tr>
           </w:tbl>
           <w:p/>
         </w:tc>
@@ -11872,6 +12001,7472 @@
         </w:tc>
       </w:tr>
     </w:tbl>
+    <w:p>
+      <w:pPr>
+        <w:keepNext/>
+        <w:pageBreakBefore/>
+        <w:spacing w:after="0" w:before="0" w:line="20" w:lineRule="exact"/>
+      </w:pPr>
+    </w:p>
+    <w:tbl>
+      <w:tblPr>
+        <w:tblW w:type="dxa" w:w="9406"/>
+        <w:tblBorders>
+          <w:top w:val="none" w:color="auto" w:sz="0"/>
+          <w:left w:val="none" w:color="auto" w:sz="0"/>
+          <w:bottom w:val="none" w:color="auto" w:sz="0"/>
+          <w:right w:val="none" w:color="auto" w:sz="0"/>
+          <w:insideH w:val="none" w:color="auto" w:sz="0"/>
+          <w:insideV w:val="none" w:color="auto" w:sz="0"/>
+        </w:tblBorders>
+        <w:tblLayout w:type="fixed"/>
+      </w:tblPr>
+      <w:tblGrid>
+        <w:gridCol w:w="9406"/>
+      </w:tblGrid>
+      <w:tr>
+        <w:trPr>
+          <w:trHeight w:val="13638" w:hRule="atLeast"/>
+        </w:trPr>
+        <w:tc>
+          <w:tcPr>
+            <w:tcW w:type="dxa" w:w="9406"/>
+            <w:tcBorders>
+              <w:top w:val="none" w:color="auto" w:sz="0"/>
+              <w:left w:val="none" w:color="auto" w:sz="0"/>
+              <w:bottom w:val="none" w:color="auto" w:sz="0"/>
+              <w:right w:val="none" w:color="auto" w:sz="0"/>
+            </w:tcBorders>
+            <w:shd w:fill="173347" w:color="auto" w:val="clear"/>
+            <w:tcMar>
+              <w:top w:type="dxa" w:w="900"/>
+              <w:left w:type="dxa" w:w="600"/>
+              <w:bottom w:type="dxa" w:w="600"/>
+              <w:right w:type="dxa" w:w="600"/>
+            </w:tcMar>
+          </w:tcPr>
+          <w:p>
+            <w:pPr>
+              <w:spacing w:after="1400"/>
+              <w:jc w:val="right"/>
+            </w:pPr>
+            <w:r>
+              <w:rPr>
+                <w:rFonts w:ascii="Oswald" w:cs="Oswald" w:eastAsia="Oswald" w:hAnsi="Oswald"/>
+                <w:color w:val="FFFFFF"/>
+                <w:sz w:val="26"/>
+                <w:szCs w:val="26"/>
+                <w:u w:val="single"/>
+              </w:rPr>
+              <w:t xml:space="preserve">Les Gardiens du Monde · Étude de marché</w:t>
+            </w:r>
+          </w:p>
+          <w:p>
+            <w:pPr>
+              <w:spacing w:after="0" w:line="240"/>
+            </w:pPr>
+            <w:r>
+              <w:rPr>
+                <w:rFonts w:ascii="Montserrat" w:cs="Montserrat" w:eastAsia="Montserrat" w:hAnsi="Montserrat"/>
+                <w:b/>
+                <w:bCs/>
+                <w:color w:val="A7C1CB"/>
+                <w:spacing w:val="40"/>
+                <w:sz w:val="15"/>
+                <w:szCs w:val="15"/>
+              </w:rPr>
+              <w:t xml:space="preserve">ÉTUDE DE MARCHÉ</w:t>
+            </w:r>
+          </w:p>
+          <w:p>
+            <w:pPr>
+              <w:pStyle w:val="Heading1"/>
+              <w:spacing w:after="300" w:line="1300" w:lineRule="exact"/>
+            </w:pPr>
+            <w:bookmarkStart w:name="annexes" w:id="110"/>
+            <w:r>
+              <w:rPr>
+                <w:rFonts w:ascii="Oswald" w:cs="Oswald" w:eastAsia="Oswald" w:hAnsi="Oswald"/>
+                <w:b/>
+                <w:bCs/>
+                <w:color w:val="FFFFFF"/>
+                <w:sz w:val="120"/>
+                <w:szCs w:val="120"/>
+              </w:rPr>
+              <w:t xml:space="preserve">ANNEXES</w:t>
+            </w:r>
+            <w:bookmarkEnd w:id="110"/>
+          </w:p>
+          <w:p>
+            <w:pPr>
+              <w:pBdr>
+                <w:bottom w:val="single" w:color="FFFFFF" w:sz="6"/>
+              </w:pBdr>
+              <w:spacing w:after="500" w:line="300"/>
+            </w:pPr>
+            <w:r>
+              <w:rPr>
+                <w:rFonts w:ascii="Montserrat" w:cs="Montserrat" w:eastAsia="Montserrat" w:hAnsi="Montserrat"/>
+                <w:color w:val="FFFFFF"/>
+                <w:sz w:val="19"/>
+                <w:szCs w:val="19"/>
+              </w:rPr>
+              <w:t xml:space="preserve">Les annexes détaillent la méthode, la fiabilité des sources, les calculs, les outils de collecte et la bibliographie. Elles permettent de retrouver l'origine de chaque chiffre cité.</w:t>
+            </w:r>
+          </w:p>
+          <w:tbl>
+            <w:tblPr>
+              <w:tblW w:type="dxa" w:w="8206"/>
+              <w:tblBorders>
+                <w:top w:val="none" w:color="auto" w:sz="0"/>
+                <w:left w:val="none" w:color="auto" w:sz="0"/>
+                <w:bottom w:val="none" w:color="auto" w:sz="0"/>
+                <w:right w:val="none" w:color="auto" w:sz="0"/>
+                <w:insideH w:val="none" w:color="auto" w:sz="0"/>
+                <w:insideV w:val="none" w:color="auto" w:sz="0"/>
+              </w:tblBorders>
+              <w:tblLayout w:type="fixed"/>
+            </w:tblPr>
+            <w:tblGrid>
+              <w:gridCol w:w="900"/>
+              <w:gridCol w:w="6606"/>
+              <w:gridCol w:w="700"/>
+            </w:tblGrid>
+            <w:tr>
+              <w:trPr>
+                <w:cantSplit/>
+              </w:trPr>
+              <w:tc>
+                <w:tcPr>
+                  <w:tcW w:type="dxa" w:w="900"/>
+                  <w:tcBorders>
+                    <w:top w:val="none" w:color="auto" w:sz="0"/>
+                    <w:left w:val="none" w:color="auto" w:sz="0"/>
+                    <w:bottom w:val="single" w:color="354658" w:sz="4"/>
+                    <w:right w:val="none" w:color="auto" w:sz="0"/>
+                  </w:tcBorders>
+                  <w:tcMar>
+                    <w:top w:type="dxa" w:w="150"/>
+                    <w:bottom w:type="dxa" w:w="150"/>
+                  </w:tcMar>
+                </w:tcPr>
+                <w:p>
+                  <w:pPr>
+                    <w:spacing w:after="0"/>
+                  </w:pPr>
+                  <w:r>
+                    <w:rPr>
+                      <w:rFonts w:ascii="Oswald" w:cs="Oswald" w:eastAsia="Oswald" w:hAnsi="Oswald"/>
+                      <w:color w:val="A7C1CB"/>
+                      <w:sz w:val="30"/>
+                      <w:szCs w:val="30"/>
+                    </w:rPr>
+                    <w:t xml:space="preserve">A1</w:t>
+                  </w:r>
+                </w:p>
+              </w:tc>
+              <w:tc>
+                <w:tcPr>
+                  <w:tcW w:type="dxa" w:w="6606"/>
+                  <w:tcBorders>
+                    <w:top w:val="none" w:color="auto" w:sz="0"/>
+                    <w:left w:val="none" w:color="auto" w:sz="0"/>
+                    <w:bottom w:val="single" w:color="354658" w:sz="4"/>
+                    <w:right w:val="none" w:color="auto" w:sz="0"/>
+                  </w:tcBorders>
+                  <w:tcMar>
+                    <w:top w:type="dxa" w:w="170"/>
+                    <w:bottom w:type="dxa" w:w="150"/>
+                  </w:tcMar>
+                  <w:vAlign w:val="center"/>
+                </w:tcPr>
+                <w:p>
+                  <w:pPr>
+                    <w:spacing w:after="0"/>
+                  </w:pPr>
+                  <w:r>
+                    <w:rPr>
+                      <w:rFonts w:ascii="Montserrat" w:cs="Montserrat" w:eastAsia="Montserrat" w:hAnsi="Montserrat"/>
+                      <w:color w:val="FFFFFF"/>
+                      <w:sz w:val="18"/>
+                      <w:szCs w:val="18"/>
+                    </w:rPr>
+                    <w:t xml:space="preserve">Fiche méthodologique et dispositif de veille</w:t>
+                  </w:r>
+                </w:p>
+              </w:tc>
+              <w:tc>
+                <w:tcPr>
+                  <w:tcW w:type="dxa" w:w="700"/>
+                  <w:tcBorders>
+                    <w:top w:val="none" w:color="auto" w:sz="0"/>
+                    <w:left w:val="none" w:color="auto" w:sz="0"/>
+                    <w:bottom w:val="single" w:color="354658" w:sz="4"/>
+                    <w:right w:val="none" w:color="auto" w:sz="0"/>
+                  </w:tcBorders>
+                  <w:tcMar>
+                    <w:top w:type="dxa" w:w="170"/>
+                    <w:bottom w:type="dxa" w:w="150"/>
+                  </w:tcMar>
+                  <w:vAlign w:val="center"/>
+                </w:tcPr>
+                <w:p>
+                  <w:pPr>
+                    <w:spacing w:after="0"/>
+                    <w:jc w:val="right"/>
+                  </w:pPr>
+                  <w:r>
+                    <w:rPr>
+                      <w:rFonts w:ascii="Montserrat" w:cs="Montserrat" w:eastAsia="Montserrat" w:hAnsi="Montserrat"/>
+                      <w:b/>
+                      <w:bCs/>
+                      <w:color w:val="FFFFFF"/>
+                      <w:sz w:val="16"/>
+                      <w:szCs w:val="16"/>
+                    </w:rPr>
+                    <w:fldChar w:fldCharType="begin"/>
+                  </w:r>
+                  <w:r>
+                    <w:rPr>
+                      <w:rFonts w:ascii="Montserrat" w:cs="Montserrat" w:eastAsia="Montserrat" w:hAnsi="Montserrat"/>
+                      <w:b/>
+                      <w:bCs/>
+                      <w:color w:val="FFFFFF"/>
+                      <w:sz w:val="16"/>
+                      <w:szCs w:val="16"/>
+                    </w:rPr>
+                    <w:instrText xml:space="preserve"> PAGEREF ann_0 \h </w:instrText>
+                  </w:r>
+                  <w:r>
+                    <w:rPr>
+                      <w:rFonts w:ascii="Montserrat" w:cs="Montserrat" w:eastAsia="Montserrat" w:hAnsi="Montserrat"/>
+                      <w:b/>
+                      <w:bCs/>
+                      <w:color w:val="FFFFFF"/>
+                      <w:sz w:val="16"/>
+                      <w:szCs w:val="16"/>
+                    </w:rPr>
+                    <w:fldChar w:fldCharType="separate"/>
+                  </w:r>
+                  <w:r>
+                    <w:rPr>
+                      <w:rFonts w:ascii="Montserrat" w:cs="Montserrat" w:eastAsia="Montserrat" w:hAnsi="Montserrat"/>
+                      <w:b/>
+                      <w:bCs/>
+                      <w:color w:val="FFFFFF"/>
+                      <w:sz w:val="16"/>
+                      <w:szCs w:val="16"/>
+                    </w:rPr>
+                    <w:t>18</w:t>
+                  </w:r>
+                  <w:r>
+                    <w:rPr>
+                      <w:rFonts w:ascii="Montserrat" w:cs="Montserrat" w:eastAsia="Montserrat" w:hAnsi="Montserrat"/>
+                      <w:b/>
+                      <w:bCs/>
+                      <w:color w:val="FFFFFF"/>
+                      <w:sz w:val="16"/>
+                      <w:szCs w:val="16"/>
+                    </w:rPr>
+                    <w:fldChar w:fldCharType="end"/>
+                  </w:r>
+                </w:p>
+              </w:tc>
+            </w:tr>
+            <w:tr>
+              <w:trPr>
+                <w:cantSplit/>
+              </w:trPr>
+              <w:tc>
+                <w:tcPr>
+                  <w:tcW w:type="dxa" w:w="900"/>
+                  <w:tcBorders>
+                    <w:top w:val="none" w:color="auto" w:sz="0"/>
+                    <w:left w:val="none" w:color="auto" w:sz="0"/>
+                    <w:bottom w:val="single" w:color="354658" w:sz="4"/>
+                    <w:right w:val="none" w:color="auto" w:sz="0"/>
+                  </w:tcBorders>
+                  <w:tcMar>
+                    <w:top w:type="dxa" w:w="150"/>
+                    <w:bottom w:type="dxa" w:w="150"/>
+                  </w:tcMar>
+                </w:tcPr>
+                <w:p>
+                  <w:pPr>
+                    <w:spacing w:after="0"/>
+                  </w:pPr>
+                  <w:r>
+                    <w:rPr>
+                      <w:rFonts w:ascii="Oswald" w:cs="Oswald" w:eastAsia="Oswald" w:hAnsi="Oswald"/>
+                      <w:color w:val="A7C1CB"/>
+                      <w:sz w:val="30"/>
+                      <w:szCs w:val="30"/>
+                    </w:rPr>
+                    <w:t xml:space="preserve">A2</w:t>
+                  </w:r>
+                </w:p>
+              </w:tc>
+              <w:tc>
+                <w:tcPr>
+                  <w:tcW w:type="dxa" w:w="6606"/>
+                  <w:tcBorders>
+                    <w:top w:val="none" w:color="auto" w:sz="0"/>
+                    <w:left w:val="none" w:color="auto" w:sz="0"/>
+                    <w:bottom w:val="single" w:color="354658" w:sz="4"/>
+                    <w:right w:val="none" w:color="auto" w:sz="0"/>
+                  </w:tcBorders>
+                  <w:tcMar>
+                    <w:top w:type="dxa" w:w="170"/>
+                    <w:bottom w:type="dxa" w:w="150"/>
+                  </w:tcMar>
+                  <w:vAlign w:val="center"/>
+                </w:tcPr>
+                <w:p>
+                  <w:pPr>
+                    <w:spacing w:after="0"/>
+                  </w:pPr>
+                  <w:r>
+                    <w:rPr>
+                      <w:rFonts w:ascii="Montserrat" w:cs="Montserrat" w:eastAsia="Montserrat" w:hAnsi="Montserrat"/>
+                      <w:color w:val="FFFFFF"/>
+                      <w:sz w:val="18"/>
+                      <w:szCs w:val="18"/>
+                    </w:rPr>
+                    <w:t xml:space="preserve">Grille d'évaluation de la fiabilité des sources</w:t>
+                  </w:r>
+                </w:p>
+              </w:tc>
+              <w:tc>
+                <w:tcPr>
+                  <w:tcW w:type="dxa" w:w="700"/>
+                  <w:tcBorders>
+                    <w:top w:val="none" w:color="auto" w:sz="0"/>
+                    <w:left w:val="none" w:color="auto" w:sz="0"/>
+                    <w:bottom w:val="single" w:color="354658" w:sz="4"/>
+                    <w:right w:val="none" w:color="auto" w:sz="0"/>
+                  </w:tcBorders>
+                  <w:tcMar>
+                    <w:top w:type="dxa" w:w="170"/>
+                    <w:bottom w:type="dxa" w:w="150"/>
+                  </w:tcMar>
+                  <w:vAlign w:val="center"/>
+                </w:tcPr>
+                <w:p>
+                  <w:pPr>
+                    <w:spacing w:after="0"/>
+                    <w:jc w:val="right"/>
+                  </w:pPr>
+                  <w:r>
+                    <w:rPr>
+                      <w:rFonts w:ascii="Montserrat" w:cs="Montserrat" w:eastAsia="Montserrat" w:hAnsi="Montserrat"/>
+                      <w:b/>
+                      <w:bCs/>
+                      <w:color w:val="FFFFFF"/>
+                      <w:sz w:val="16"/>
+                      <w:szCs w:val="16"/>
+                    </w:rPr>
+                    <w:fldChar w:fldCharType="begin"/>
+                  </w:r>
+                  <w:r>
+                    <w:rPr>
+                      <w:rFonts w:ascii="Montserrat" w:cs="Montserrat" w:eastAsia="Montserrat" w:hAnsi="Montserrat"/>
+                      <w:b/>
+                      <w:bCs/>
+                      <w:color w:val="FFFFFF"/>
+                      <w:sz w:val="16"/>
+                      <w:szCs w:val="16"/>
+                    </w:rPr>
+                    <w:instrText xml:space="preserve"> PAGEREF ann_1 \h </w:instrText>
+                  </w:r>
+                  <w:r>
+                    <w:rPr>
+                      <w:rFonts w:ascii="Montserrat" w:cs="Montserrat" w:eastAsia="Montserrat" w:hAnsi="Montserrat"/>
+                      <w:b/>
+                      <w:bCs/>
+                      <w:color w:val="FFFFFF"/>
+                      <w:sz w:val="16"/>
+                      <w:szCs w:val="16"/>
+                    </w:rPr>
+                    <w:fldChar w:fldCharType="separate"/>
+                  </w:r>
+                  <w:r>
+                    <w:rPr>
+                      <w:rFonts w:ascii="Montserrat" w:cs="Montserrat" w:eastAsia="Montserrat" w:hAnsi="Montserrat"/>
+                      <w:b/>
+                      <w:bCs/>
+                      <w:color w:val="FFFFFF"/>
+                      <w:sz w:val="16"/>
+                      <w:szCs w:val="16"/>
+                    </w:rPr>
+                    <w:t>19</w:t>
+                  </w:r>
+                  <w:r>
+                    <w:rPr>
+                      <w:rFonts w:ascii="Montserrat" w:cs="Montserrat" w:eastAsia="Montserrat" w:hAnsi="Montserrat"/>
+                      <w:b/>
+                      <w:bCs/>
+                      <w:color w:val="FFFFFF"/>
+                      <w:sz w:val="16"/>
+                      <w:szCs w:val="16"/>
+                    </w:rPr>
+                    <w:fldChar w:fldCharType="end"/>
+                  </w:r>
+                </w:p>
+              </w:tc>
+            </w:tr>
+            <w:tr>
+              <w:trPr>
+                <w:cantSplit/>
+              </w:trPr>
+              <w:tc>
+                <w:tcPr>
+                  <w:tcW w:type="dxa" w:w="900"/>
+                  <w:tcBorders>
+                    <w:top w:val="none" w:color="auto" w:sz="0"/>
+                    <w:left w:val="none" w:color="auto" w:sz="0"/>
+                    <w:bottom w:val="single" w:color="354658" w:sz="4"/>
+                    <w:right w:val="none" w:color="auto" w:sz="0"/>
+                  </w:tcBorders>
+                  <w:tcMar>
+                    <w:top w:type="dxa" w:w="150"/>
+                    <w:bottom w:type="dxa" w:w="150"/>
+                  </w:tcMar>
+                </w:tcPr>
+                <w:p>
+                  <w:pPr>
+                    <w:spacing w:after="0"/>
+                  </w:pPr>
+                  <w:r>
+                    <w:rPr>
+                      <w:rFonts w:ascii="Oswald" w:cs="Oswald" w:eastAsia="Oswald" w:hAnsi="Oswald"/>
+                      <w:color w:val="A7C1CB"/>
+                      <w:sz w:val="30"/>
+                      <w:szCs w:val="30"/>
+                    </w:rPr>
+                    <w:t xml:space="preserve">A3</w:t>
+                  </w:r>
+                </w:p>
+              </w:tc>
+              <w:tc>
+                <w:tcPr>
+                  <w:tcW w:type="dxa" w:w="6606"/>
+                  <w:tcBorders>
+                    <w:top w:val="none" w:color="auto" w:sz="0"/>
+                    <w:left w:val="none" w:color="auto" w:sz="0"/>
+                    <w:bottom w:val="single" w:color="354658" w:sz="4"/>
+                    <w:right w:val="none" w:color="auto" w:sz="0"/>
+                  </w:tcBorders>
+                  <w:tcMar>
+                    <w:top w:type="dxa" w:w="170"/>
+                    <w:bottom w:type="dxa" w:w="150"/>
+                  </w:tcMar>
+                  <w:vAlign w:val="center"/>
+                </w:tcPr>
+                <w:p>
+                  <w:pPr>
+                    <w:spacing w:after="0"/>
+                  </w:pPr>
+                  <w:r>
+                    <w:rPr>
+                      <w:rFonts w:ascii="Montserrat" w:cs="Montserrat" w:eastAsia="Montserrat" w:hAnsi="Montserrat"/>
+                      <w:color w:val="FFFFFF"/>
+                      <w:sz w:val="18"/>
+                      <w:szCs w:val="18"/>
+                    </w:rPr>
+                    <w:t xml:space="preserve">Détail des calculs de dimensionnement</w:t>
+                  </w:r>
+                </w:p>
+              </w:tc>
+              <w:tc>
+                <w:tcPr>
+                  <w:tcW w:type="dxa" w:w="700"/>
+                  <w:tcBorders>
+                    <w:top w:val="none" w:color="auto" w:sz="0"/>
+                    <w:left w:val="none" w:color="auto" w:sz="0"/>
+                    <w:bottom w:val="single" w:color="354658" w:sz="4"/>
+                    <w:right w:val="none" w:color="auto" w:sz="0"/>
+                  </w:tcBorders>
+                  <w:tcMar>
+                    <w:top w:type="dxa" w:w="170"/>
+                    <w:bottom w:type="dxa" w:w="150"/>
+                  </w:tcMar>
+                  <w:vAlign w:val="center"/>
+                </w:tcPr>
+                <w:p>
+                  <w:pPr>
+                    <w:spacing w:after="0"/>
+                    <w:jc w:val="right"/>
+                  </w:pPr>
+                  <w:r>
+                    <w:rPr>
+                      <w:rFonts w:ascii="Montserrat" w:cs="Montserrat" w:eastAsia="Montserrat" w:hAnsi="Montserrat"/>
+                      <w:b/>
+                      <w:bCs/>
+                      <w:color w:val="FFFFFF"/>
+                      <w:sz w:val="16"/>
+                      <w:szCs w:val="16"/>
+                    </w:rPr>
+                    <w:fldChar w:fldCharType="begin"/>
+                  </w:r>
+                  <w:r>
+                    <w:rPr>
+                      <w:rFonts w:ascii="Montserrat" w:cs="Montserrat" w:eastAsia="Montserrat" w:hAnsi="Montserrat"/>
+                      <w:b/>
+                      <w:bCs/>
+                      <w:color w:val="FFFFFF"/>
+                      <w:sz w:val="16"/>
+                      <w:szCs w:val="16"/>
+                    </w:rPr>
+                    <w:instrText xml:space="preserve"> PAGEREF ann_2 \h </w:instrText>
+                  </w:r>
+                  <w:r>
+                    <w:rPr>
+                      <w:rFonts w:ascii="Montserrat" w:cs="Montserrat" w:eastAsia="Montserrat" w:hAnsi="Montserrat"/>
+                      <w:b/>
+                      <w:bCs/>
+                      <w:color w:val="FFFFFF"/>
+                      <w:sz w:val="16"/>
+                      <w:szCs w:val="16"/>
+                    </w:rPr>
+                    <w:fldChar w:fldCharType="separate"/>
+                  </w:r>
+                  <w:r>
+                    <w:rPr>
+                      <w:rFonts w:ascii="Montserrat" w:cs="Montserrat" w:eastAsia="Montserrat" w:hAnsi="Montserrat"/>
+                      <w:b/>
+                      <w:bCs/>
+                      <w:color w:val="FFFFFF"/>
+                      <w:sz w:val="16"/>
+                      <w:szCs w:val="16"/>
+                    </w:rPr>
+                    <w:t>20</w:t>
+                  </w:r>
+                  <w:r>
+                    <w:rPr>
+                      <w:rFonts w:ascii="Montserrat" w:cs="Montserrat" w:eastAsia="Montserrat" w:hAnsi="Montserrat"/>
+                      <w:b/>
+                      <w:bCs/>
+                      <w:color w:val="FFFFFF"/>
+                      <w:sz w:val="16"/>
+                      <w:szCs w:val="16"/>
+                    </w:rPr>
+                    <w:fldChar w:fldCharType="end"/>
+                  </w:r>
+                </w:p>
+              </w:tc>
+            </w:tr>
+            <w:tr>
+              <w:trPr>
+                <w:cantSplit/>
+              </w:trPr>
+              <w:tc>
+                <w:tcPr>
+                  <w:tcW w:type="dxa" w:w="900"/>
+                  <w:tcBorders>
+                    <w:top w:val="none" w:color="auto" w:sz="0"/>
+                    <w:left w:val="none" w:color="auto" w:sz="0"/>
+                    <w:bottom w:val="single" w:color="354658" w:sz="4"/>
+                    <w:right w:val="none" w:color="auto" w:sz="0"/>
+                  </w:tcBorders>
+                  <w:tcMar>
+                    <w:top w:type="dxa" w:w="150"/>
+                    <w:bottom w:type="dxa" w:w="150"/>
+                  </w:tcMar>
+                </w:tcPr>
+                <w:p>
+                  <w:pPr>
+                    <w:spacing w:after="0"/>
+                  </w:pPr>
+                  <w:r>
+                    <w:rPr>
+                      <w:rFonts w:ascii="Oswald" w:cs="Oswald" w:eastAsia="Oswald" w:hAnsi="Oswald"/>
+                      <w:color w:val="A7C1CB"/>
+                      <w:sz w:val="30"/>
+                      <w:szCs w:val="30"/>
+                    </w:rPr>
+                    <w:t xml:space="preserve">A4</w:t>
+                  </w:r>
+                </w:p>
+              </w:tc>
+              <w:tc>
+                <w:tcPr>
+                  <w:tcW w:type="dxa" w:w="6606"/>
+                  <w:tcBorders>
+                    <w:top w:val="none" w:color="auto" w:sz="0"/>
+                    <w:left w:val="none" w:color="auto" w:sz="0"/>
+                    <w:bottom w:val="single" w:color="354658" w:sz="4"/>
+                    <w:right w:val="none" w:color="auto" w:sz="0"/>
+                  </w:tcBorders>
+                  <w:tcMar>
+                    <w:top w:type="dxa" w:w="170"/>
+                    <w:bottom w:type="dxa" w:w="150"/>
+                  </w:tcMar>
+                  <w:vAlign w:val="center"/>
+                </w:tcPr>
+                <w:p>
+                  <w:pPr>
+                    <w:spacing w:after="0"/>
+                  </w:pPr>
+                  <w:r>
+                    <w:rPr>
+                      <w:rFonts w:ascii="Montserrat" w:cs="Montserrat" w:eastAsia="Montserrat" w:hAnsi="Montserrat"/>
+                      <w:color w:val="FFFFFF"/>
+                      <w:sz w:val="18"/>
+                      <w:szCs w:val="18"/>
+                    </w:rPr>
+                    <w:t xml:space="preserve">Typologie du benchmark concurrentiel</w:t>
+                  </w:r>
+                </w:p>
+              </w:tc>
+              <w:tc>
+                <w:tcPr>
+                  <w:tcW w:type="dxa" w:w="700"/>
+                  <w:tcBorders>
+                    <w:top w:val="none" w:color="auto" w:sz="0"/>
+                    <w:left w:val="none" w:color="auto" w:sz="0"/>
+                    <w:bottom w:val="single" w:color="354658" w:sz="4"/>
+                    <w:right w:val="none" w:color="auto" w:sz="0"/>
+                  </w:tcBorders>
+                  <w:tcMar>
+                    <w:top w:type="dxa" w:w="170"/>
+                    <w:bottom w:type="dxa" w:w="150"/>
+                  </w:tcMar>
+                  <w:vAlign w:val="center"/>
+                </w:tcPr>
+                <w:p>
+                  <w:pPr>
+                    <w:spacing w:after="0"/>
+                    <w:jc w:val="right"/>
+                  </w:pPr>
+                  <w:r>
+                    <w:rPr>
+                      <w:rFonts w:ascii="Montserrat" w:cs="Montserrat" w:eastAsia="Montserrat" w:hAnsi="Montserrat"/>
+                      <w:b/>
+                      <w:bCs/>
+                      <w:color w:val="FFFFFF"/>
+                      <w:sz w:val="16"/>
+                      <w:szCs w:val="16"/>
+                    </w:rPr>
+                    <w:fldChar w:fldCharType="begin"/>
+                  </w:r>
+                  <w:r>
+                    <w:rPr>
+                      <w:rFonts w:ascii="Montserrat" w:cs="Montserrat" w:eastAsia="Montserrat" w:hAnsi="Montserrat"/>
+                      <w:b/>
+                      <w:bCs/>
+                      <w:color w:val="FFFFFF"/>
+                      <w:sz w:val="16"/>
+                      <w:szCs w:val="16"/>
+                    </w:rPr>
+                    <w:instrText xml:space="preserve"> PAGEREF ann_3 \h </w:instrText>
+                  </w:r>
+                  <w:r>
+                    <w:rPr>
+                      <w:rFonts w:ascii="Montserrat" w:cs="Montserrat" w:eastAsia="Montserrat" w:hAnsi="Montserrat"/>
+                      <w:b/>
+                      <w:bCs/>
+                      <w:color w:val="FFFFFF"/>
+                      <w:sz w:val="16"/>
+                      <w:szCs w:val="16"/>
+                    </w:rPr>
+                    <w:fldChar w:fldCharType="separate"/>
+                  </w:r>
+                  <w:r>
+                    <w:rPr>
+                      <w:rFonts w:ascii="Montserrat" w:cs="Montserrat" w:eastAsia="Montserrat" w:hAnsi="Montserrat"/>
+                      <w:b/>
+                      <w:bCs/>
+                      <w:color w:val="FFFFFF"/>
+                      <w:sz w:val="16"/>
+                      <w:szCs w:val="16"/>
+                    </w:rPr>
+                    <w:t>21</w:t>
+                  </w:r>
+                  <w:r>
+                    <w:rPr>
+                      <w:rFonts w:ascii="Montserrat" w:cs="Montserrat" w:eastAsia="Montserrat" w:hAnsi="Montserrat"/>
+                      <w:b/>
+                      <w:bCs/>
+                      <w:color w:val="FFFFFF"/>
+                      <w:sz w:val="16"/>
+                      <w:szCs w:val="16"/>
+                    </w:rPr>
+                    <w:fldChar w:fldCharType="end"/>
+                  </w:r>
+                </w:p>
+              </w:tc>
+            </w:tr>
+            <w:tr>
+              <w:trPr>
+                <w:cantSplit/>
+              </w:trPr>
+              <w:tc>
+                <w:tcPr>
+                  <w:tcW w:type="dxa" w:w="900"/>
+                  <w:tcBorders>
+                    <w:top w:val="none" w:color="auto" w:sz="0"/>
+                    <w:left w:val="none" w:color="auto" w:sz="0"/>
+                    <w:bottom w:val="single" w:color="354658" w:sz="4"/>
+                    <w:right w:val="none" w:color="auto" w:sz="0"/>
+                  </w:tcBorders>
+                  <w:tcMar>
+                    <w:top w:type="dxa" w:w="150"/>
+                    <w:bottom w:type="dxa" w:w="150"/>
+                  </w:tcMar>
+                </w:tcPr>
+                <w:p>
+                  <w:pPr>
+                    <w:spacing w:after="0"/>
+                  </w:pPr>
+                  <w:r>
+                    <w:rPr>
+                      <w:rFonts w:ascii="Oswald" w:cs="Oswald" w:eastAsia="Oswald" w:hAnsi="Oswald"/>
+                      <w:color w:val="A7C1CB"/>
+                      <w:sz w:val="30"/>
+                      <w:szCs w:val="30"/>
+                    </w:rPr>
+                    <w:t xml:space="preserve">A5</w:t>
+                  </w:r>
+                </w:p>
+              </w:tc>
+              <w:tc>
+                <w:tcPr>
+                  <w:tcW w:type="dxa" w:w="6606"/>
+                  <w:tcBorders>
+                    <w:top w:val="none" w:color="auto" w:sz="0"/>
+                    <w:left w:val="none" w:color="auto" w:sz="0"/>
+                    <w:bottom w:val="single" w:color="354658" w:sz="4"/>
+                    <w:right w:val="none" w:color="auto" w:sz="0"/>
+                  </w:tcBorders>
+                  <w:tcMar>
+                    <w:top w:type="dxa" w:w="170"/>
+                    <w:bottom w:type="dxa" w:w="150"/>
+                  </w:tcMar>
+                  <w:vAlign w:val="center"/>
+                </w:tcPr>
+                <w:p>
+                  <w:pPr>
+                    <w:spacing w:after="0"/>
+                  </w:pPr>
+                  <w:r>
+                    <w:rPr>
+                      <w:rFonts w:ascii="Montserrat" w:cs="Montserrat" w:eastAsia="Montserrat" w:hAnsi="Montserrat"/>
+                      <w:color w:val="FFFFFF"/>
+                      <w:sz w:val="18"/>
+                      <w:szCs w:val="18"/>
+                    </w:rPr>
+                    <w:t xml:space="preserve">Questionnaire quantitatif</w:t>
+                  </w:r>
+                </w:p>
+              </w:tc>
+              <w:tc>
+                <w:tcPr>
+                  <w:tcW w:type="dxa" w:w="700"/>
+                  <w:tcBorders>
+                    <w:top w:val="none" w:color="auto" w:sz="0"/>
+                    <w:left w:val="none" w:color="auto" w:sz="0"/>
+                    <w:bottom w:val="single" w:color="354658" w:sz="4"/>
+                    <w:right w:val="none" w:color="auto" w:sz="0"/>
+                  </w:tcBorders>
+                  <w:tcMar>
+                    <w:top w:type="dxa" w:w="170"/>
+                    <w:bottom w:type="dxa" w:w="150"/>
+                  </w:tcMar>
+                  <w:vAlign w:val="center"/>
+                </w:tcPr>
+                <w:p>
+                  <w:pPr>
+                    <w:spacing w:after="0"/>
+                    <w:jc w:val="right"/>
+                  </w:pPr>
+                  <w:r>
+                    <w:rPr>
+                      <w:rFonts w:ascii="Montserrat" w:cs="Montserrat" w:eastAsia="Montserrat" w:hAnsi="Montserrat"/>
+                      <w:b/>
+                      <w:bCs/>
+                      <w:color w:val="FFFFFF"/>
+                      <w:sz w:val="16"/>
+                      <w:szCs w:val="16"/>
+                    </w:rPr>
+                    <w:fldChar w:fldCharType="begin"/>
+                  </w:r>
+                  <w:r>
+                    <w:rPr>
+                      <w:rFonts w:ascii="Montserrat" w:cs="Montserrat" w:eastAsia="Montserrat" w:hAnsi="Montserrat"/>
+                      <w:b/>
+                      <w:bCs/>
+                      <w:color w:val="FFFFFF"/>
+                      <w:sz w:val="16"/>
+                      <w:szCs w:val="16"/>
+                    </w:rPr>
+                    <w:instrText xml:space="preserve"> PAGEREF ann_4 \h </w:instrText>
+                  </w:r>
+                  <w:r>
+                    <w:rPr>
+                      <w:rFonts w:ascii="Montserrat" w:cs="Montserrat" w:eastAsia="Montserrat" w:hAnsi="Montserrat"/>
+                      <w:b/>
+                      <w:bCs/>
+                      <w:color w:val="FFFFFF"/>
+                      <w:sz w:val="16"/>
+                      <w:szCs w:val="16"/>
+                    </w:rPr>
+                    <w:fldChar w:fldCharType="separate"/>
+                  </w:r>
+                  <w:r>
+                    <w:rPr>
+                      <w:rFonts w:ascii="Montserrat" w:cs="Montserrat" w:eastAsia="Montserrat" w:hAnsi="Montserrat"/>
+                      <w:b/>
+                      <w:bCs/>
+                      <w:color w:val="FFFFFF"/>
+                      <w:sz w:val="16"/>
+                      <w:szCs w:val="16"/>
+                    </w:rPr>
+                    <w:t>22</w:t>
+                  </w:r>
+                  <w:r>
+                    <w:rPr>
+                      <w:rFonts w:ascii="Montserrat" w:cs="Montserrat" w:eastAsia="Montserrat" w:hAnsi="Montserrat"/>
+                      <w:b/>
+                      <w:bCs/>
+                      <w:color w:val="FFFFFF"/>
+                      <w:sz w:val="16"/>
+                      <w:szCs w:val="16"/>
+                    </w:rPr>
+                    <w:fldChar w:fldCharType="end"/>
+                  </w:r>
+                </w:p>
+              </w:tc>
+            </w:tr>
+            <w:tr>
+              <w:trPr>
+                <w:cantSplit/>
+              </w:trPr>
+              <w:tc>
+                <w:tcPr>
+                  <w:tcW w:type="dxa" w:w="900"/>
+                  <w:tcBorders>
+                    <w:top w:val="none" w:color="auto" w:sz="0"/>
+                    <w:left w:val="none" w:color="auto" w:sz="0"/>
+                    <w:bottom w:val="single" w:color="354658" w:sz="4"/>
+                    <w:right w:val="none" w:color="auto" w:sz="0"/>
+                  </w:tcBorders>
+                  <w:tcMar>
+                    <w:top w:type="dxa" w:w="150"/>
+                    <w:bottom w:type="dxa" w:w="150"/>
+                  </w:tcMar>
+                </w:tcPr>
+                <w:p>
+                  <w:pPr>
+                    <w:spacing w:after="0"/>
+                  </w:pPr>
+                  <w:r>
+                    <w:rPr>
+                      <w:rFonts w:ascii="Oswald" w:cs="Oswald" w:eastAsia="Oswald" w:hAnsi="Oswald"/>
+                      <w:color w:val="A7C1CB"/>
+                      <w:sz w:val="30"/>
+                      <w:szCs w:val="30"/>
+                    </w:rPr>
+                    <w:t xml:space="preserve">A6</w:t>
+                  </w:r>
+                </w:p>
+              </w:tc>
+              <w:tc>
+                <w:tcPr>
+                  <w:tcW w:type="dxa" w:w="6606"/>
+                  <w:tcBorders>
+                    <w:top w:val="none" w:color="auto" w:sz="0"/>
+                    <w:left w:val="none" w:color="auto" w:sz="0"/>
+                    <w:bottom w:val="single" w:color="354658" w:sz="4"/>
+                    <w:right w:val="none" w:color="auto" w:sz="0"/>
+                  </w:tcBorders>
+                  <w:tcMar>
+                    <w:top w:type="dxa" w:w="170"/>
+                    <w:bottom w:type="dxa" w:w="150"/>
+                  </w:tcMar>
+                  <w:vAlign w:val="center"/>
+                </w:tcPr>
+                <w:p>
+                  <w:pPr>
+                    <w:spacing w:after="0"/>
+                  </w:pPr>
+                  <w:r>
+                    <w:rPr>
+                      <w:rFonts w:ascii="Montserrat" w:cs="Montserrat" w:eastAsia="Montserrat" w:hAnsi="Montserrat"/>
+                      <w:color w:val="FFFFFF"/>
+                      <w:sz w:val="18"/>
+                      <w:szCs w:val="18"/>
+                    </w:rPr>
+                    <w:t xml:space="preserve">Guide d'entretien semi-directif</w:t>
+                  </w:r>
+                </w:p>
+              </w:tc>
+              <w:tc>
+                <w:tcPr>
+                  <w:tcW w:type="dxa" w:w="700"/>
+                  <w:tcBorders>
+                    <w:top w:val="none" w:color="auto" w:sz="0"/>
+                    <w:left w:val="none" w:color="auto" w:sz="0"/>
+                    <w:bottom w:val="single" w:color="354658" w:sz="4"/>
+                    <w:right w:val="none" w:color="auto" w:sz="0"/>
+                  </w:tcBorders>
+                  <w:tcMar>
+                    <w:top w:type="dxa" w:w="170"/>
+                    <w:bottom w:type="dxa" w:w="150"/>
+                  </w:tcMar>
+                  <w:vAlign w:val="center"/>
+                </w:tcPr>
+                <w:p>
+                  <w:pPr>
+                    <w:spacing w:after="0"/>
+                    <w:jc w:val="right"/>
+                  </w:pPr>
+                  <w:r>
+                    <w:rPr>
+                      <w:rFonts w:ascii="Montserrat" w:cs="Montserrat" w:eastAsia="Montserrat" w:hAnsi="Montserrat"/>
+                      <w:b/>
+                      <w:bCs/>
+                      <w:color w:val="FFFFFF"/>
+                      <w:sz w:val="16"/>
+                      <w:szCs w:val="16"/>
+                    </w:rPr>
+                    <w:fldChar w:fldCharType="begin"/>
+                  </w:r>
+                  <w:r>
+                    <w:rPr>
+                      <w:rFonts w:ascii="Montserrat" w:cs="Montserrat" w:eastAsia="Montserrat" w:hAnsi="Montserrat"/>
+                      <w:b/>
+                      <w:bCs/>
+                      <w:color w:val="FFFFFF"/>
+                      <w:sz w:val="16"/>
+                      <w:szCs w:val="16"/>
+                    </w:rPr>
+                    <w:instrText xml:space="preserve"> PAGEREF ann_5 \h </w:instrText>
+                  </w:r>
+                  <w:r>
+                    <w:rPr>
+                      <w:rFonts w:ascii="Montserrat" w:cs="Montserrat" w:eastAsia="Montserrat" w:hAnsi="Montserrat"/>
+                      <w:b/>
+                      <w:bCs/>
+                      <w:color w:val="FFFFFF"/>
+                      <w:sz w:val="16"/>
+                      <w:szCs w:val="16"/>
+                    </w:rPr>
+                    <w:fldChar w:fldCharType="separate"/>
+                  </w:r>
+                  <w:r>
+                    <w:rPr>
+                      <w:rFonts w:ascii="Montserrat" w:cs="Montserrat" w:eastAsia="Montserrat" w:hAnsi="Montserrat"/>
+                      <w:b/>
+                      <w:bCs/>
+                      <w:color w:val="FFFFFF"/>
+                      <w:sz w:val="16"/>
+                      <w:szCs w:val="16"/>
+                    </w:rPr>
+                    <w:t>23</w:t>
+                  </w:r>
+                  <w:r>
+                    <w:rPr>
+                      <w:rFonts w:ascii="Montserrat" w:cs="Montserrat" w:eastAsia="Montserrat" w:hAnsi="Montserrat"/>
+                      <w:b/>
+                      <w:bCs/>
+                      <w:color w:val="FFFFFF"/>
+                      <w:sz w:val="16"/>
+                      <w:szCs w:val="16"/>
+                    </w:rPr>
+                    <w:fldChar w:fldCharType="end"/>
+                  </w:r>
+                </w:p>
+              </w:tc>
+            </w:tr>
+            <w:tr>
+              <w:trPr>
+                <w:cantSplit/>
+              </w:trPr>
+              <w:tc>
+                <w:tcPr>
+                  <w:tcW w:type="dxa" w:w="900"/>
+                  <w:tcBorders>
+                    <w:top w:val="none" w:color="auto" w:sz="0"/>
+                    <w:left w:val="none" w:color="auto" w:sz="0"/>
+                    <w:bottom w:val="single" w:color="354658" w:sz="4"/>
+                    <w:right w:val="none" w:color="auto" w:sz="0"/>
+                  </w:tcBorders>
+                  <w:tcMar>
+                    <w:top w:type="dxa" w:w="150"/>
+                    <w:bottom w:type="dxa" w:w="150"/>
+                  </w:tcMar>
+                </w:tcPr>
+                <w:p>
+                  <w:pPr>
+                    <w:spacing w:after="0"/>
+                  </w:pPr>
+                  <w:r>
+                    <w:rPr>
+                      <w:rFonts w:ascii="Oswald" w:cs="Oswald" w:eastAsia="Oswald" w:hAnsi="Oswald"/>
+                      <w:color w:val="A7C1CB"/>
+                      <w:sz w:val="30"/>
+                      <w:szCs w:val="30"/>
+                    </w:rPr>
+                    <w:t xml:space="preserve">A7</w:t>
+                  </w:r>
+                </w:p>
+              </w:tc>
+              <w:tc>
+                <w:tcPr>
+                  <w:tcW w:type="dxa" w:w="6606"/>
+                  <w:tcBorders>
+                    <w:top w:val="none" w:color="auto" w:sz="0"/>
+                    <w:left w:val="none" w:color="auto" w:sz="0"/>
+                    <w:bottom w:val="single" w:color="354658" w:sz="4"/>
+                    <w:right w:val="none" w:color="auto" w:sz="0"/>
+                  </w:tcBorders>
+                  <w:tcMar>
+                    <w:top w:type="dxa" w:w="170"/>
+                    <w:bottom w:type="dxa" w:w="150"/>
+                  </w:tcMar>
+                  <w:vAlign w:val="center"/>
+                </w:tcPr>
+                <w:p>
+                  <w:pPr>
+                    <w:spacing w:after="0"/>
+                  </w:pPr>
+                  <w:r>
+                    <w:rPr>
+                      <w:rFonts w:ascii="Montserrat" w:cs="Montserrat" w:eastAsia="Montserrat" w:hAnsi="Montserrat"/>
+                      <w:color w:val="FFFFFF"/>
+                      <w:sz w:val="18"/>
+                      <w:szCs w:val="18"/>
+                    </w:rPr>
+                    <w:t xml:space="preserve">Glossaire</w:t>
+                  </w:r>
+                </w:p>
+              </w:tc>
+              <w:tc>
+                <w:tcPr>
+                  <w:tcW w:type="dxa" w:w="700"/>
+                  <w:tcBorders>
+                    <w:top w:val="none" w:color="auto" w:sz="0"/>
+                    <w:left w:val="none" w:color="auto" w:sz="0"/>
+                    <w:bottom w:val="single" w:color="354658" w:sz="4"/>
+                    <w:right w:val="none" w:color="auto" w:sz="0"/>
+                  </w:tcBorders>
+                  <w:tcMar>
+                    <w:top w:type="dxa" w:w="170"/>
+                    <w:bottom w:type="dxa" w:w="150"/>
+                  </w:tcMar>
+                  <w:vAlign w:val="center"/>
+                </w:tcPr>
+                <w:p>
+                  <w:pPr>
+                    <w:spacing w:after="0"/>
+                    <w:jc w:val="right"/>
+                  </w:pPr>
+                  <w:r>
+                    <w:rPr>
+                      <w:rFonts w:ascii="Montserrat" w:cs="Montserrat" w:eastAsia="Montserrat" w:hAnsi="Montserrat"/>
+                      <w:b/>
+                      <w:bCs/>
+                      <w:color w:val="FFFFFF"/>
+                      <w:sz w:val="16"/>
+                      <w:szCs w:val="16"/>
+                    </w:rPr>
+                    <w:fldChar w:fldCharType="begin"/>
+                  </w:r>
+                  <w:r>
+                    <w:rPr>
+                      <w:rFonts w:ascii="Montserrat" w:cs="Montserrat" w:eastAsia="Montserrat" w:hAnsi="Montserrat"/>
+                      <w:b/>
+                      <w:bCs/>
+                      <w:color w:val="FFFFFF"/>
+                      <w:sz w:val="16"/>
+                      <w:szCs w:val="16"/>
+                    </w:rPr>
+                    <w:instrText xml:space="preserve"> PAGEREF ann_6 \h </w:instrText>
+                  </w:r>
+                  <w:r>
+                    <w:rPr>
+                      <w:rFonts w:ascii="Montserrat" w:cs="Montserrat" w:eastAsia="Montserrat" w:hAnsi="Montserrat"/>
+                      <w:b/>
+                      <w:bCs/>
+                      <w:color w:val="FFFFFF"/>
+                      <w:sz w:val="16"/>
+                      <w:szCs w:val="16"/>
+                    </w:rPr>
+                    <w:fldChar w:fldCharType="separate"/>
+                  </w:r>
+                  <w:r>
+                    <w:rPr>
+                      <w:rFonts w:ascii="Montserrat" w:cs="Montserrat" w:eastAsia="Montserrat" w:hAnsi="Montserrat"/>
+                      <w:b/>
+                      <w:bCs/>
+                      <w:color w:val="FFFFFF"/>
+                      <w:sz w:val="16"/>
+                      <w:szCs w:val="16"/>
+                    </w:rPr>
+                    <w:t>24</w:t>
+                  </w:r>
+                  <w:r>
+                    <w:rPr>
+                      <w:rFonts w:ascii="Montserrat" w:cs="Montserrat" w:eastAsia="Montserrat" w:hAnsi="Montserrat"/>
+                      <w:b/>
+                      <w:bCs/>
+                      <w:color w:val="FFFFFF"/>
+                      <w:sz w:val="16"/>
+                      <w:szCs w:val="16"/>
+                    </w:rPr>
+                    <w:fldChar w:fldCharType="end"/>
+                  </w:r>
+                </w:p>
+              </w:tc>
+            </w:tr>
+            <w:tr>
+              <w:trPr>
+                <w:cantSplit/>
+              </w:trPr>
+              <w:tc>
+                <w:tcPr>
+                  <w:tcW w:type="dxa" w:w="900"/>
+                  <w:tcBorders>
+                    <w:top w:val="none" w:color="auto" w:sz="0"/>
+                    <w:left w:val="none" w:color="auto" w:sz="0"/>
+                    <w:bottom w:val="single" w:color="354658" w:sz="4"/>
+                    <w:right w:val="none" w:color="auto" w:sz="0"/>
+                  </w:tcBorders>
+                  <w:tcMar>
+                    <w:top w:type="dxa" w:w="150"/>
+                    <w:bottom w:type="dxa" w:w="150"/>
+                  </w:tcMar>
+                </w:tcPr>
+                <w:p>
+                  <w:pPr>
+                    <w:spacing w:after="0"/>
+                  </w:pPr>
+                  <w:r>
+                    <w:rPr>
+                      <w:rFonts w:ascii="Oswald" w:cs="Oswald" w:eastAsia="Oswald" w:hAnsi="Oswald"/>
+                      <w:color w:val="A7C1CB"/>
+                      <w:sz w:val="30"/>
+                      <w:szCs w:val="30"/>
+                    </w:rPr>
+                    <w:t xml:space="preserve">A8</w:t>
+                  </w:r>
+                </w:p>
+              </w:tc>
+              <w:tc>
+                <w:tcPr>
+                  <w:tcW w:type="dxa" w:w="6606"/>
+                  <w:tcBorders>
+                    <w:top w:val="none" w:color="auto" w:sz="0"/>
+                    <w:left w:val="none" w:color="auto" w:sz="0"/>
+                    <w:bottom w:val="single" w:color="354658" w:sz="4"/>
+                    <w:right w:val="none" w:color="auto" w:sz="0"/>
+                  </w:tcBorders>
+                  <w:tcMar>
+                    <w:top w:type="dxa" w:w="170"/>
+                    <w:bottom w:type="dxa" w:w="150"/>
+                  </w:tcMar>
+                  <w:vAlign w:val="center"/>
+                </w:tcPr>
+                <w:p>
+                  <w:pPr>
+                    <w:spacing w:after="0"/>
+                  </w:pPr>
+                  <w:r>
+                    <w:rPr>
+                      <w:rFonts w:ascii="Montserrat" w:cs="Montserrat" w:eastAsia="Montserrat" w:hAnsi="Montserrat"/>
+                      <w:color w:val="FFFFFF"/>
+                      <w:sz w:val="18"/>
+                      <w:szCs w:val="18"/>
+                    </w:rPr>
+                    <w:t xml:space="preserve">Sources et références</w:t>
+                  </w:r>
+                </w:p>
+              </w:tc>
+              <w:tc>
+                <w:tcPr>
+                  <w:tcW w:type="dxa" w:w="700"/>
+                  <w:tcBorders>
+                    <w:top w:val="none" w:color="auto" w:sz="0"/>
+                    <w:left w:val="none" w:color="auto" w:sz="0"/>
+                    <w:bottom w:val="single" w:color="354658" w:sz="4"/>
+                    <w:right w:val="none" w:color="auto" w:sz="0"/>
+                  </w:tcBorders>
+                  <w:tcMar>
+                    <w:top w:type="dxa" w:w="170"/>
+                    <w:bottom w:type="dxa" w:w="150"/>
+                  </w:tcMar>
+                  <w:vAlign w:val="center"/>
+                </w:tcPr>
+                <w:p>
+                  <w:pPr>
+                    <w:spacing w:after="0"/>
+                    <w:jc w:val="right"/>
+                  </w:pPr>
+                  <w:r>
+                    <w:rPr>
+                      <w:rFonts w:ascii="Montserrat" w:cs="Montserrat" w:eastAsia="Montserrat" w:hAnsi="Montserrat"/>
+                      <w:b/>
+                      <w:bCs/>
+                      <w:color w:val="FFFFFF"/>
+                      <w:sz w:val="16"/>
+                      <w:szCs w:val="16"/>
+                    </w:rPr>
+                    <w:fldChar w:fldCharType="begin"/>
+                  </w:r>
+                  <w:r>
+                    <w:rPr>
+                      <w:rFonts w:ascii="Montserrat" w:cs="Montserrat" w:eastAsia="Montserrat" w:hAnsi="Montserrat"/>
+                      <w:b/>
+                      <w:bCs/>
+                      <w:color w:val="FFFFFF"/>
+                      <w:sz w:val="16"/>
+                      <w:szCs w:val="16"/>
+                    </w:rPr>
+                    <w:instrText xml:space="preserve"> PAGEREF ann_7 \h </w:instrText>
+                  </w:r>
+                  <w:r>
+                    <w:rPr>
+                      <w:rFonts w:ascii="Montserrat" w:cs="Montserrat" w:eastAsia="Montserrat" w:hAnsi="Montserrat"/>
+                      <w:b/>
+                      <w:bCs/>
+                      <w:color w:val="FFFFFF"/>
+                      <w:sz w:val="16"/>
+                      <w:szCs w:val="16"/>
+                    </w:rPr>
+                    <w:fldChar w:fldCharType="separate"/>
+                  </w:r>
+                  <w:r>
+                    <w:rPr>
+                      <w:rFonts w:ascii="Montserrat" w:cs="Montserrat" w:eastAsia="Montserrat" w:hAnsi="Montserrat"/>
+                      <w:b/>
+                      <w:bCs/>
+                      <w:color w:val="FFFFFF"/>
+                      <w:sz w:val="16"/>
+                      <w:szCs w:val="16"/>
+                    </w:rPr>
+                    <w:t>25</w:t>
+                  </w:r>
+                  <w:r>
+                    <w:rPr>
+                      <w:rFonts w:ascii="Montserrat" w:cs="Montserrat" w:eastAsia="Montserrat" w:hAnsi="Montserrat"/>
+                      <w:b/>
+                      <w:bCs/>
+                      <w:color w:val="FFFFFF"/>
+                      <w:sz w:val="16"/>
+                      <w:szCs w:val="16"/>
+                    </w:rPr>
+                    <w:fldChar w:fldCharType="end"/>
+                  </w:r>
+                </w:p>
+              </w:tc>
+            </w:tr>
+          </w:tbl>
+          <w:p/>
+        </w:tc>
+      </w:tr>
+    </w:tbl>
+    <w:p>
+      <w:pPr>
+        <w:keepNext/>
+        <w:pageBreakBefore/>
+        <w:spacing w:after="0" w:before="0" w:line="20" w:lineRule="exact"/>
+      </w:pPr>
+    </w:p>
+    <w:tbl>
+      <w:tblPr>
+        <w:tblW w:type="dxa" w:w="9406"/>
+        <w:tblBorders>
+          <w:top w:val="none" w:color="auto" w:sz="0"/>
+          <w:left w:val="none" w:color="auto" w:sz="0"/>
+          <w:bottom w:val="none" w:color="auto" w:sz="0"/>
+          <w:right w:val="none" w:color="auto" w:sz="0"/>
+          <w:insideH w:val="none" w:color="auto" w:sz="0"/>
+          <w:insideV w:val="none" w:color="auto" w:sz="0"/>
+        </w:tblBorders>
+        <w:tblLayout w:type="fixed"/>
+      </w:tblPr>
+      <w:tblGrid>
+        <w:gridCol w:w="1500"/>
+        <w:gridCol w:w="7906"/>
+      </w:tblGrid>
+      <w:tr>
+        <w:trPr>
+          <w:cantSplit/>
+        </w:trPr>
+        <w:tc>
+          <w:tcPr>
+            <w:tcW w:type="dxa" w:w="1500"/>
+            <w:tcBorders>
+              <w:top w:val="none" w:color="auto" w:sz="0"/>
+              <w:left w:val="none" w:color="auto" w:sz="0"/>
+              <w:bottom w:val="none" w:color="auto" w:sz="0"/>
+              <w:right w:val="none" w:color="auto" w:sz="0"/>
+            </w:tcBorders>
+            <w:shd w:fill="E9EDEF" w:color="auto" w:val="clear"/>
+            <w:tcMar>
+              <w:top w:type="dxa" w:w="100"/>
+              <w:bottom w:type="dxa" w:w="100"/>
+            </w:tcMar>
+            <w:vAlign w:val="center"/>
+          </w:tcPr>
+          <w:p>
+            <w:pPr>
+              <w:spacing w:after="0" w:line="900" w:lineRule="exact"/>
+              <w:jc w:val="center"/>
+            </w:pPr>
+            <w:r>
+              <w:rPr>
+                <w:rFonts w:ascii="Oswald ExtraLight" w:cs="Oswald ExtraLight" w:eastAsia="Oswald ExtraLight" w:hAnsi="Oswald ExtraLight"/>
+                <w:color w:val="87ADBA"/>
+                <w:sz w:val="76"/>
+                <w:szCs w:val="76"/>
+              </w:rPr>
+              <w:t xml:space="preserve">A1</w:t>
+            </w:r>
+          </w:p>
+        </w:tc>
+        <w:tc>
+          <w:tcPr>
+            <w:tcW w:type="dxa" w:w="7906"/>
+            <w:tcBorders>
+              <w:top w:val="none" w:color="auto" w:sz="0"/>
+              <w:left w:val="none" w:color="auto" w:sz="0"/>
+              <w:bottom w:val="none" w:color="auto" w:sz="0"/>
+              <w:right w:val="none" w:color="auto" w:sz="0"/>
+            </w:tcBorders>
+            <w:tcMar>
+              <w:left w:type="dxa" w:w="360"/>
+            </w:tcMar>
+            <w:vAlign w:val="center"/>
+          </w:tcPr>
+          <w:p>
+            <w:pPr>
+              <w:keepNext/>
+              <w:spacing w:after="60"/>
+            </w:pPr>
+            <w:r>
+              <w:rPr>
+                <w:rFonts w:ascii="Montserrat" w:cs="Montserrat" w:eastAsia="Montserrat" w:hAnsi="Montserrat"/>
+                <w:b/>
+                <w:bCs/>
+                <w:color w:val="87ADBA"/>
+                <w:spacing w:val="40"/>
+                <w:sz w:val="15"/>
+                <w:szCs w:val="15"/>
+              </w:rPr>
+              <w:t xml:space="preserve">ANNEXE A1</w:t>
+            </w:r>
+          </w:p>
+          <w:p>
+            <w:pPr>
+              <w:pStyle w:val="Heading1"/>
+              <w:keepNext/>
+              <w:spacing w:after="0" w:line="440" w:lineRule="exact"/>
+            </w:pPr>
+            <w:bookmarkStart w:name="ann_0" w:id="111"/>
+            <w:r>
+              <w:rPr>
+                <w:rFonts w:ascii="Oswald" w:cs="Oswald" w:eastAsia="Oswald" w:hAnsi="Oswald"/>
+                <w:b/>
+                <w:bCs/>
+                <w:color w:val="173347"/>
+                <w:sz w:val="36"/>
+                <w:szCs w:val="36"/>
+              </w:rPr>
+              <w:t xml:space="preserve">FICHE MÉTHODOLOGIQUE ET DISPOSITIF DE VEILLE</w:t>
+            </w:r>
+            <w:bookmarkEnd w:id="111"/>
+          </w:p>
+        </w:tc>
+      </w:tr>
+    </w:tbl>
+    <w:p>
+      <w:pPr>
+        <w:pBdr>
+          <w:bottom w:val="single" w:color="173347" w:sz="6"/>
+        </w:pBdr>
+        <w:spacing w:after="240" w:before="0"/>
+      </w:pPr>
+    </w:p>
+    <w:p>
+      <w:pPr>
+        <w:pStyle w:val="Heading2"/>
+        <w:keepNext/>
+        <w:pBdr>
+          <w:left w:val="single" w:color="87ADBA" w:sz="24" w:space="8"/>
+        </w:pBdr>
+        <w:spacing w:after="110" w:before="280"/>
+        <w:ind w:left="170"/>
+      </w:pPr>
+      <w:r>
+        <w:rPr>
+          <w:rFonts w:ascii="Montserrat" w:cs="Montserrat" w:eastAsia="Montserrat" w:hAnsi="Montserrat"/>
+          <w:b/>
+          <w:bCs/>
+          <w:color w:val="333635"/>
+          <w:spacing w:val="10"/>
+          <w:sz w:val="20"/>
+          <w:szCs w:val="20"/>
+        </w:rPr>
+        <w:t xml:space="preserve">L'APPROCHE RETENUE</w:t>
+      </w:r>
+    </w:p>
+    <w:p>
+      <w:pPr>
+        <w:spacing w:after="140" w:line="288"/>
+        <w:jc w:val="both"/>
+      </w:pPr>
+      <w:r>
+        <w:rPr>
+          <w:rFonts w:ascii="Montserrat" w:cs="Montserrat" w:eastAsia="Montserrat" w:hAnsi="Montserrat"/>
+          <w:color w:val="58595B"/>
+          <w:sz w:val="18"/>
+          <w:szCs w:val="18"/>
+        </w:rPr>
+        <w:t xml:space="preserve">L'étude repose sur une approche mixte séquentielle, où le qualitatif précède et informe le quantitatif. Les entretiens semi-directifs font émerger les catégories de besoins et le vocabulaire réellement employé par les publics. Le questionnaire, construit à partir de ces catégories, mesure ensuite leur fréquence et leur hiérarchie sur un échantillon plus large. Les tests utilisateurs sur prototype confrontent enfin les déclarations recueillies aux comportements observés.</w:t>
+      </w:r>
+    </w:p>
+    <w:p>
+      <w:pPr>
+        <w:spacing w:after="140" w:line="288"/>
+        <w:jc w:val="both"/>
+      </w:pPr>
+      <w:r>
+        <w:rPr>
+          <w:rFonts w:ascii="Montserrat" w:cs="Montserrat" w:eastAsia="Montserrat" w:hAnsi="Montserrat"/>
+          <w:color w:val="58595B"/>
+          <w:sz w:val="18"/>
+          <w:szCs w:val="18"/>
+        </w:rPr>
+        <w:t xml:space="preserve">À la date de rédaction, seule la phase documentaire est achevée. Les protocoles des annexes A5 et A6 sont prêts mais pas encore déployés.</w:t>
+      </w:r>
+    </w:p>
+    <w:p>
+      <w:pPr>
+        <w:pStyle w:val="Heading2"/>
+        <w:keepNext/>
+        <w:pBdr>
+          <w:left w:val="single" w:color="87ADBA" w:sz="24" w:space="8"/>
+        </w:pBdr>
+        <w:spacing w:after="110" w:before="280"/>
+        <w:ind w:left="170"/>
+      </w:pPr>
+      <w:r>
+        <w:rPr>
+          <w:rFonts w:ascii="Montserrat" w:cs="Montserrat" w:eastAsia="Montserrat" w:hAnsi="Montserrat"/>
+          <w:b/>
+          <w:bCs/>
+          <w:color w:val="333635"/>
+          <w:spacing w:val="10"/>
+          <w:sz w:val="20"/>
+          <w:szCs w:val="20"/>
+        </w:rPr>
+        <w:t xml:space="preserve">LES 4 AXES DE VEILLE</w:t>
+      </w:r>
+    </w:p>
+    <w:tbl>
+      <w:tblPr>
+        <w:tblW w:type="dxa" w:w="9406"/>
+        <w:tblBorders>
+          <w:top w:val="none" w:color="auto" w:sz="0"/>
+          <w:left w:val="none" w:color="auto" w:sz="0"/>
+          <w:bottom w:val="none" w:color="auto" w:sz="0"/>
+          <w:right w:val="none" w:color="auto" w:sz="0"/>
+          <w:insideH w:val="none" w:color="auto" w:sz="0"/>
+          <w:insideV w:val="none" w:color="auto" w:sz="0"/>
+        </w:tblBorders>
+        <w:tblLayout w:type="fixed"/>
+      </w:tblPr>
+      <w:tblGrid>
+        <w:gridCol w:w="1876"/>
+        <w:gridCol w:w="3752"/>
+        <w:gridCol w:w="3778"/>
+      </w:tblGrid>
+      <w:tr>
+        <w:trPr>
+          <w:cantSplit/>
+          <w:tblHeader/>
+        </w:trPr>
+        <w:tc>
+          <w:tcPr>
+            <w:tcW w:type="dxa" w:w="1876"/>
+            <w:tcBorders>
+              <w:top w:val="single" w:color="333635" w:sz="12"/>
+              <w:left w:val="none" w:color="auto" w:sz="0"/>
+              <w:bottom w:val="single" w:color="333635" w:sz="6"/>
+              <w:right w:val="none" w:color="auto" w:sz="0"/>
+            </w:tcBorders>
+            <w:tcMar>
+              <w:top w:type="dxa" w:w="90"/>
+              <w:left w:type="dxa" w:w="60"/>
+              <w:bottom w:type="dxa" w:w="90"/>
+              <w:right w:type="dxa" w:w="110"/>
+            </w:tcMar>
+            <w:vAlign w:val="bottom"/>
+          </w:tcPr>
+          <w:p>
+            <w:pPr>
+              <w:spacing w:after="0" w:line="252"/>
+              <w:jc w:val="left"/>
+            </w:pPr>
+            <w:r>
+              <w:rPr>
+                <w:rFonts w:ascii="Montserrat" w:cs="Montserrat" w:eastAsia="Montserrat" w:hAnsi="Montserrat"/>
+                <w:b/>
+                <w:bCs/>
+                <w:color w:val="333635"/>
+                <w:spacing w:val="10"/>
+                <w:sz w:val="14"/>
+                <w:szCs w:val="14"/>
+              </w:rPr>
+              <w:t xml:space="preserve">AXE</w:t>
+            </w:r>
+          </w:p>
+        </w:tc>
+        <w:tc>
+          <w:tcPr>
+            <w:tcW w:type="dxa" w:w="3752"/>
+            <w:tcBorders>
+              <w:top w:val="single" w:color="333635" w:sz="12"/>
+              <w:left w:val="none" w:color="auto" w:sz="0"/>
+              <w:bottom w:val="single" w:color="333635" w:sz="6"/>
+              <w:right w:val="none" w:color="auto" w:sz="0"/>
+            </w:tcBorders>
+            <w:tcMar>
+              <w:top w:type="dxa" w:w="90"/>
+              <w:left w:type="dxa" w:w="110"/>
+              <w:bottom w:type="dxa" w:w="90"/>
+              <w:right w:type="dxa" w:w="110"/>
+            </w:tcMar>
+            <w:vAlign w:val="bottom"/>
+          </w:tcPr>
+          <w:p>
+            <w:pPr>
+              <w:spacing w:after="0" w:line="252"/>
+              <w:jc w:val="left"/>
+            </w:pPr>
+            <w:r>
+              <w:rPr>
+                <w:rFonts w:ascii="Montserrat" w:cs="Montserrat" w:eastAsia="Montserrat" w:hAnsi="Montserrat"/>
+                <w:b/>
+                <w:bCs/>
+                <w:color w:val="333635"/>
+                <w:spacing w:val="10"/>
+                <w:sz w:val="14"/>
+                <w:szCs w:val="14"/>
+              </w:rPr>
+              <w:t xml:space="preserve">OBJECTIF</w:t>
+            </w:r>
+          </w:p>
+        </w:tc>
+        <w:tc>
+          <w:tcPr>
+            <w:tcW w:type="dxa" w:w="3778"/>
+            <w:tcBorders>
+              <w:top w:val="single" w:color="333635" w:sz="12"/>
+              <w:left w:val="none" w:color="auto" w:sz="0"/>
+              <w:bottom w:val="single" w:color="333635" w:sz="6"/>
+              <w:right w:val="none" w:color="auto" w:sz="0"/>
+            </w:tcBorders>
+            <w:tcMar>
+              <w:top w:type="dxa" w:w="90"/>
+              <w:left w:type="dxa" w:w="110"/>
+              <w:bottom w:type="dxa" w:w="90"/>
+              <w:right w:type="dxa" w:w="110"/>
+            </w:tcMar>
+            <w:vAlign w:val="bottom"/>
+          </w:tcPr>
+          <w:p>
+            <w:pPr>
+              <w:spacing w:after="0" w:line="252"/>
+              <w:jc w:val="left"/>
+            </w:pPr>
+            <w:r>
+              <w:rPr>
+                <w:rFonts w:ascii="Montserrat" w:cs="Montserrat" w:eastAsia="Montserrat" w:hAnsi="Montserrat"/>
+                <w:b/>
+                <w:bCs/>
+                <w:color w:val="333635"/>
+                <w:spacing w:val="10"/>
+                <w:sz w:val="14"/>
+                <w:szCs w:val="14"/>
+              </w:rPr>
+              <w:t xml:space="preserve">SOURCES MOBILISÉES</w:t>
+            </w:r>
+          </w:p>
+        </w:tc>
+      </w:tr>
+      <w:tr>
+        <w:trPr>
+          <w:cantSplit/>
+          <w:tblHeader w:val="false"/>
+        </w:trPr>
+        <w:tc>
+          <w:tcPr>
+            <w:tcW w:type="dxa" w:w="1876"/>
+            <w:tcBorders>
+              <w:top w:val="none" w:color="auto" w:sz="0"/>
+              <w:left w:val="none" w:color="auto" w:sz="0"/>
+              <w:bottom w:val="single" w:color="BCBEC0" w:sz="4"/>
+              <w:right w:val="none" w:color="auto" w:sz="0"/>
+            </w:tcBorders>
+            <w:tcMar>
+              <w:top w:type="dxa" w:w="80"/>
+              <w:left w:type="dxa" w:w="60"/>
+              <w:bottom w:type="dxa" w:w="80"/>
+              <w:right w:type="dxa" w:w="110"/>
+            </w:tcMar>
+            <w:vAlign w:val="top"/>
+          </w:tcPr>
+          <w:p>
+            <w:pPr>
+              <w:spacing w:after="0" w:line="252"/>
+              <w:jc w:val="left"/>
+            </w:pPr>
+            <w:r>
+              <w:rPr>
+                <w:rFonts w:ascii="Montserrat" w:cs="Montserrat" w:eastAsia="Montserrat" w:hAnsi="Montserrat"/>
+                <w:b/>
+                <w:bCs/>
+                <w:color w:val="333635"/>
+                <w:sz w:val="15"/>
+                <w:szCs w:val="15"/>
+              </w:rPr>
+              <w:t xml:space="preserve">Scientifique</w:t>
+            </w:r>
+          </w:p>
+        </w:tc>
+        <w:tc>
+          <w:tcPr>
+            <w:tcW w:type="dxa" w:w="3752"/>
+            <w:tcBorders>
+              <w:top w:val="none" w:color="auto" w:sz="0"/>
+              <w:left w:val="none" w:color="auto" w:sz="0"/>
+              <w:bottom w:val="single" w:color="BCBEC0" w:sz="4"/>
+              <w:right w:val="none" w:color="auto" w:sz="0"/>
+            </w:tcBorders>
+            <w:tcMar>
+              <w:top w:type="dxa" w:w="80"/>
+              <w:left w:type="dxa" w:w="110"/>
+              <w:bottom w:type="dxa" w:w="80"/>
+              <w:right w:type="dxa" w:w="110"/>
+            </w:tcMar>
+            <w:vAlign w:val="top"/>
+          </w:tcPr>
+          <w:p>
+            <w:pPr>
+              <w:spacing w:after="0" w:line="252"/>
+              <w:jc w:val="left"/>
+            </w:pPr>
+            <w:r>
+              <w:rPr>
+                <w:rFonts w:ascii="Montserrat" w:cs="Montserrat" w:eastAsia="Montserrat" w:hAnsi="Montserrat"/>
+                <w:b w:val="false"/>
+                <w:bCs w:val="false"/>
+                <w:color w:val="58595B"/>
+                <w:sz w:val="15"/>
+                <w:szCs w:val="15"/>
+              </w:rPr>
+              <w:t xml:space="preserve">Fonder les choix de conception sur des travaux établis en sciences cognitives et en pédagogie.</w:t>
+            </w:r>
+          </w:p>
+        </w:tc>
+        <w:tc>
+          <w:tcPr>
+            <w:tcW w:type="dxa" w:w="3778"/>
+            <w:tcBorders>
+              <w:top w:val="none" w:color="auto" w:sz="0"/>
+              <w:left w:val="none" w:color="auto" w:sz="0"/>
+              <w:bottom w:val="single" w:color="BCBEC0" w:sz="4"/>
+              <w:right w:val="none" w:color="auto" w:sz="0"/>
+            </w:tcBorders>
+            <w:tcMar>
+              <w:top w:type="dxa" w:w="80"/>
+              <w:left w:type="dxa" w:w="110"/>
+              <w:bottom w:type="dxa" w:w="80"/>
+              <w:right w:type="dxa" w:w="110"/>
+            </w:tcMar>
+            <w:vAlign w:val="top"/>
+          </w:tcPr>
+          <w:p>
+            <w:pPr>
+              <w:spacing w:after="0" w:line="252"/>
+              <w:jc w:val="left"/>
+            </w:pPr>
+            <w:r>
+              <w:rPr>
+                <w:rFonts w:ascii="Montserrat" w:cs="Montserrat" w:eastAsia="Montserrat" w:hAnsi="Montserrat"/>
+                <w:b w:val="false"/>
+                <w:bCs w:val="false"/>
+                <w:color w:val="58595B"/>
+                <w:sz w:val="15"/>
+                <w:szCs w:val="15"/>
+              </w:rPr>
+              <w:t xml:space="preserve">Théorie de la charge cognitive, principes de conception multimédia, conception universelle de l'apprentissage.</w:t>
+            </w:r>
+          </w:p>
+        </w:tc>
+      </w:tr>
+      <w:tr>
+        <w:trPr>
+          <w:cantSplit/>
+          <w:tblHeader w:val="false"/>
+        </w:trPr>
+        <w:tc>
+          <w:tcPr>
+            <w:tcW w:type="dxa" w:w="1876"/>
+            <w:tcBorders>
+              <w:top w:val="none" w:color="auto" w:sz="0"/>
+              <w:left w:val="none" w:color="auto" w:sz="0"/>
+              <w:bottom w:val="single" w:color="BCBEC0" w:sz="4"/>
+              <w:right w:val="none" w:color="auto" w:sz="0"/>
+            </w:tcBorders>
+            <w:tcMar>
+              <w:top w:type="dxa" w:w="80"/>
+              <w:left w:type="dxa" w:w="60"/>
+              <w:bottom w:type="dxa" w:w="80"/>
+              <w:right w:type="dxa" w:w="110"/>
+            </w:tcMar>
+            <w:vAlign w:val="top"/>
+          </w:tcPr>
+          <w:p>
+            <w:pPr>
+              <w:spacing w:after="0" w:line="252"/>
+              <w:jc w:val="left"/>
+            </w:pPr>
+            <w:r>
+              <w:rPr>
+                <w:rFonts w:ascii="Montserrat" w:cs="Montserrat" w:eastAsia="Montserrat" w:hAnsi="Montserrat"/>
+                <w:b/>
+                <w:bCs/>
+                <w:color w:val="333635"/>
+                <w:sz w:val="15"/>
+                <w:szCs w:val="15"/>
+              </w:rPr>
+              <w:t xml:space="preserve">Technique</w:t>
+            </w:r>
+          </w:p>
+        </w:tc>
+        <w:tc>
+          <w:tcPr>
+            <w:tcW w:type="dxa" w:w="3752"/>
+            <w:tcBorders>
+              <w:top w:val="none" w:color="auto" w:sz="0"/>
+              <w:left w:val="none" w:color="auto" w:sz="0"/>
+              <w:bottom w:val="single" w:color="BCBEC0" w:sz="4"/>
+              <w:right w:val="none" w:color="auto" w:sz="0"/>
+            </w:tcBorders>
+            <w:tcMar>
+              <w:top w:type="dxa" w:w="80"/>
+              <w:left w:type="dxa" w:w="110"/>
+              <w:bottom w:type="dxa" w:w="80"/>
+              <w:right w:type="dxa" w:w="110"/>
+            </w:tcMar>
+            <w:vAlign w:val="top"/>
+          </w:tcPr>
+          <w:p>
+            <w:pPr>
+              <w:spacing w:after="0" w:line="252"/>
+              <w:jc w:val="left"/>
+            </w:pPr>
+            <w:r>
+              <w:rPr>
+                <w:rFonts w:ascii="Montserrat" w:cs="Montserrat" w:eastAsia="Montserrat" w:hAnsi="Montserrat"/>
+                <w:b w:val="false"/>
+                <w:bCs w:val="false"/>
+                <w:color w:val="58595B"/>
+                <w:sz w:val="15"/>
+                <w:szCs w:val="15"/>
+              </w:rPr>
+              <w:t xml:space="preserve">Vérifier la faisabilité de l'export web et les contraintes réelles du parc informatique scolaire.</w:t>
+            </w:r>
+          </w:p>
+        </w:tc>
+        <w:tc>
+          <w:tcPr>
+            <w:tcW w:type="dxa" w:w="3778"/>
+            <w:tcBorders>
+              <w:top w:val="none" w:color="auto" w:sz="0"/>
+              <w:left w:val="none" w:color="auto" w:sz="0"/>
+              <w:bottom w:val="single" w:color="BCBEC0" w:sz="4"/>
+              <w:right w:val="none" w:color="auto" w:sz="0"/>
+            </w:tcBorders>
+            <w:tcMar>
+              <w:top w:type="dxa" w:w="80"/>
+              <w:left w:type="dxa" w:w="110"/>
+              <w:bottom w:type="dxa" w:w="80"/>
+              <w:right w:type="dxa" w:w="110"/>
+            </w:tcMar>
+            <w:vAlign w:val="top"/>
+          </w:tcPr>
+          <w:p>
+            <w:pPr>
+              <w:spacing w:after="0" w:line="252"/>
+              <w:jc w:val="left"/>
+            </w:pPr>
+            <w:r>
+              <w:rPr>
+                <w:rFonts w:ascii="Montserrat" w:cs="Montserrat" w:eastAsia="Montserrat" w:hAnsi="Montserrat"/>
+                <w:b w:val="false"/>
+                <w:bCs w:val="false"/>
+                <w:color w:val="58595B"/>
+                <w:sz w:val="15"/>
+                <w:szCs w:val="15"/>
+              </w:rPr>
+              <w:t xml:space="preserve">Documentation du moteur Ren'Py, référentiels d'accessibilité numérique.</w:t>
+            </w:r>
+          </w:p>
+        </w:tc>
+      </w:tr>
+      <w:tr>
+        <w:trPr>
+          <w:cantSplit/>
+          <w:tblHeader w:val="false"/>
+        </w:trPr>
+        <w:tc>
+          <w:tcPr>
+            <w:tcW w:type="dxa" w:w="1876"/>
+            <w:tcBorders>
+              <w:top w:val="none" w:color="auto" w:sz="0"/>
+              <w:left w:val="none" w:color="auto" w:sz="0"/>
+              <w:bottom w:val="single" w:color="BCBEC0" w:sz="4"/>
+              <w:right w:val="none" w:color="auto" w:sz="0"/>
+            </w:tcBorders>
+            <w:tcMar>
+              <w:top w:type="dxa" w:w="80"/>
+              <w:left w:type="dxa" w:w="60"/>
+              <w:bottom w:type="dxa" w:w="80"/>
+              <w:right w:type="dxa" w:w="110"/>
+            </w:tcMar>
+            <w:vAlign w:val="top"/>
+          </w:tcPr>
+          <w:p>
+            <w:pPr>
+              <w:spacing w:after="0" w:line="252"/>
+              <w:jc w:val="left"/>
+            </w:pPr>
+            <w:r>
+              <w:rPr>
+                <w:rFonts w:ascii="Montserrat" w:cs="Montserrat" w:eastAsia="Montserrat" w:hAnsi="Montserrat"/>
+                <w:b/>
+                <w:bCs/>
+                <w:color w:val="333635"/>
+                <w:sz w:val="15"/>
+                <w:szCs w:val="15"/>
+              </w:rPr>
+              <w:t xml:space="preserve">Réglementaire</w:t>
+            </w:r>
+          </w:p>
+        </w:tc>
+        <w:tc>
+          <w:tcPr>
+            <w:tcW w:type="dxa" w:w="3752"/>
+            <w:tcBorders>
+              <w:top w:val="none" w:color="auto" w:sz="0"/>
+              <w:left w:val="none" w:color="auto" w:sz="0"/>
+              <w:bottom w:val="single" w:color="BCBEC0" w:sz="4"/>
+              <w:right w:val="none" w:color="auto" w:sz="0"/>
+            </w:tcBorders>
+            <w:tcMar>
+              <w:top w:type="dxa" w:w="80"/>
+              <w:left w:type="dxa" w:w="110"/>
+              <w:bottom w:type="dxa" w:w="80"/>
+              <w:right w:type="dxa" w:w="110"/>
+            </w:tcMar>
+            <w:vAlign w:val="top"/>
+          </w:tcPr>
+          <w:p>
+            <w:pPr>
+              <w:spacing w:after="0" w:line="252"/>
+              <w:jc w:val="left"/>
+            </w:pPr>
+            <w:r>
+              <w:rPr>
+                <w:rFonts w:ascii="Montserrat" w:cs="Montserrat" w:eastAsia="Montserrat" w:hAnsi="Montserrat"/>
+                <w:b w:val="false"/>
+                <w:bCs w:val="false"/>
+                <w:color w:val="58595B"/>
+                <w:sz w:val="15"/>
+                <w:szCs w:val="15"/>
+              </w:rPr>
+              <w:t xml:space="preserve">Sécuriser la conformité et identifier les priorités de politique publique porteuses.</w:t>
+            </w:r>
+          </w:p>
+        </w:tc>
+        <w:tc>
+          <w:tcPr>
+            <w:tcW w:type="dxa" w:w="3778"/>
+            <w:tcBorders>
+              <w:top w:val="none" w:color="auto" w:sz="0"/>
+              <w:left w:val="none" w:color="auto" w:sz="0"/>
+              <w:bottom w:val="single" w:color="BCBEC0" w:sz="4"/>
+              <w:right w:val="none" w:color="auto" w:sz="0"/>
+            </w:tcBorders>
+            <w:tcMar>
+              <w:top w:type="dxa" w:w="80"/>
+              <w:left w:type="dxa" w:w="110"/>
+              <w:bottom w:type="dxa" w:w="80"/>
+              <w:right w:type="dxa" w:w="110"/>
+            </w:tcMar>
+            <w:vAlign w:val="top"/>
+          </w:tcPr>
+          <w:p>
+            <w:pPr>
+              <w:spacing w:after="0" w:line="252"/>
+              <w:jc w:val="left"/>
+            </w:pPr>
+            <w:r>
+              <w:rPr>
+                <w:rFonts w:ascii="Montserrat" w:cs="Montserrat" w:eastAsia="Montserrat" w:hAnsi="Montserrat"/>
+                <w:b w:val="false"/>
+                <w:bCs w:val="false"/>
+                <w:color w:val="58595B"/>
+                <w:sz w:val="15"/>
+                <w:szCs w:val="15"/>
+              </w:rPr>
+              <w:t xml:space="preserve">RGPD, stratégie nationale TND 2023-2027, programmes d'éducation au développement durable.</w:t>
+            </w:r>
+          </w:p>
+        </w:tc>
+      </w:tr>
+      <w:tr>
+        <w:trPr>
+          <w:cantSplit/>
+          <w:tblHeader w:val="false"/>
+        </w:trPr>
+        <w:tc>
+          <w:tcPr>
+            <w:tcW w:type="dxa" w:w="1876"/>
+            <w:tcBorders>
+              <w:top w:val="none" w:color="auto" w:sz="0"/>
+              <w:left w:val="none" w:color="auto" w:sz="0"/>
+              <w:bottom w:val="single" w:color="333635" w:sz="12"/>
+              <w:right w:val="none" w:color="auto" w:sz="0"/>
+            </w:tcBorders>
+            <w:tcMar>
+              <w:top w:type="dxa" w:w="80"/>
+              <w:left w:type="dxa" w:w="60"/>
+              <w:bottom w:type="dxa" w:w="80"/>
+              <w:right w:type="dxa" w:w="110"/>
+            </w:tcMar>
+            <w:vAlign w:val="top"/>
+          </w:tcPr>
+          <w:p>
+            <w:pPr>
+              <w:spacing w:after="0" w:line="252"/>
+              <w:jc w:val="left"/>
+            </w:pPr>
+            <w:r>
+              <w:rPr>
+                <w:rFonts w:ascii="Montserrat" w:cs="Montserrat" w:eastAsia="Montserrat" w:hAnsi="Montserrat"/>
+                <w:b/>
+                <w:bCs/>
+                <w:color w:val="333635"/>
+                <w:sz w:val="15"/>
+                <w:szCs w:val="15"/>
+              </w:rPr>
+              <w:t xml:space="preserve">Concurrentielle</w:t>
+            </w:r>
+          </w:p>
+        </w:tc>
+        <w:tc>
+          <w:tcPr>
+            <w:tcW w:type="dxa" w:w="3752"/>
+            <w:tcBorders>
+              <w:top w:val="none" w:color="auto" w:sz="0"/>
+              <w:left w:val="none" w:color="auto" w:sz="0"/>
+              <w:bottom w:val="single" w:color="333635" w:sz="12"/>
+              <w:right w:val="none" w:color="auto" w:sz="0"/>
+            </w:tcBorders>
+            <w:tcMar>
+              <w:top w:type="dxa" w:w="80"/>
+              <w:left w:type="dxa" w:w="110"/>
+              <w:bottom w:type="dxa" w:w="80"/>
+              <w:right w:type="dxa" w:w="110"/>
+            </w:tcMar>
+            <w:vAlign w:val="top"/>
+          </w:tcPr>
+          <w:p>
+            <w:pPr>
+              <w:spacing w:after="0" w:line="252"/>
+              <w:jc w:val="left"/>
+            </w:pPr>
+            <w:r>
+              <w:rPr>
+                <w:rFonts w:ascii="Montserrat" w:cs="Montserrat" w:eastAsia="Montserrat" w:hAnsi="Montserrat"/>
+                <w:b w:val="false"/>
+                <w:bCs w:val="false"/>
+                <w:color w:val="58595B"/>
+                <w:sz w:val="15"/>
+                <w:szCs w:val="15"/>
+              </w:rPr>
+              <w:t xml:space="preserve">Cartographier l'offre existante et identifier l'espace non couvert.</w:t>
+            </w:r>
+          </w:p>
+        </w:tc>
+        <w:tc>
+          <w:tcPr>
+            <w:tcW w:type="dxa" w:w="3778"/>
+            <w:tcBorders>
+              <w:top w:val="none" w:color="auto" w:sz="0"/>
+              <w:left w:val="none" w:color="auto" w:sz="0"/>
+              <w:bottom w:val="single" w:color="333635" w:sz="12"/>
+              <w:right w:val="none" w:color="auto" w:sz="0"/>
+            </w:tcBorders>
+            <w:tcMar>
+              <w:top w:type="dxa" w:w="80"/>
+              <w:left w:type="dxa" w:w="110"/>
+              <w:bottom w:type="dxa" w:w="80"/>
+              <w:right w:type="dxa" w:w="110"/>
+            </w:tcMar>
+            <w:vAlign w:val="top"/>
+          </w:tcPr>
+          <w:p>
+            <w:pPr>
+              <w:spacing w:after="0" w:line="252"/>
+              <w:jc w:val="left"/>
+            </w:pPr>
+            <w:r>
+              <w:rPr>
+                <w:rFonts w:ascii="Montserrat" w:cs="Montserrat" w:eastAsia="Montserrat" w:hAnsi="Montserrat"/>
+                <w:b w:val="false"/>
+                <w:bCs w:val="false"/>
+                <w:color w:val="58595B"/>
+                <w:sz w:val="15"/>
+                <w:szCs w:val="15"/>
+              </w:rPr>
+              <w:t xml:space="preserve">Sites éditeurs, portails institutionnels, baromètre de filière EdTech.</w:t>
+            </w:r>
+          </w:p>
+        </w:tc>
+      </w:tr>
+    </w:tbl>
+    <w:p>
+      <w:pPr>
+        <w:spacing w:after="220" w:before="0" w:line="240"/>
+      </w:pPr>
+    </w:p>
+    <w:p>
+      <w:pPr>
+        <w:keepNext/>
+        <w:pageBreakBefore/>
+        <w:spacing w:after="0" w:before="0" w:line="20" w:lineRule="exact"/>
+      </w:pPr>
+    </w:p>
+    <w:tbl>
+      <w:tblPr>
+        <w:tblW w:type="dxa" w:w="9406"/>
+        <w:tblBorders>
+          <w:top w:val="none" w:color="auto" w:sz="0"/>
+          <w:left w:val="none" w:color="auto" w:sz="0"/>
+          <w:bottom w:val="none" w:color="auto" w:sz="0"/>
+          <w:right w:val="none" w:color="auto" w:sz="0"/>
+          <w:insideH w:val="none" w:color="auto" w:sz="0"/>
+          <w:insideV w:val="none" w:color="auto" w:sz="0"/>
+        </w:tblBorders>
+        <w:tblLayout w:type="fixed"/>
+      </w:tblPr>
+      <w:tblGrid>
+        <w:gridCol w:w="1500"/>
+        <w:gridCol w:w="7906"/>
+      </w:tblGrid>
+      <w:tr>
+        <w:trPr>
+          <w:cantSplit/>
+        </w:trPr>
+        <w:tc>
+          <w:tcPr>
+            <w:tcW w:type="dxa" w:w="1500"/>
+            <w:tcBorders>
+              <w:top w:val="none" w:color="auto" w:sz="0"/>
+              <w:left w:val="none" w:color="auto" w:sz="0"/>
+              <w:bottom w:val="none" w:color="auto" w:sz="0"/>
+              <w:right w:val="none" w:color="auto" w:sz="0"/>
+            </w:tcBorders>
+            <w:shd w:fill="E9EDEF" w:color="auto" w:val="clear"/>
+            <w:tcMar>
+              <w:top w:type="dxa" w:w="100"/>
+              <w:bottom w:type="dxa" w:w="100"/>
+            </w:tcMar>
+            <w:vAlign w:val="center"/>
+          </w:tcPr>
+          <w:p>
+            <w:pPr>
+              <w:spacing w:after="0" w:line="900" w:lineRule="exact"/>
+              <w:jc w:val="center"/>
+            </w:pPr>
+            <w:r>
+              <w:rPr>
+                <w:rFonts w:ascii="Oswald ExtraLight" w:cs="Oswald ExtraLight" w:eastAsia="Oswald ExtraLight" w:hAnsi="Oswald ExtraLight"/>
+                <w:color w:val="87ADBA"/>
+                <w:sz w:val="76"/>
+                <w:szCs w:val="76"/>
+              </w:rPr>
+              <w:t xml:space="preserve">A2</w:t>
+            </w:r>
+          </w:p>
+        </w:tc>
+        <w:tc>
+          <w:tcPr>
+            <w:tcW w:type="dxa" w:w="7906"/>
+            <w:tcBorders>
+              <w:top w:val="none" w:color="auto" w:sz="0"/>
+              <w:left w:val="none" w:color="auto" w:sz="0"/>
+              <w:bottom w:val="none" w:color="auto" w:sz="0"/>
+              <w:right w:val="none" w:color="auto" w:sz="0"/>
+            </w:tcBorders>
+            <w:tcMar>
+              <w:left w:type="dxa" w:w="360"/>
+            </w:tcMar>
+            <w:vAlign w:val="center"/>
+          </w:tcPr>
+          <w:p>
+            <w:pPr>
+              <w:keepNext/>
+              <w:spacing w:after="60"/>
+            </w:pPr>
+            <w:r>
+              <w:rPr>
+                <w:rFonts w:ascii="Montserrat" w:cs="Montserrat" w:eastAsia="Montserrat" w:hAnsi="Montserrat"/>
+                <w:b/>
+                <w:bCs/>
+                <w:color w:val="87ADBA"/>
+                <w:spacing w:val="40"/>
+                <w:sz w:val="15"/>
+                <w:szCs w:val="15"/>
+              </w:rPr>
+              <w:t xml:space="preserve">ANNEXE A2</w:t>
+            </w:r>
+          </w:p>
+          <w:p>
+            <w:pPr>
+              <w:pStyle w:val="Heading1"/>
+              <w:keepNext/>
+              <w:spacing w:after="0" w:line="440" w:lineRule="exact"/>
+            </w:pPr>
+            <w:bookmarkStart w:name="ann_1" w:id="112"/>
+            <w:r>
+              <w:rPr>
+                <w:rFonts w:ascii="Oswald" w:cs="Oswald" w:eastAsia="Oswald" w:hAnsi="Oswald"/>
+                <w:b/>
+                <w:bCs/>
+                <w:color w:val="173347"/>
+                <w:sz w:val="36"/>
+                <w:szCs w:val="36"/>
+              </w:rPr>
+              <w:t xml:space="preserve">GRILLE D'ÉVALUATION DE LA FIABILITÉ DES SOURCES</w:t>
+            </w:r>
+            <w:bookmarkEnd w:id="112"/>
+          </w:p>
+        </w:tc>
+      </w:tr>
+    </w:tbl>
+    <w:p>
+      <w:pPr>
+        <w:pBdr>
+          <w:bottom w:val="single" w:color="173347" w:sz="6"/>
+        </w:pBdr>
+        <w:spacing w:after="240" w:before="0"/>
+      </w:pPr>
+    </w:p>
+    <w:p>
+      <w:pPr>
+        <w:spacing w:after="140" w:line="288"/>
+        <w:jc w:val="both"/>
+      </w:pPr>
+      <w:r>
+        <w:rPr>
+          <w:rFonts w:ascii="Montserrat" w:cs="Montserrat" w:eastAsia="Montserrat" w:hAnsi="Montserrat"/>
+          <w:color w:val="58595B"/>
+          <w:sz w:val="18"/>
+          <w:szCs w:val="18"/>
+        </w:rPr>
+        <w:t xml:space="preserve">Chaque source mobilisée a été classée selon 3 niveaux, en fonction de son émetteur, de l'explicitation de sa méthode et de sa traçabilité. Ce classement conditionne l'usage qui en est fait dans l'étude.</w:t>
+      </w:r>
+    </w:p>
+    <w:tbl>
+      <w:tblPr>
+        <w:tblW w:type="dxa" w:w="9406"/>
+        <w:tblBorders>
+          <w:top w:val="none" w:color="auto" w:sz="0"/>
+          <w:left w:val="none" w:color="auto" w:sz="0"/>
+          <w:bottom w:val="none" w:color="auto" w:sz="0"/>
+          <w:right w:val="none" w:color="auto" w:sz="0"/>
+          <w:insideH w:val="none" w:color="auto" w:sz="0"/>
+          <w:insideV w:val="none" w:color="auto" w:sz="0"/>
+        </w:tblBorders>
+        <w:tblLayout w:type="fixed"/>
+      </w:tblPr>
+      <w:tblGrid>
+        <w:gridCol w:w="1459"/>
+        <w:gridCol w:w="3960"/>
+        <w:gridCol w:w="3987"/>
+      </w:tblGrid>
+      <w:tr>
+        <w:trPr>
+          <w:cantSplit/>
+          <w:tblHeader/>
+        </w:trPr>
+        <w:tc>
+          <w:tcPr>
+            <w:tcW w:type="dxa" w:w="1459"/>
+            <w:tcBorders>
+              <w:top w:val="single" w:color="333635" w:sz="12"/>
+              <w:left w:val="none" w:color="auto" w:sz="0"/>
+              <w:bottom w:val="single" w:color="333635" w:sz="6"/>
+              <w:right w:val="none" w:color="auto" w:sz="0"/>
+            </w:tcBorders>
+            <w:tcMar>
+              <w:top w:type="dxa" w:w="90"/>
+              <w:left w:type="dxa" w:w="60"/>
+              <w:bottom w:type="dxa" w:w="90"/>
+              <w:right w:type="dxa" w:w="110"/>
+            </w:tcMar>
+            <w:vAlign w:val="bottom"/>
+          </w:tcPr>
+          <w:p>
+            <w:pPr>
+              <w:spacing w:after="0" w:line="252"/>
+              <w:jc w:val="left"/>
+            </w:pPr>
+            <w:r>
+              <w:rPr>
+                <w:rFonts w:ascii="Montserrat" w:cs="Montserrat" w:eastAsia="Montserrat" w:hAnsi="Montserrat"/>
+                <w:b/>
+                <w:bCs/>
+                <w:color w:val="333635"/>
+                <w:spacing w:val="10"/>
+                <w:sz w:val="14"/>
+                <w:szCs w:val="14"/>
+              </w:rPr>
+              <w:t xml:space="preserve">NIVEAU</w:t>
+            </w:r>
+          </w:p>
+        </w:tc>
+        <w:tc>
+          <w:tcPr>
+            <w:tcW w:type="dxa" w:w="3960"/>
+            <w:tcBorders>
+              <w:top w:val="single" w:color="333635" w:sz="12"/>
+              <w:left w:val="none" w:color="auto" w:sz="0"/>
+              <w:bottom w:val="single" w:color="333635" w:sz="6"/>
+              <w:right w:val="none" w:color="auto" w:sz="0"/>
+            </w:tcBorders>
+            <w:tcMar>
+              <w:top w:type="dxa" w:w="90"/>
+              <w:left w:type="dxa" w:w="110"/>
+              <w:bottom w:type="dxa" w:w="90"/>
+              <w:right w:type="dxa" w:w="110"/>
+            </w:tcMar>
+            <w:vAlign w:val="bottom"/>
+          </w:tcPr>
+          <w:p>
+            <w:pPr>
+              <w:spacing w:after="0" w:line="252"/>
+              <w:jc w:val="left"/>
+            </w:pPr>
+            <w:r>
+              <w:rPr>
+                <w:rFonts w:ascii="Montserrat" w:cs="Montserrat" w:eastAsia="Montserrat" w:hAnsi="Montserrat"/>
+                <w:b/>
+                <w:bCs/>
+                <w:color w:val="333635"/>
+                <w:spacing w:val="10"/>
+                <w:sz w:val="14"/>
+                <w:szCs w:val="14"/>
+              </w:rPr>
+              <w:t xml:space="preserve">CRITÈRES</w:t>
+            </w:r>
+          </w:p>
+        </w:tc>
+        <w:tc>
+          <w:tcPr>
+            <w:tcW w:type="dxa" w:w="3987"/>
+            <w:tcBorders>
+              <w:top w:val="single" w:color="333635" w:sz="12"/>
+              <w:left w:val="none" w:color="auto" w:sz="0"/>
+              <w:bottom w:val="single" w:color="333635" w:sz="6"/>
+              <w:right w:val="none" w:color="auto" w:sz="0"/>
+            </w:tcBorders>
+            <w:tcMar>
+              <w:top w:type="dxa" w:w="90"/>
+              <w:left w:type="dxa" w:w="110"/>
+              <w:bottom w:type="dxa" w:w="90"/>
+              <w:right w:type="dxa" w:w="110"/>
+            </w:tcMar>
+            <w:vAlign w:val="bottom"/>
+          </w:tcPr>
+          <w:p>
+            <w:pPr>
+              <w:spacing w:after="0" w:line="252"/>
+              <w:jc w:val="left"/>
+            </w:pPr>
+            <w:r>
+              <w:rPr>
+                <w:rFonts w:ascii="Montserrat" w:cs="Montserrat" w:eastAsia="Montserrat" w:hAnsi="Montserrat"/>
+                <w:b/>
+                <w:bCs/>
+                <w:color w:val="333635"/>
+                <w:spacing w:val="10"/>
+                <w:sz w:val="14"/>
+                <w:szCs w:val="14"/>
+              </w:rPr>
+              <w:t xml:space="preserve">USAGE DANS L'ÉTUDE</w:t>
+            </w:r>
+          </w:p>
+        </w:tc>
+      </w:tr>
+      <w:tr>
+        <w:trPr>
+          <w:cantSplit/>
+          <w:tblHeader w:val="false"/>
+        </w:trPr>
+        <w:tc>
+          <w:tcPr>
+            <w:tcW w:type="dxa" w:w="1459"/>
+            <w:tcBorders>
+              <w:top w:val="none" w:color="auto" w:sz="0"/>
+              <w:left w:val="none" w:color="auto" w:sz="0"/>
+              <w:bottom w:val="single" w:color="BCBEC0" w:sz="4"/>
+              <w:right w:val="none" w:color="auto" w:sz="0"/>
+            </w:tcBorders>
+            <w:tcMar>
+              <w:top w:type="dxa" w:w="80"/>
+              <w:left w:type="dxa" w:w="60"/>
+              <w:bottom w:type="dxa" w:w="80"/>
+              <w:right w:type="dxa" w:w="110"/>
+            </w:tcMar>
+            <w:vAlign w:val="top"/>
+          </w:tcPr>
+          <w:p>
+            <w:pPr>
+              <w:spacing w:after="0" w:line="252"/>
+              <w:jc w:val="left"/>
+            </w:pPr>
+            <w:r>
+              <w:rPr>
+                <w:rFonts w:ascii="Montserrat" w:cs="Montserrat" w:eastAsia="Montserrat" w:hAnsi="Montserrat"/>
+                <w:b/>
+                <w:bCs/>
+                <w:color w:val="333635"/>
+                <w:sz w:val="15"/>
+                <w:szCs w:val="15"/>
+              </w:rPr>
+              <w:t xml:space="preserve">Élevé</w:t>
+            </w:r>
+          </w:p>
+        </w:tc>
+        <w:tc>
+          <w:tcPr>
+            <w:tcW w:type="dxa" w:w="3960"/>
+            <w:tcBorders>
+              <w:top w:val="none" w:color="auto" w:sz="0"/>
+              <w:left w:val="none" w:color="auto" w:sz="0"/>
+              <w:bottom w:val="single" w:color="BCBEC0" w:sz="4"/>
+              <w:right w:val="none" w:color="auto" w:sz="0"/>
+            </w:tcBorders>
+            <w:tcMar>
+              <w:top w:type="dxa" w:w="80"/>
+              <w:left w:type="dxa" w:w="110"/>
+              <w:bottom w:type="dxa" w:w="80"/>
+              <w:right w:type="dxa" w:w="110"/>
+            </w:tcMar>
+            <w:vAlign w:val="top"/>
+          </w:tcPr>
+          <w:p>
+            <w:pPr>
+              <w:spacing w:after="0" w:line="252"/>
+              <w:jc w:val="left"/>
+            </w:pPr>
+            <w:r>
+              <w:rPr>
+                <w:rFonts w:ascii="Montserrat" w:cs="Montserrat" w:eastAsia="Montserrat" w:hAnsi="Montserrat"/>
+                <w:b w:val="false"/>
+                <w:bCs w:val="false"/>
+                <w:color w:val="58595B"/>
+                <w:sz w:val="15"/>
+                <w:szCs w:val="15"/>
+              </w:rPr>
+              <w:t xml:space="preserve">Source institutionnelle ou publication scientifique, méthode explicite, données primaires, auteur et date identifiables.</w:t>
+            </w:r>
+          </w:p>
+        </w:tc>
+        <w:tc>
+          <w:tcPr>
+            <w:tcW w:type="dxa" w:w="3987"/>
+            <w:tcBorders>
+              <w:top w:val="none" w:color="auto" w:sz="0"/>
+              <w:left w:val="none" w:color="auto" w:sz="0"/>
+              <w:bottom w:val="single" w:color="BCBEC0" w:sz="4"/>
+              <w:right w:val="none" w:color="auto" w:sz="0"/>
+            </w:tcBorders>
+            <w:tcMar>
+              <w:top w:type="dxa" w:w="80"/>
+              <w:left w:type="dxa" w:w="110"/>
+              <w:bottom w:type="dxa" w:w="80"/>
+              <w:right w:type="dxa" w:w="110"/>
+            </w:tcMar>
+            <w:vAlign w:val="top"/>
+          </w:tcPr>
+          <w:p>
+            <w:pPr>
+              <w:spacing w:after="0" w:line="252"/>
+              <w:jc w:val="left"/>
+            </w:pPr>
+            <w:r>
+              <w:rPr>
+                <w:rFonts w:ascii="Montserrat" w:cs="Montserrat" w:eastAsia="Montserrat" w:hAnsi="Montserrat"/>
+                <w:b w:val="false"/>
+                <w:bCs w:val="false"/>
+                <w:color w:val="58595B"/>
+                <w:sz w:val="15"/>
+                <w:szCs w:val="15"/>
+              </w:rPr>
+              <w:t xml:space="preserve">Utilisée telle quelle pour les chiffres structurants du dimensionnement.</w:t>
+            </w:r>
+          </w:p>
+        </w:tc>
+      </w:tr>
+      <w:tr>
+        <w:trPr>
+          <w:cantSplit/>
+          <w:tblHeader w:val="false"/>
+        </w:trPr>
+        <w:tc>
+          <w:tcPr>
+            <w:tcW w:type="dxa" w:w="1459"/>
+            <w:tcBorders>
+              <w:top w:val="none" w:color="auto" w:sz="0"/>
+              <w:left w:val="none" w:color="auto" w:sz="0"/>
+              <w:bottom w:val="single" w:color="BCBEC0" w:sz="4"/>
+              <w:right w:val="none" w:color="auto" w:sz="0"/>
+            </w:tcBorders>
+            <w:tcMar>
+              <w:top w:type="dxa" w:w="80"/>
+              <w:left w:type="dxa" w:w="60"/>
+              <w:bottom w:type="dxa" w:w="80"/>
+              <w:right w:type="dxa" w:w="110"/>
+            </w:tcMar>
+            <w:vAlign w:val="top"/>
+          </w:tcPr>
+          <w:p>
+            <w:pPr>
+              <w:spacing w:after="0" w:line="252"/>
+              <w:jc w:val="left"/>
+            </w:pPr>
+            <w:r>
+              <w:rPr>
+                <w:rFonts w:ascii="Montserrat" w:cs="Montserrat" w:eastAsia="Montserrat" w:hAnsi="Montserrat"/>
+                <w:b/>
+                <w:bCs/>
+                <w:color w:val="333635"/>
+                <w:sz w:val="15"/>
+                <w:szCs w:val="15"/>
+              </w:rPr>
+              <w:t xml:space="preserve">Moyen</w:t>
+            </w:r>
+          </w:p>
+        </w:tc>
+        <w:tc>
+          <w:tcPr>
+            <w:tcW w:type="dxa" w:w="3960"/>
+            <w:tcBorders>
+              <w:top w:val="none" w:color="auto" w:sz="0"/>
+              <w:left w:val="none" w:color="auto" w:sz="0"/>
+              <w:bottom w:val="single" w:color="BCBEC0" w:sz="4"/>
+              <w:right w:val="none" w:color="auto" w:sz="0"/>
+            </w:tcBorders>
+            <w:tcMar>
+              <w:top w:type="dxa" w:w="80"/>
+              <w:left w:type="dxa" w:w="110"/>
+              <w:bottom w:type="dxa" w:w="80"/>
+              <w:right w:type="dxa" w:w="110"/>
+            </w:tcMar>
+            <w:vAlign w:val="top"/>
+          </w:tcPr>
+          <w:p>
+            <w:pPr>
+              <w:spacing w:after="0" w:line="252"/>
+              <w:jc w:val="left"/>
+            </w:pPr>
+            <w:r>
+              <w:rPr>
+                <w:rFonts w:ascii="Montserrat" w:cs="Montserrat" w:eastAsia="Montserrat" w:hAnsi="Montserrat"/>
+                <w:b w:val="false"/>
+                <w:bCs w:val="false"/>
+                <w:color w:val="58595B"/>
+                <w:sz w:val="15"/>
+                <w:szCs w:val="15"/>
+              </w:rPr>
+              <w:t xml:space="preserve">Presse spécialisée ou étude sectorielle reprenant une source primaire identifiable, méthode partiellement explicitée.</w:t>
+            </w:r>
+          </w:p>
+        </w:tc>
+        <w:tc>
+          <w:tcPr>
+            <w:tcW w:type="dxa" w:w="3987"/>
+            <w:tcBorders>
+              <w:top w:val="none" w:color="auto" w:sz="0"/>
+              <w:left w:val="none" w:color="auto" w:sz="0"/>
+              <w:bottom w:val="single" w:color="BCBEC0" w:sz="4"/>
+              <w:right w:val="none" w:color="auto" w:sz="0"/>
+            </w:tcBorders>
+            <w:tcMar>
+              <w:top w:type="dxa" w:w="80"/>
+              <w:left w:type="dxa" w:w="110"/>
+              <w:bottom w:type="dxa" w:w="80"/>
+              <w:right w:type="dxa" w:w="110"/>
+            </w:tcMar>
+            <w:vAlign w:val="top"/>
+          </w:tcPr>
+          <w:p>
+            <w:pPr>
+              <w:spacing w:after="0" w:line="252"/>
+              <w:jc w:val="left"/>
+            </w:pPr>
+            <w:r>
+              <w:rPr>
+                <w:rFonts w:ascii="Montserrat" w:cs="Montserrat" w:eastAsia="Montserrat" w:hAnsi="Montserrat"/>
+                <w:b w:val="false"/>
+                <w:bCs w:val="false"/>
+                <w:color w:val="58595B"/>
+                <w:sz w:val="15"/>
+                <w:szCs w:val="15"/>
+              </w:rPr>
+              <w:t xml:space="preserve">Utilisée pour le contexte et les tendances, avec renvoi à la source primaire lorsqu'elle existe.</w:t>
+            </w:r>
+          </w:p>
+        </w:tc>
+      </w:tr>
+      <w:tr>
+        <w:trPr>
+          <w:cantSplit/>
+          <w:tblHeader w:val="false"/>
+        </w:trPr>
+        <w:tc>
+          <w:tcPr>
+            <w:tcW w:type="dxa" w:w="1459"/>
+            <w:tcBorders>
+              <w:top w:val="none" w:color="auto" w:sz="0"/>
+              <w:left w:val="none" w:color="auto" w:sz="0"/>
+              <w:bottom w:val="single" w:color="333635" w:sz="12"/>
+              <w:right w:val="none" w:color="auto" w:sz="0"/>
+            </w:tcBorders>
+            <w:tcMar>
+              <w:top w:type="dxa" w:w="80"/>
+              <w:left w:type="dxa" w:w="60"/>
+              <w:bottom w:type="dxa" w:w="80"/>
+              <w:right w:type="dxa" w:w="110"/>
+            </w:tcMar>
+            <w:vAlign w:val="top"/>
+          </w:tcPr>
+          <w:p>
+            <w:pPr>
+              <w:spacing w:after="0" w:line="252"/>
+              <w:jc w:val="left"/>
+            </w:pPr>
+            <w:r>
+              <w:rPr>
+                <w:rFonts w:ascii="Montserrat" w:cs="Montserrat" w:eastAsia="Montserrat" w:hAnsi="Montserrat"/>
+                <w:b/>
+                <w:bCs/>
+                <w:color w:val="333635"/>
+                <w:sz w:val="15"/>
+                <w:szCs w:val="15"/>
+              </w:rPr>
+              <w:t xml:space="preserve">Faible</w:t>
+            </w:r>
+          </w:p>
+        </w:tc>
+        <w:tc>
+          <w:tcPr>
+            <w:tcW w:type="dxa" w:w="3960"/>
+            <w:tcBorders>
+              <w:top w:val="none" w:color="auto" w:sz="0"/>
+              <w:left w:val="none" w:color="auto" w:sz="0"/>
+              <w:bottom w:val="single" w:color="333635" w:sz="12"/>
+              <w:right w:val="none" w:color="auto" w:sz="0"/>
+            </w:tcBorders>
+            <w:tcMar>
+              <w:top w:type="dxa" w:w="80"/>
+              <w:left w:type="dxa" w:w="110"/>
+              <w:bottom w:type="dxa" w:w="80"/>
+              <w:right w:type="dxa" w:w="110"/>
+            </w:tcMar>
+            <w:vAlign w:val="top"/>
+          </w:tcPr>
+          <w:p>
+            <w:pPr>
+              <w:spacing w:after="0" w:line="252"/>
+              <w:jc w:val="left"/>
+            </w:pPr>
+            <w:r>
+              <w:rPr>
+                <w:rFonts w:ascii="Montserrat" w:cs="Montserrat" w:eastAsia="Montserrat" w:hAnsi="Montserrat"/>
+                <w:b w:val="false"/>
+                <w:bCs w:val="false"/>
+                <w:color w:val="58595B"/>
+                <w:sz w:val="15"/>
+                <w:szCs w:val="15"/>
+              </w:rPr>
+              <w:t xml:space="preserve">Source commerciale, contenu promotionnel, donnée sans méthode ni date, ou reprise en cascade sans origine traçable.</w:t>
+            </w:r>
+          </w:p>
+        </w:tc>
+        <w:tc>
+          <w:tcPr>
+            <w:tcW w:type="dxa" w:w="3987"/>
+            <w:tcBorders>
+              <w:top w:val="none" w:color="auto" w:sz="0"/>
+              <w:left w:val="none" w:color="auto" w:sz="0"/>
+              <w:bottom w:val="single" w:color="333635" w:sz="12"/>
+              <w:right w:val="none" w:color="auto" w:sz="0"/>
+            </w:tcBorders>
+            <w:tcMar>
+              <w:top w:type="dxa" w:w="80"/>
+              <w:left w:type="dxa" w:w="110"/>
+              <w:bottom w:type="dxa" w:w="80"/>
+              <w:right w:type="dxa" w:w="110"/>
+            </w:tcMar>
+            <w:vAlign w:val="top"/>
+          </w:tcPr>
+          <w:p>
+            <w:pPr>
+              <w:spacing w:after="0" w:line="252"/>
+              <w:jc w:val="left"/>
+            </w:pPr>
+            <w:r>
+              <w:rPr>
+                <w:rFonts w:ascii="Montserrat" w:cs="Montserrat" w:eastAsia="Montserrat" w:hAnsi="Montserrat"/>
+                <w:b w:val="false"/>
+                <w:bCs w:val="false"/>
+                <w:color w:val="58595B"/>
+                <w:sz w:val="15"/>
+                <w:szCs w:val="15"/>
+              </w:rPr>
+              <w:t xml:space="preserve">Écartée, ou signalée explicitement comme donnée à vérifier.</w:t>
+            </w:r>
+          </w:p>
+        </w:tc>
+      </w:tr>
+    </w:tbl>
+    <w:p>
+      <w:pPr>
+        <w:spacing w:after="220" w:before="0" w:line="240"/>
+      </w:pPr>
+    </w:p>
+    <w:p>
+      <w:pPr>
+        <w:pStyle w:val="Heading2"/>
+        <w:keepNext/>
+        <w:pBdr>
+          <w:left w:val="single" w:color="87ADBA" w:sz="24" w:space="8"/>
+        </w:pBdr>
+        <w:spacing w:after="110" w:before="280"/>
+        <w:ind w:left="170"/>
+      </w:pPr>
+      <w:r>
+        <w:rPr>
+          <w:rFonts w:ascii="Montserrat" w:cs="Montserrat" w:eastAsia="Montserrat" w:hAnsi="Montserrat"/>
+          <w:b/>
+          <w:bCs/>
+          <w:color w:val="333635"/>
+          <w:spacing w:val="10"/>
+          <w:sz w:val="20"/>
+          <w:szCs w:val="20"/>
+        </w:rPr>
+        <w:t xml:space="preserve">POINTS DE VIGILANCE IDENTIFIÉS</w:t>
+      </w:r>
+    </w:p>
+    <w:p>
+      <w:pPr>
+        <w:pStyle w:val="ListParagraph"/>
+        <w:numPr>
+          <w:ilvl w:val="0"/>
+          <w:numId w:val="2"/>
+        </w:numPr>
+        <w:spacing w:after="90" w:line="276"/>
+        <w:jc w:val="left"/>
+      </w:pPr>
+      <w:r>
+        <w:rPr>
+          <w:rFonts w:ascii="Montserrat" w:cs="Montserrat" w:eastAsia="Montserrat" w:hAnsi="Montserrat"/>
+          <w:color w:val="58595B"/>
+          <w:sz w:val="18"/>
+          <w:szCs w:val="18"/>
+        </w:rPr>
+        <w:t xml:space="preserve">Les données de filière EdTech viennent d'un baromètre déclaratif, construit sur les entreprises qui ont répondu. Elles donnent une tendance, pas un recensement exhaustif.</w:t>
+      </w:r>
+    </w:p>
+    <w:p>
+      <w:pPr>
+        <w:pStyle w:val="ListParagraph"/>
+        <w:numPr>
+          <w:ilvl w:val="0"/>
+          <w:numId w:val="2"/>
+        </w:numPr>
+        <w:spacing w:after="90" w:line="276"/>
+        <w:jc w:val="left"/>
+      </w:pPr>
+      <w:r>
+        <w:rPr>
+          <w:rFonts w:ascii="Montserrat" w:cs="Montserrat" w:eastAsia="Montserrat" w:hAnsi="Montserrat"/>
+          <w:color w:val="58595B"/>
+          <w:sz w:val="18"/>
+          <w:szCs w:val="18"/>
+        </w:rPr>
+        <w:t xml:space="preserve">Le repère d'une personne sur 6 concernée par un TND est une estimation de prévalence issue d'évaluations internationales, reprise par les autorités publiques françaises. Il ne s'agit pas d'un comptage d'élèves diagnostiqués, qui serait sensiblement inférieur.</w:t>
+      </w:r>
+    </w:p>
+    <w:p>
+      <w:pPr>
+        <w:pStyle w:val="ListParagraph"/>
+        <w:numPr>
+          <w:ilvl w:val="0"/>
+          <w:numId w:val="2"/>
+        </w:numPr>
+        <w:spacing w:after="90" w:line="276"/>
+        <w:jc w:val="left"/>
+      </w:pPr>
+      <w:r>
+        <w:rPr>
+          <w:rFonts w:ascii="Montserrat" w:cs="Montserrat" w:eastAsia="Montserrat" w:hAnsi="Montserrat"/>
+          <w:color w:val="58595B"/>
+          <w:sz w:val="18"/>
+          <w:szCs w:val="18"/>
+        </w:rPr>
+        <w:t xml:space="preserve">Les prévalences par trouble se recouvrent partiellement, plus de la moitié des personnes concernées présentant un second TND. Elles ne peuvent donc pas être additionnées.</w:t>
+      </w:r>
+    </w:p>
+    <w:p>
+      <w:pPr>
+        <w:pStyle w:val="ListParagraph"/>
+        <w:numPr>
+          <w:ilvl w:val="0"/>
+          <w:numId w:val="2"/>
+        </w:numPr>
+        <w:spacing w:after="90" w:line="276"/>
+        <w:jc w:val="left"/>
+      </w:pPr>
+      <w:r>
+        <w:rPr>
+          <w:rFonts w:ascii="Montserrat" w:cs="Montserrat" w:eastAsia="Montserrat" w:hAnsi="Montserrat"/>
+          <w:color w:val="58595B"/>
+          <w:sz w:val="18"/>
+          <w:szCs w:val="18"/>
+        </w:rPr>
+        <w:t xml:space="preserve">Les tarifs concurrents et les chiffres de marché sont datés. Ils doivent être revérifiés avant toute diffusion du document au-delà du cadre académique.</w:t>
+      </w:r>
+    </w:p>
+    <w:p>
+      <w:pPr>
+        <w:keepNext/>
+        <w:pageBreakBefore/>
+        <w:spacing w:after="0" w:before="0" w:line="20" w:lineRule="exact"/>
+      </w:pPr>
+    </w:p>
+    <w:tbl>
+      <w:tblPr>
+        <w:tblW w:type="dxa" w:w="9406"/>
+        <w:tblBorders>
+          <w:top w:val="none" w:color="auto" w:sz="0"/>
+          <w:left w:val="none" w:color="auto" w:sz="0"/>
+          <w:bottom w:val="none" w:color="auto" w:sz="0"/>
+          <w:right w:val="none" w:color="auto" w:sz="0"/>
+          <w:insideH w:val="none" w:color="auto" w:sz="0"/>
+          <w:insideV w:val="none" w:color="auto" w:sz="0"/>
+        </w:tblBorders>
+        <w:tblLayout w:type="fixed"/>
+      </w:tblPr>
+      <w:tblGrid>
+        <w:gridCol w:w="1500"/>
+        <w:gridCol w:w="7906"/>
+      </w:tblGrid>
+      <w:tr>
+        <w:trPr>
+          <w:cantSplit/>
+        </w:trPr>
+        <w:tc>
+          <w:tcPr>
+            <w:tcW w:type="dxa" w:w="1500"/>
+            <w:tcBorders>
+              <w:top w:val="none" w:color="auto" w:sz="0"/>
+              <w:left w:val="none" w:color="auto" w:sz="0"/>
+              <w:bottom w:val="none" w:color="auto" w:sz="0"/>
+              <w:right w:val="none" w:color="auto" w:sz="0"/>
+            </w:tcBorders>
+            <w:shd w:fill="E9EDEF" w:color="auto" w:val="clear"/>
+            <w:tcMar>
+              <w:top w:type="dxa" w:w="100"/>
+              <w:bottom w:type="dxa" w:w="100"/>
+            </w:tcMar>
+            <w:vAlign w:val="center"/>
+          </w:tcPr>
+          <w:p>
+            <w:pPr>
+              <w:spacing w:after="0" w:line="900" w:lineRule="exact"/>
+              <w:jc w:val="center"/>
+            </w:pPr>
+            <w:r>
+              <w:rPr>
+                <w:rFonts w:ascii="Oswald ExtraLight" w:cs="Oswald ExtraLight" w:eastAsia="Oswald ExtraLight" w:hAnsi="Oswald ExtraLight"/>
+                <w:color w:val="87ADBA"/>
+                <w:sz w:val="76"/>
+                <w:szCs w:val="76"/>
+              </w:rPr>
+              <w:t xml:space="preserve">A3</w:t>
+            </w:r>
+          </w:p>
+        </w:tc>
+        <w:tc>
+          <w:tcPr>
+            <w:tcW w:type="dxa" w:w="7906"/>
+            <w:tcBorders>
+              <w:top w:val="none" w:color="auto" w:sz="0"/>
+              <w:left w:val="none" w:color="auto" w:sz="0"/>
+              <w:bottom w:val="none" w:color="auto" w:sz="0"/>
+              <w:right w:val="none" w:color="auto" w:sz="0"/>
+            </w:tcBorders>
+            <w:tcMar>
+              <w:left w:type="dxa" w:w="360"/>
+            </w:tcMar>
+            <w:vAlign w:val="center"/>
+          </w:tcPr>
+          <w:p>
+            <w:pPr>
+              <w:keepNext/>
+              <w:spacing w:after="60"/>
+            </w:pPr>
+            <w:r>
+              <w:rPr>
+                <w:rFonts w:ascii="Montserrat" w:cs="Montserrat" w:eastAsia="Montserrat" w:hAnsi="Montserrat"/>
+                <w:b/>
+                <w:bCs/>
+                <w:color w:val="87ADBA"/>
+                <w:spacing w:val="40"/>
+                <w:sz w:val="15"/>
+                <w:szCs w:val="15"/>
+              </w:rPr>
+              <w:t xml:space="preserve">ANNEXE A3</w:t>
+            </w:r>
+          </w:p>
+          <w:p>
+            <w:pPr>
+              <w:pStyle w:val="Heading1"/>
+              <w:keepNext/>
+              <w:spacing w:after="0" w:line="440" w:lineRule="exact"/>
+            </w:pPr>
+            <w:bookmarkStart w:name="ann_2" w:id="113"/>
+            <w:r>
+              <w:rPr>
+                <w:rFonts w:ascii="Oswald" w:cs="Oswald" w:eastAsia="Oswald" w:hAnsi="Oswald"/>
+                <w:b/>
+                <w:bCs/>
+                <w:color w:val="173347"/>
+                <w:sz w:val="36"/>
+                <w:szCs w:val="36"/>
+              </w:rPr>
+              <w:t xml:space="preserve">DÉTAIL DES CALCULS DE DIMENSIONNEMENT</w:t>
+            </w:r>
+            <w:bookmarkEnd w:id="113"/>
+          </w:p>
+        </w:tc>
+      </w:tr>
+    </w:tbl>
+    <w:p>
+      <w:pPr>
+        <w:pBdr>
+          <w:bottom w:val="single" w:color="173347" w:sz="6"/>
+        </w:pBdr>
+        <w:spacing w:after="240" w:before="0"/>
+      </w:pPr>
+    </w:p>
+    <w:p>
+      <w:pPr>
+        <w:spacing w:after="140" w:line="288"/>
+        <w:jc w:val="both"/>
+      </w:pPr>
+      <w:r>
+        <w:rPr>
+          <w:rFonts w:ascii="Montserrat" w:cs="Montserrat" w:eastAsia="Montserrat" w:hAnsi="Montserrat"/>
+          <w:color w:val="58595B"/>
+          <w:sz w:val="18"/>
+          <w:szCs w:val="18"/>
+        </w:rPr>
+        <w:t xml:space="preserve">Le dimensionnement suit une approche ascendante, en nombre d'élèves plutôt qu'en euros, car la valeur du projet est d'abord pédagogique.</w:t>
+      </w:r>
+    </w:p>
+    <w:tbl>
+      <w:tblPr>
+        <w:tblW w:type="dxa" w:w="9406"/>
+        <w:tblBorders>
+          <w:top w:val="none" w:color="auto" w:sz="0"/>
+          <w:left w:val="none" w:color="auto" w:sz="0"/>
+          <w:bottom w:val="none" w:color="auto" w:sz="0"/>
+          <w:right w:val="none" w:color="auto" w:sz="0"/>
+          <w:insideH w:val="none" w:color="auto" w:sz="0"/>
+          <w:insideV w:val="none" w:color="auto" w:sz="0"/>
+        </w:tblBorders>
+        <w:tblLayout w:type="fixed"/>
+      </w:tblPr>
+      <w:tblGrid>
+        <w:gridCol w:w="2293"/>
+        <w:gridCol w:w="3543"/>
+        <w:gridCol w:w="3570"/>
+      </w:tblGrid>
+      <w:tr>
+        <w:trPr>
+          <w:cantSplit/>
+          <w:tblHeader/>
+        </w:trPr>
+        <w:tc>
+          <w:tcPr>
+            <w:tcW w:type="dxa" w:w="2293"/>
+            <w:tcBorders>
+              <w:top w:val="single" w:color="333635" w:sz="12"/>
+              <w:left w:val="none" w:color="auto" w:sz="0"/>
+              <w:bottom w:val="single" w:color="333635" w:sz="6"/>
+              <w:right w:val="none" w:color="auto" w:sz="0"/>
+            </w:tcBorders>
+            <w:tcMar>
+              <w:top w:type="dxa" w:w="90"/>
+              <w:left w:type="dxa" w:w="60"/>
+              <w:bottom w:type="dxa" w:w="90"/>
+              <w:right w:type="dxa" w:w="110"/>
+            </w:tcMar>
+            <w:vAlign w:val="bottom"/>
+          </w:tcPr>
+          <w:p>
+            <w:pPr>
+              <w:spacing w:after="0" w:line="252"/>
+              <w:jc w:val="left"/>
+            </w:pPr>
+            <w:r>
+              <w:rPr>
+                <w:rFonts w:ascii="Montserrat" w:cs="Montserrat" w:eastAsia="Montserrat" w:hAnsi="Montserrat"/>
+                <w:b/>
+                <w:bCs/>
+                <w:color w:val="333635"/>
+                <w:spacing w:val="10"/>
+                <w:sz w:val="14"/>
+                <w:szCs w:val="14"/>
+              </w:rPr>
+              <w:t xml:space="preserve">ÉTAPE</w:t>
+            </w:r>
+          </w:p>
+        </w:tc>
+        <w:tc>
+          <w:tcPr>
+            <w:tcW w:type="dxa" w:w="3543"/>
+            <w:tcBorders>
+              <w:top w:val="single" w:color="333635" w:sz="12"/>
+              <w:left w:val="none" w:color="auto" w:sz="0"/>
+              <w:bottom w:val="single" w:color="333635" w:sz="6"/>
+              <w:right w:val="none" w:color="auto" w:sz="0"/>
+            </w:tcBorders>
+            <w:tcMar>
+              <w:top w:type="dxa" w:w="90"/>
+              <w:left w:type="dxa" w:w="110"/>
+              <w:bottom w:type="dxa" w:w="90"/>
+              <w:right w:type="dxa" w:w="110"/>
+            </w:tcMar>
+            <w:vAlign w:val="bottom"/>
+          </w:tcPr>
+          <w:p>
+            <w:pPr>
+              <w:spacing w:after="0" w:line="252"/>
+              <w:jc w:val="left"/>
+            </w:pPr>
+            <w:r>
+              <w:rPr>
+                <w:rFonts w:ascii="Montserrat" w:cs="Montserrat" w:eastAsia="Montserrat" w:hAnsi="Montserrat"/>
+                <w:b/>
+                <w:bCs/>
+                <w:color w:val="333635"/>
+                <w:spacing w:val="10"/>
+                <w:sz w:val="14"/>
+                <w:szCs w:val="14"/>
+              </w:rPr>
+              <w:t xml:space="preserve">CALCUL</w:t>
+            </w:r>
+          </w:p>
+        </w:tc>
+        <w:tc>
+          <w:tcPr>
+            <w:tcW w:type="dxa" w:w="3570"/>
+            <w:tcBorders>
+              <w:top w:val="single" w:color="333635" w:sz="12"/>
+              <w:left w:val="none" w:color="auto" w:sz="0"/>
+              <w:bottom w:val="single" w:color="333635" w:sz="6"/>
+              <w:right w:val="none" w:color="auto" w:sz="0"/>
+            </w:tcBorders>
+            <w:tcMar>
+              <w:top w:type="dxa" w:w="90"/>
+              <w:left w:type="dxa" w:w="110"/>
+              <w:bottom w:type="dxa" w:w="90"/>
+              <w:right w:type="dxa" w:w="110"/>
+            </w:tcMar>
+            <w:vAlign w:val="bottom"/>
+          </w:tcPr>
+          <w:p>
+            <w:pPr>
+              <w:spacing w:after="0" w:line="252"/>
+              <w:jc w:val="left"/>
+            </w:pPr>
+            <w:r>
+              <w:rPr>
+                <w:rFonts w:ascii="Montserrat" w:cs="Montserrat" w:eastAsia="Montserrat" w:hAnsi="Montserrat"/>
+                <w:b/>
+                <w:bCs/>
+                <w:color w:val="333635"/>
+                <w:spacing w:val="10"/>
+                <w:sz w:val="14"/>
+                <w:szCs w:val="14"/>
+              </w:rPr>
+              <w:t xml:space="preserve">RÉSULTAT</w:t>
+            </w:r>
+          </w:p>
+        </w:tc>
+      </w:tr>
+      <w:tr>
+        <w:trPr>
+          <w:cantSplit/>
+          <w:tblHeader w:val="false"/>
+        </w:trPr>
+        <w:tc>
+          <w:tcPr>
+            <w:tcW w:type="dxa" w:w="2293"/>
+            <w:tcBorders>
+              <w:top w:val="none" w:color="auto" w:sz="0"/>
+              <w:left w:val="none" w:color="auto" w:sz="0"/>
+              <w:bottom w:val="single" w:color="BCBEC0" w:sz="4"/>
+              <w:right w:val="none" w:color="auto" w:sz="0"/>
+            </w:tcBorders>
+            <w:tcMar>
+              <w:top w:type="dxa" w:w="80"/>
+              <w:left w:type="dxa" w:w="60"/>
+              <w:bottom w:type="dxa" w:w="80"/>
+              <w:right w:type="dxa" w:w="110"/>
+            </w:tcMar>
+            <w:vAlign w:val="top"/>
+          </w:tcPr>
+          <w:p>
+            <w:pPr>
+              <w:spacing w:after="0" w:line="252"/>
+              <w:jc w:val="left"/>
+            </w:pPr>
+            <w:r>
+              <w:rPr>
+                <w:rFonts w:ascii="Montserrat" w:cs="Montserrat" w:eastAsia="Montserrat" w:hAnsi="Montserrat"/>
+                <w:b/>
+                <w:bCs/>
+                <w:color w:val="333635"/>
+                <w:sz w:val="15"/>
+                <w:szCs w:val="15"/>
+              </w:rPr>
+              <w:t xml:space="preserve">Marché de référence en valeur</w:t>
+            </w:r>
+          </w:p>
+        </w:tc>
+        <w:tc>
+          <w:tcPr>
+            <w:tcW w:type="dxa" w:w="3543"/>
+            <w:tcBorders>
+              <w:top w:val="none" w:color="auto" w:sz="0"/>
+              <w:left w:val="none" w:color="auto" w:sz="0"/>
+              <w:bottom w:val="single" w:color="BCBEC0" w:sz="4"/>
+              <w:right w:val="none" w:color="auto" w:sz="0"/>
+            </w:tcBorders>
+            <w:tcMar>
+              <w:top w:type="dxa" w:w="80"/>
+              <w:left w:type="dxa" w:w="110"/>
+              <w:bottom w:type="dxa" w:w="80"/>
+              <w:right w:type="dxa" w:w="110"/>
+            </w:tcMar>
+            <w:vAlign w:val="top"/>
+          </w:tcPr>
+          <w:p>
+            <w:pPr>
+              <w:spacing w:after="0" w:line="252"/>
+              <w:jc w:val="left"/>
+            </w:pPr>
+            <w:r>
+              <w:rPr>
+                <w:rFonts w:ascii="Montserrat" w:cs="Montserrat" w:eastAsia="Montserrat" w:hAnsi="Montserrat"/>
+                <w:b w:val="false"/>
+                <w:bCs w:val="false"/>
+                <w:color w:val="58595B"/>
+                <w:sz w:val="15"/>
+                <w:szCs w:val="15"/>
+              </w:rPr>
+              <w:t xml:space="preserve">1,8 Md€ de chiffre d'affaires de la filière EdTech × 22 % de part du segment scolaire</w:t>
+            </w:r>
+          </w:p>
+        </w:tc>
+        <w:tc>
+          <w:tcPr>
+            <w:tcW w:type="dxa" w:w="3570"/>
+            <w:tcBorders>
+              <w:top w:val="none" w:color="auto" w:sz="0"/>
+              <w:left w:val="none" w:color="auto" w:sz="0"/>
+              <w:bottom w:val="single" w:color="BCBEC0" w:sz="4"/>
+              <w:right w:val="none" w:color="auto" w:sz="0"/>
+            </w:tcBorders>
+            <w:tcMar>
+              <w:top w:type="dxa" w:w="80"/>
+              <w:left w:type="dxa" w:w="110"/>
+              <w:bottom w:type="dxa" w:w="80"/>
+              <w:right w:type="dxa" w:w="110"/>
+            </w:tcMar>
+            <w:vAlign w:val="top"/>
+          </w:tcPr>
+          <w:p>
+            <w:pPr>
+              <w:spacing w:after="0" w:line="252"/>
+              <w:jc w:val="left"/>
+            </w:pPr>
+            <w:r>
+              <w:rPr>
+                <w:rFonts w:ascii="Montserrat" w:cs="Montserrat" w:eastAsia="Montserrat" w:hAnsi="Montserrat"/>
+                <w:b w:val="false"/>
+                <w:bCs w:val="false"/>
+                <w:color w:val="58595B"/>
+                <w:sz w:val="15"/>
+                <w:szCs w:val="15"/>
+              </w:rPr>
+              <w:t xml:space="preserve">396 M€</w:t>
+            </w:r>
+          </w:p>
+        </w:tc>
+      </w:tr>
+      <w:tr>
+        <w:trPr>
+          <w:cantSplit/>
+          <w:tblHeader w:val="false"/>
+        </w:trPr>
+        <w:tc>
+          <w:tcPr>
+            <w:tcW w:type="dxa" w:w="2293"/>
+            <w:tcBorders>
+              <w:top w:val="none" w:color="auto" w:sz="0"/>
+              <w:left w:val="none" w:color="auto" w:sz="0"/>
+              <w:bottom w:val="single" w:color="BCBEC0" w:sz="4"/>
+              <w:right w:val="none" w:color="auto" w:sz="0"/>
+            </w:tcBorders>
+            <w:tcMar>
+              <w:top w:type="dxa" w:w="80"/>
+              <w:left w:type="dxa" w:w="60"/>
+              <w:bottom w:type="dxa" w:w="80"/>
+              <w:right w:type="dxa" w:w="110"/>
+            </w:tcMar>
+            <w:vAlign w:val="top"/>
+          </w:tcPr>
+          <w:p>
+            <w:pPr>
+              <w:spacing w:after="0" w:line="252"/>
+              <w:jc w:val="left"/>
+            </w:pPr>
+            <w:r>
+              <w:rPr>
+                <w:rFonts w:ascii="Montserrat" w:cs="Montserrat" w:eastAsia="Montserrat" w:hAnsi="Montserrat"/>
+                <w:b/>
+                <w:bCs/>
+                <w:color w:val="333635"/>
+                <w:sz w:val="15"/>
+                <w:szCs w:val="15"/>
+              </w:rPr>
+              <w:t xml:space="preserve">Population totale (TAM)</w:t>
+            </w:r>
+          </w:p>
+        </w:tc>
+        <w:tc>
+          <w:tcPr>
+            <w:tcW w:type="dxa" w:w="3543"/>
+            <w:tcBorders>
+              <w:top w:val="none" w:color="auto" w:sz="0"/>
+              <w:left w:val="none" w:color="auto" w:sz="0"/>
+              <w:bottom w:val="single" w:color="BCBEC0" w:sz="4"/>
+              <w:right w:val="none" w:color="auto" w:sz="0"/>
+            </w:tcBorders>
+            <w:tcMar>
+              <w:top w:type="dxa" w:w="80"/>
+              <w:left w:type="dxa" w:w="110"/>
+              <w:bottom w:type="dxa" w:w="80"/>
+              <w:right w:type="dxa" w:w="110"/>
+            </w:tcMar>
+            <w:vAlign w:val="top"/>
+          </w:tcPr>
+          <w:p>
+            <w:pPr>
+              <w:spacing w:after="0" w:line="252"/>
+              <w:jc w:val="left"/>
+            </w:pPr>
+            <w:r>
+              <w:rPr>
+                <w:rFonts w:ascii="Montserrat" w:cs="Montserrat" w:eastAsia="Montserrat" w:hAnsi="Montserrat"/>
+                <w:b w:val="false"/>
+                <w:bCs w:val="false"/>
+                <w:color w:val="58595B"/>
+                <w:sz w:val="15"/>
+                <w:szCs w:val="15"/>
+              </w:rPr>
+              <w:t xml:space="preserve">Ensemble des collégiens scolarisés en France</w:t>
+            </w:r>
+          </w:p>
+        </w:tc>
+        <w:tc>
+          <w:tcPr>
+            <w:tcW w:type="dxa" w:w="3570"/>
+            <w:tcBorders>
+              <w:top w:val="none" w:color="auto" w:sz="0"/>
+              <w:left w:val="none" w:color="auto" w:sz="0"/>
+              <w:bottom w:val="single" w:color="BCBEC0" w:sz="4"/>
+              <w:right w:val="none" w:color="auto" w:sz="0"/>
+            </w:tcBorders>
+            <w:tcMar>
+              <w:top w:type="dxa" w:w="80"/>
+              <w:left w:type="dxa" w:w="110"/>
+              <w:bottom w:type="dxa" w:w="80"/>
+              <w:right w:type="dxa" w:w="110"/>
+            </w:tcMar>
+            <w:vAlign w:val="top"/>
+          </w:tcPr>
+          <w:p>
+            <w:pPr>
+              <w:spacing w:after="0" w:line="252"/>
+              <w:jc w:val="left"/>
+            </w:pPr>
+            <w:r>
+              <w:rPr>
+                <w:rFonts w:ascii="Montserrat" w:cs="Montserrat" w:eastAsia="Montserrat" w:hAnsi="Montserrat"/>
+                <w:b w:val="false"/>
+                <w:bCs w:val="false"/>
+                <w:color w:val="58595B"/>
+                <w:sz w:val="15"/>
+                <w:szCs w:val="15"/>
+              </w:rPr>
+              <w:t xml:space="preserve">~ 3,3 M élèves</w:t>
+            </w:r>
+          </w:p>
+        </w:tc>
+      </w:tr>
+      <w:tr>
+        <w:trPr>
+          <w:cantSplit/>
+          <w:tblHeader w:val="false"/>
+        </w:trPr>
+        <w:tc>
+          <w:tcPr>
+            <w:tcW w:type="dxa" w:w="2293"/>
+            <w:tcBorders>
+              <w:top w:val="none" w:color="auto" w:sz="0"/>
+              <w:left w:val="none" w:color="auto" w:sz="0"/>
+              <w:bottom w:val="single" w:color="BCBEC0" w:sz="4"/>
+              <w:right w:val="none" w:color="auto" w:sz="0"/>
+            </w:tcBorders>
+            <w:tcMar>
+              <w:top w:type="dxa" w:w="80"/>
+              <w:left w:type="dxa" w:w="60"/>
+              <w:bottom w:type="dxa" w:w="80"/>
+              <w:right w:type="dxa" w:w="110"/>
+            </w:tcMar>
+            <w:vAlign w:val="top"/>
+          </w:tcPr>
+          <w:p>
+            <w:pPr>
+              <w:spacing w:after="0" w:line="252"/>
+              <w:jc w:val="left"/>
+            </w:pPr>
+            <w:r>
+              <w:rPr>
+                <w:rFonts w:ascii="Montserrat" w:cs="Montserrat" w:eastAsia="Montserrat" w:hAnsi="Montserrat"/>
+                <w:b/>
+                <w:bCs/>
+                <w:color w:val="333635"/>
+                <w:sz w:val="15"/>
+                <w:szCs w:val="15"/>
+              </w:rPr>
+              <w:t xml:space="preserve">Marché adressable (SAM)</w:t>
+            </w:r>
+          </w:p>
+        </w:tc>
+        <w:tc>
+          <w:tcPr>
+            <w:tcW w:type="dxa" w:w="3543"/>
+            <w:tcBorders>
+              <w:top w:val="none" w:color="auto" w:sz="0"/>
+              <w:left w:val="none" w:color="auto" w:sz="0"/>
+              <w:bottom w:val="single" w:color="BCBEC0" w:sz="4"/>
+              <w:right w:val="none" w:color="auto" w:sz="0"/>
+            </w:tcBorders>
+            <w:tcMar>
+              <w:top w:type="dxa" w:w="80"/>
+              <w:left w:type="dxa" w:w="110"/>
+              <w:bottom w:type="dxa" w:w="80"/>
+              <w:right w:type="dxa" w:w="110"/>
+            </w:tcMar>
+            <w:vAlign w:val="top"/>
+          </w:tcPr>
+          <w:p>
+            <w:pPr>
+              <w:spacing w:after="0" w:line="252"/>
+              <w:jc w:val="left"/>
+            </w:pPr>
+            <w:r>
+              <w:rPr>
+                <w:rFonts w:ascii="Montserrat" w:cs="Montserrat" w:eastAsia="Montserrat" w:hAnsi="Montserrat"/>
+                <w:b w:val="false"/>
+                <w:bCs w:val="false"/>
+                <w:color w:val="58595B"/>
+                <w:sz w:val="15"/>
+                <w:szCs w:val="15"/>
+              </w:rPr>
+              <w:t xml:space="preserve">Restriction aux 2 niveaux visés, 6e et 5e, soit environ la moitié des effectifs du collège</w:t>
+            </w:r>
+          </w:p>
+        </w:tc>
+        <w:tc>
+          <w:tcPr>
+            <w:tcW w:type="dxa" w:w="3570"/>
+            <w:tcBorders>
+              <w:top w:val="none" w:color="auto" w:sz="0"/>
+              <w:left w:val="none" w:color="auto" w:sz="0"/>
+              <w:bottom w:val="single" w:color="BCBEC0" w:sz="4"/>
+              <w:right w:val="none" w:color="auto" w:sz="0"/>
+            </w:tcBorders>
+            <w:tcMar>
+              <w:top w:type="dxa" w:w="80"/>
+              <w:left w:type="dxa" w:w="110"/>
+              <w:bottom w:type="dxa" w:w="80"/>
+              <w:right w:type="dxa" w:w="110"/>
+            </w:tcMar>
+            <w:vAlign w:val="top"/>
+          </w:tcPr>
+          <w:p>
+            <w:pPr>
+              <w:spacing w:after="0" w:line="252"/>
+              <w:jc w:val="left"/>
+            </w:pPr>
+            <w:r>
+              <w:rPr>
+                <w:rFonts w:ascii="Montserrat" w:cs="Montserrat" w:eastAsia="Montserrat" w:hAnsi="Montserrat"/>
+                <w:b w:val="false"/>
+                <w:bCs w:val="false"/>
+                <w:color w:val="58595B"/>
+                <w:sz w:val="15"/>
+                <w:szCs w:val="15"/>
+              </w:rPr>
+              <w:t xml:space="preserve">~ 1,6 M élèves</w:t>
+            </w:r>
+          </w:p>
+        </w:tc>
+      </w:tr>
+      <w:tr>
+        <w:trPr>
+          <w:cantSplit/>
+          <w:tblHeader w:val="false"/>
+        </w:trPr>
+        <w:tc>
+          <w:tcPr>
+            <w:tcW w:type="dxa" w:w="2293"/>
+            <w:tcBorders>
+              <w:top w:val="none" w:color="auto" w:sz="0"/>
+              <w:left w:val="none" w:color="auto" w:sz="0"/>
+              <w:bottom w:val="single" w:color="BCBEC0" w:sz="4"/>
+              <w:right w:val="none" w:color="auto" w:sz="0"/>
+            </w:tcBorders>
+            <w:tcMar>
+              <w:top w:type="dxa" w:w="80"/>
+              <w:left w:type="dxa" w:w="60"/>
+              <w:bottom w:type="dxa" w:w="80"/>
+              <w:right w:type="dxa" w:w="110"/>
+            </w:tcMar>
+            <w:vAlign w:val="top"/>
+          </w:tcPr>
+          <w:p>
+            <w:pPr>
+              <w:spacing w:after="0" w:line="252"/>
+              <w:jc w:val="left"/>
+            </w:pPr>
+            <w:r>
+              <w:rPr>
+                <w:rFonts w:ascii="Montserrat" w:cs="Montserrat" w:eastAsia="Montserrat" w:hAnsi="Montserrat"/>
+                <w:b/>
+                <w:bCs/>
+                <w:color w:val="333635"/>
+                <w:sz w:val="15"/>
+                <w:szCs w:val="15"/>
+              </w:rPr>
+              <w:t xml:space="preserve">Sous-ensemble TND</w:t>
+            </w:r>
+          </w:p>
+        </w:tc>
+        <w:tc>
+          <w:tcPr>
+            <w:tcW w:type="dxa" w:w="3543"/>
+            <w:tcBorders>
+              <w:top w:val="none" w:color="auto" w:sz="0"/>
+              <w:left w:val="none" w:color="auto" w:sz="0"/>
+              <w:bottom w:val="single" w:color="BCBEC0" w:sz="4"/>
+              <w:right w:val="none" w:color="auto" w:sz="0"/>
+            </w:tcBorders>
+            <w:tcMar>
+              <w:top w:type="dxa" w:w="80"/>
+              <w:left w:type="dxa" w:w="110"/>
+              <w:bottom w:type="dxa" w:w="80"/>
+              <w:right w:type="dxa" w:w="110"/>
+            </w:tcMar>
+            <w:vAlign w:val="top"/>
+          </w:tcPr>
+          <w:p>
+            <w:pPr>
+              <w:spacing w:after="0" w:line="252"/>
+              <w:jc w:val="left"/>
+            </w:pPr>
+            <w:r>
+              <w:rPr>
+                <w:rFonts w:ascii="Montserrat" w:cs="Montserrat" w:eastAsia="Montserrat" w:hAnsi="Montserrat"/>
+                <w:b w:val="false"/>
+                <w:bCs w:val="false"/>
+                <w:color w:val="58595B"/>
+                <w:sz w:val="15"/>
+                <w:szCs w:val="15"/>
+              </w:rPr>
+              <w:t xml:space="preserve">1,6 M × repère de prévalence d'une personne sur 6</w:t>
+            </w:r>
+          </w:p>
+        </w:tc>
+        <w:tc>
+          <w:tcPr>
+            <w:tcW w:type="dxa" w:w="3570"/>
+            <w:tcBorders>
+              <w:top w:val="none" w:color="auto" w:sz="0"/>
+              <w:left w:val="none" w:color="auto" w:sz="0"/>
+              <w:bottom w:val="single" w:color="BCBEC0" w:sz="4"/>
+              <w:right w:val="none" w:color="auto" w:sz="0"/>
+            </w:tcBorders>
+            <w:tcMar>
+              <w:top w:type="dxa" w:w="80"/>
+              <w:left w:type="dxa" w:w="110"/>
+              <w:bottom w:type="dxa" w:w="80"/>
+              <w:right w:type="dxa" w:w="110"/>
+            </w:tcMar>
+            <w:vAlign w:val="top"/>
+          </w:tcPr>
+          <w:p>
+            <w:pPr>
+              <w:spacing w:after="0" w:line="252"/>
+              <w:jc w:val="left"/>
+            </w:pPr>
+            <w:r>
+              <w:rPr>
+                <w:rFonts w:ascii="Montserrat" w:cs="Montserrat" w:eastAsia="Montserrat" w:hAnsi="Montserrat"/>
+                <w:b w:val="false"/>
+                <w:bCs w:val="false"/>
+                <w:color w:val="58595B"/>
+                <w:sz w:val="15"/>
+                <w:szCs w:val="15"/>
+              </w:rPr>
+              <w:t xml:space="preserve">~ 265 000 élèves</w:t>
+            </w:r>
+          </w:p>
+        </w:tc>
+      </w:tr>
+      <w:tr>
+        <w:trPr>
+          <w:cantSplit/>
+          <w:tblHeader w:val="false"/>
+        </w:trPr>
+        <w:tc>
+          <w:tcPr>
+            <w:tcW w:type="dxa" w:w="2293"/>
+            <w:tcBorders>
+              <w:top w:val="none" w:color="auto" w:sz="0"/>
+              <w:left w:val="none" w:color="auto" w:sz="0"/>
+              <w:bottom w:val="single" w:color="BCBEC0" w:sz="4"/>
+              <w:right w:val="none" w:color="auto" w:sz="0"/>
+            </w:tcBorders>
+            <w:tcMar>
+              <w:top w:type="dxa" w:w="80"/>
+              <w:left w:type="dxa" w:w="60"/>
+              <w:bottom w:type="dxa" w:w="80"/>
+              <w:right w:type="dxa" w:w="110"/>
+            </w:tcMar>
+            <w:vAlign w:val="top"/>
+          </w:tcPr>
+          <w:p>
+            <w:pPr>
+              <w:spacing w:after="0" w:line="252"/>
+              <w:jc w:val="left"/>
+            </w:pPr>
+            <w:r>
+              <w:rPr>
+                <w:rFonts w:ascii="Montserrat" w:cs="Montserrat" w:eastAsia="Montserrat" w:hAnsi="Montserrat"/>
+                <w:b/>
+                <w:bCs/>
+                <w:color w:val="333635"/>
+                <w:sz w:val="15"/>
+                <w:szCs w:val="15"/>
+              </w:rPr>
+              <w:t xml:space="preserve">Objectif année 1 (SOM)</w:t>
+            </w:r>
+          </w:p>
+        </w:tc>
+        <w:tc>
+          <w:tcPr>
+            <w:tcW w:type="dxa" w:w="3543"/>
+            <w:tcBorders>
+              <w:top w:val="none" w:color="auto" w:sz="0"/>
+              <w:left w:val="none" w:color="auto" w:sz="0"/>
+              <w:bottom w:val="single" w:color="BCBEC0" w:sz="4"/>
+              <w:right w:val="none" w:color="auto" w:sz="0"/>
+            </w:tcBorders>
+            <w:tcMar>
+              <w:top w:type="dxa" w:w="80"/>
+              <w:left w:type="dxa" w:w="110"/>
+              <w:bottom w:type="dxa" w:w="80"/>
+              <w:right w:type="dxa" w:w="110"/>
+            </w:tcMar>
+            <w:vAlign w:val="top"/>
+          </w:tcPr>
+          <w:p>
+            <w:pPr>
+              <w:spacing w:after="0" w:line="252"/>
+              <w:jc w:val="left"/>
+            </w:pPr>
+            <w:r>
+              <w:rPr>
+                <w:rFonts w:ascii="Montserrat" w:cs="Montserrat" w:eastAsia="Montserrat" w:hAnsi="Montserrat"/>
+                <w:b w:val="false"/>
+                <w:bCs w:val="false"/>
+                <w:color w:val="58595B"/>
+                <w:sz w:val="15"/>
+                <w:szCs w:val="15"/>
+              </w:rPr>
+              <w:t xml:space="preserve">40 établissements × 2 classes × environ 25 élèves</w:t>
+            </w:r>
+          </w:p>
+        </w:tc>
+        <w:tc>
+          <w:tcPr>
+            <w:tcW w:type="dxa" w:w="3570"/>
+            <w:tcBorders>
+              <w:top w:val="none" w:color="auto" w:sz="0"/>
+              <w:left w:val="none" w:color="auto" w:sz="0"/>
+              <w:bottom w:val="single" w:color="BCBEC0" w:sz="4"/>
+              <w:right w:val="none" w:color="auto" w:sz="0"/>
+            </w:tcBorders>
+            <w:tcMar>
+              <w:top w:type="dxa" w:w="80"/>
+              <w:left w:type="dxa" w:w="110"/>
+              <w:bottom w:type="dxa" w:w="80"/>
+              <w:right w:type="dxa" w:w="110"/>
+            </w:tcMar>
+            <w:vAlign w:val="top"/>
+          </w:tcPr>
+          <w:p>
+            <w:pPr>
+              <w:spacing w:after="0" w:line="252"/>
+              <w:jc w:val="left"/>
+            </w:pPr>
+            <w:r>
+              <w:rPr>
+                <w:rFonts w:ascii="Montserrat" w:cs="Montserrat" w:eastAsia="Montserrat" w:hAnsi="Montserrat"/>
+                <w:b w:val="false"/>
+                <w:bCs w:val="false"/>
+                <w:color w:val="58595B"/>
+                <w:sz w:val="15"/>
+                <w:szCs w:val="15"/>
+              </w:rPr>
+              <w:t xml:space="preserve">~ 2 000 élèves</w:t>
+            </w:r>
+          </w:p>
+        </w:tc>
+      </w:tr>
+      <w:tr>
+        <w:trPr>
+          <w:cantSplit/>
+          <w:tblHeader w:val="false"/>
+        </w:trPr>
+        <w:tc>
+          <w:tcPr>
+            <w:tcW w:type="dxa" w:w="2293"/>
+            <w:tcBorders>
+              <w:top w:val="none" w:color="auto" w:sz="0"/>
+              <w:left w:val="none" w:color="auto" w:sz="0"/>
+              <w:bottom w:val="single" w:color="BCBEC0" w:sz="4"/>
+              <w:right w:val="none" w:color="auto" w:sz="0"/>
+            </w:tcBorders>
+            <w:tcMar>
+              <w:top w:type="dxa" w:w="80"/>
+              <w:left w:type="dxa" w:w="60"/>
+              <w:bottom w:type="dxa" w:w="80"/>
+              <w:right w:type="dxa" w:w="110"/>
+            </w:tcMar>
+            <w:vAlign w:val="top"/>
+          </w:tcPr>
+          <w:p>
+            <w:pPr>
+              <w:spacing w:after="0" w:line="252"/>
+              <w:jc w:val="left"/>
+            </w:pPr>
+            <w:r>
+              <w:rPr>
+                <w:rFonts w:ascii="Montserrat" w:cs="Montserrat" w:eastAsia="Montserrat" w:hAnsi="Montserrat"/>
+                <w:b/>
+                <w:bCs/>
+                <w:color w:val="333635"/>
+                <w:sz w:val="15"/>
+                <w:szCs w:val="15"/>
+              </w:rPr>
+              <w:t xml:space="preserve">Année 3, scénario haut</w:t>
+            </w:r>
+          </w:p>
+        </w:tc>
+        <w:tc>
+          <w:tcPr>
+            <w:tcW w:type="dxa" w:w="3543"/>
+            <w:tcBorders>
+              <w:top w:val="none" w:color="auto" w:sz="0"/>
+              <w:left w:val="none" w:color="auto" w:sz="0"/>
+              <w:bottom w:val="single" w:color="BCBEC0" w:sz="4"/>
+              <w:right w:val="none" w:color="auto" w:sz="0"/>
+            </w:tcBorders>
+            <w:tcMar>
+              <w:top w:type="dxa" w:w="80"/>
+              <w:left w:type="dxa" w:w="110"/>
+              <w:bottom w:type="dxa" w:w="80"/>
+              <w:right w:type="dxa" w:w="110"/>
+            </w:tcMar>
+            <w:vAlign w:val="top"/>
+          </w:tcPr>
+          <w:p>
+            <w:pPr>
+              <w:spacing w:after="0" w:line="252"/>
+              <w:jc w:val="left"/>
+            </w:pPr>
+            <w:r>
+              <w:rPr>
+                <w:rFonts w:ascii="Montserrat" w:cs="Montserrat" w:eastAsia="Montserrat" w:hAnsi="Montserrat"/>
+                <w:b w:val="false"/>
+                <w:bCs w:val="false"/>
+                <w:color w:val="58595B"/>
+                <w:sz w:val="15"/>
+                <w:szCs w:val="15"/>
+              </w:rPr>
+              <w:t xml:space="preserve">Sous condition d'une version navigateur aboutie et d'au moins une caution externe</w:t>
+            </w:r>
+          </w:p>
+        </w:tc>
+        <w:tc>
+          <w:tcPr>
+            <w:tcW w:type="dxa" w:w="3570"/>
+            <w:tcBorders>
+              <w:top w:val="none" w:color="auto" w:sz="0"/>
+              <w:left w:val="none" w:color="auto" w:sz="0"/>
+              <w:bottom w:val="single" w:color="BCBEC0" w:sz="4"/>
+              <w:right w:val="none" w:color="auto" w:sz="0"/>
+            </w:tcBorders>
+            <w:tcMar>
+              <w:top w:type="dxa" w:w="80"/>
+              <w:left w:type="dxa" w:w="110"/>
+              <w:bottom w:type="dxa" w:w="80"/>
+              <w:right w:type="dxa" w:w="110"/>
+            </w:tcMar>
+            <w:vAlign w:val="top"/>
+          </w:tcPr>
+          <w:p>
+            <w:pPr>
+              <w:spacing w:after="0" w:line="252"/>
+              <w:jc w:val="left"/>
+            </w:pPr>
+            <w:r>
+              <w:rPr>
+                <w:rFonts w:ascii="Montserrat" w:cs="Montserrat" w:eastAsia="Montserrat" w:hAnsi="Montserrat"/>
+                <w:b w:val="false"/>
+                <w:bCs w:val="false"/>
+                <w:color w:val="58595B"/>
+                <w:sz w:val="15"/>
+                <w:szCs w:val="15"/>
+              </w:rPr>
+              <w:t xml:space="preserve">~ 20 000 élèves</w:t>
+            </w:r>
+          </w:p>
+        </w:tc>
+      </w:tr>
+      <w:tr>
+        <w:trPr>
+          <w:cantSplit/>
+          <w:tblHeader w:val="false"/>
+        </w:trPr>
+        <w:tc>
+          <w:tcPr>
+            <w:tcW w:type="dxa" w:w="2293"/>
+            <w:tcBorders>
+              <w:top w:val="none" w:color="auto" w:sz="0"/>
+              <w:left w:val="none" w:color="auto" w:sz="0"/>
+              <w:bottom w:val="single" w:color="333635" w:sz="12"/>
+              <w:right w:val="none" w:color="auto" w:sz="0"/>
+            </w:tcBorders>
+            <w:tcMar>
+              <w:top w:type="dxa" w:w="80"/>
+              <w:left w:type="dxa" w:w="60"/>
+              <w:bottom w:type="dxa" w:w="80"/>
+              <w:right w:type="dxa" w:w="110"/>
+            </w:tcMar>
+            <w:vAlign w:val="top"/>
+          </w:tcPr>
+          <w:p>
+            <w:pPr>
+              <w:spacing w:after="0" w:line="252"/>
+              <w:jc w:val="left"/>
+            </w:pPr>
+            <w:r>
+              <w:rPr>
+                <w:rFonts w:ascii="Montserrat" w:cs="Montserrat" w:eastAsia="Montserrat" w:hAnsi="Montserrat"/>
+                <w:b/>
+                <w:bCs/>
+                <w:color w:val="333635"/>
+                <w:sz w:val="15"/>
+                <w:szCs w:val="15"/>
+              </w:rPr>
+              <w:t xml:space="preserve">Année 3, scénario bas</w:t>
+            </w:r>
+          </w:p>
+        </w:tc>
+        <w:tc>
+          <w:tcPr>
+            <w:tcW w:type="dxa" w:w="3543"/>
+            <w:tcBorders>
+              <w:top w:val="none" w:color="auto" w:sz="0"/>
+              <w:left w:val="none" w:color="auto" w:sz="0"/>
+              <w:bottom w:val="single" w:color="333635" w:sz="12"/>
+              <w:right w:val="none" w:color="auto" w:sz="0"/>
+            </w:tcBorders>
+            <w:tcMar>
+              <w:top w:type="dxa" w:w="80"/>
+              <w:left w:type="dxa" w:w="110"/>
+              <w:bottom w:type="dxa" w:w="80"/>
+              <w:right w:type="dxa" w:w="110"/>
+            </w:tcMar>
+            <w:vAlign w:val="top"/>
+          </w:tcPr>
+          <w:p>
+            <w:pPr>
+              <w:spacing w:after="0" w:line="252"/>
+              <w:jc w:val="left"/>
+            </w:pPr>
+            <w:r>
+              <w:rPr>
+                <w:rFonts w:ascii="Montserrat" w:cs="Montserrat" w:eastAsia="Montserrat" w:hAnsi="Montserrat"/>
+                <w:b w:val="false"/>
+                <w:bCs w:val="false"/>
+                <w:color w:val="58595B"/>
+                <w:sz w:val="15"/>
+                <w:szCs w:val="15"/>
+              </w:rPr>
+              <w:t xml:space="preserve">Si aucune des 2 conditions n'est remplie</w:t>
+            </w:r>
+          </w:p>
+        </w:tc>
+        <w:tc>
+          <w:tcPr>
+            <w:tcW w:type="dxa" w:w="3570"/>
+            <w:tcBorders>
+              <w:top w:val="none" w:color="auto" w:sz="0"/>
+              <w:left w:val="none" w:color="auto" w:sz="0"/>
+              <w:bottom w:val="single" w:color="333635" w:sz="12"/>
+              <w:right w:val="none" w:color="auto" w:sz="0"/>
+            </w:tcBorders>
+            <w:tcMar>
+              <w:top w:type="dxa" w:w="80"/>
+              <w:left w:type="dxa" w:w="110"/>
+              <w:bottom w:type="dxa" w:w="80"/>
+              <w:right w:type="dxa" w:w="110"/>
+            </w:tcMar>
+            <w:vAlign w:val="top"/>
+          </w:tcPr>
+          <w:p>
+            <w:pPr>
+              <w:spacing w:after="0" w:line="252"/>
+              <w:jc w:val="left"/>
+            </w:pPr>
+            <w:r>
+              <w:rPr>
+                <w:rFonts w:ascii="Montserrat" w:cs="Montserrat" w:eastAsia="Montserrat" w:hAnsi="Montserrat"/>
+                <w:b w:val="false"/>
+                <w:bCs w:val="false"/>
+                <w:color w:val="58595B"/>
+                <w:sz w:val="15"/>
+                <w:szCs w:val="15"/>
+              </w:rPr>
+              <w:t xml:space="preserve">~ 5 000 élèves</w:t>
+            </w:r>
+          </w:p>
+        </w:tc>
+      </w:tr>
+    </w:tbl>
+    <w:p>
+      <w:pPr>
+        <w:spacing w:after="220" w:before="0" w:line="240"/>
+      </w:pPr>
+    </w:p>
+    <w:p>
+      <w:pPr>
+        <w:pStyle w:val="Heading2"/>
+        <w:keepNext/>
+        <w:pBdr>
+          <w:left w:val="single" w:color="87ADBA" w:sz="24" w:space="8"/>
+        </w:pBdr>
+        <w:spacing w:after="110" w:before="280"/>
+        <w:ind w:left="170"/>
+      </w:pPr>
+      <w:r>
+        <w:rPr>
+          <w:rFonts w:ascii="Montserrat" w:cs="Montserrat" w:eastAsia="Montserrat" w:hAnsi="Montserrat"/>
+          <w:b/>
+          <w:bCs/>
+          <w:color w:val="333635"/>
+          <w:spacing w:val="10"/>
+          <w:sz w:val="20"/>
+          <w:szCs w:val="20"/>
+        </w:rPr>
+        <w:t xml:space="preserve">LIMITES DU DIMENSIONNEMENT</w:t>
+      </w:r>
+    </w:p>
+    <w:p>
+      <w:pPr>
+        <w:pStyle w:val="ListParagraph"/>
+        <w:numPr>
+          <w:ilvl w:val="0"/>
+          <w:numId w:val="2"/>
+        </w:numPr>
+        <w:spacing w:after="90" w:line="276"/>
+        <w:jc w:val="left"/>
+      </w:pPr>
+      <w:r>
+        <w:rPr>
+          <w:rFonts w:ascii="Montserrat" w:cs="Montserrat" w:eastAsia="Montserrat" w:hAnsi="Montserrat"/>
+          <w:color w:val="58595B"/>
+          <w:sz w:val="18"/>
+          <w:szCs w:val="18"/>
+        </w:rPr>
+        <w:t xml:space="preserve">Le sous-ensemble TND est un ordre de grandeur, pas un effectif d'élèves diagnostiqués (voir annexe A2).</w:t>
+      </w:r>
+    </w:p>
+    <w:p>
+      <w:pPr>
+        <w:pStyle w:val="ListParagraph"/>
+        <w:numPr>
+          <w:ilvl w:val="0"/>
+          <w:numId w:val="2"/>
+        </w:numPr>
+        <w:spacing w:after="90" w:line="276"/>
+        <w:jc w:val="left"/>
+      </w:pPr>
+      <w:r>
+        <w:rPr>
+          <w:rFonts w:ascii="Montserrat" w:cs="Montserrat" w:eastAsia="Montserrat" w:hAnsi="Montserrat"/>
+          <w:color w:val="58595B"/>
+          <w:sz w:val="18"/>
+          <w:szCs w:val="18"/>
+        </w:rPr>
+        <w:t xml:space="preserve">L'objectif de première année repose sur une hypothèse de diffusion par bouche-à-oreille qui n'est pas encore validée par des données primaires.</w:t>
+      </w:r>
+    </w:p>
+    <w:p>
+      <w:pPr>
+        <w:pStyle w:val="ListParagraph"/>
+        <w:numPr>
+          <w:ilvl w:val="0"/>
+          <w:numId w:val="2"/>
+        </w:numPr>
+        <w:spacing w:after="90" w:line="276"/>
+        <w:jc w:val="left"/>
+      </w:pPr>
+      <w:r>
+        <w:rPr>
+          <w:rFonts w:ascii="Montserrat" w:cs="Montserrat" w:eastAsia="Montserrat" w:hAnsi="Montserrat"/>
+          <w:color w:val="58595B"/>
+          <w:sz w:val="18"/>
+          <w:szCs w:val="18"/>
+        </w:rPr>
+        <w:t xml:space="preserve">L'écart entre les scénarios haut et bas de l'année 3 est large parce que l'incertitude l'est aussi à ce stade.</w:t>
+      </w:r>
+    </w:p>
+    <w:p>
+      <w:pPr>
+        <w:pStyle w:val="ListParagraph"/>
+        <w:numPr>
+          <w:ilvl w:val="0"/>
+          <w:numId w:val="2"/>
+        </w:numPr>
+        <w:spacing w:after="90" w:line="276"/>
+        <w:jc w:val="left"/>
+      </w:pPr>
+      <w:r>
+        <w:rPr>
+          <w:rFonts w:ascii="Montserrat" w:cs="Montserrat" w:eastAsia="Montserrat" w:hAnsi="Montserrat"/>
+          <w:color w:val="58595B"/>
+          <w:sz w:val="18"/>
+          <w:szCs w:val="18"/>
+        </w:rPr>
+        <w:t xml:space="preserve">Les effectifs du collège sont orientés à la baisse sur la période du projet sous l'effet démographique, ce qui joue légèrement en défaveur des projections.</w:t>
+      </w:r>
+    </w:p>
+    <w:p>
+      <w:pPr>
+        <w:keepNext/>
+        <w:pageBreakBefore/>
+        <w:spacing w:after="0" w:before="0" w:line="20" w:lineRule="exact"/>
+      </w:pPr>
+    </w:p>
+    <w:tbl>
+      <w:tblPr>
+        <w:tblW w:type="dxa" w:w="9406"/>
+        <w:tblBorders>
+          <w:top w:val="none" w:color="auto" w:sz="0"/>
+          <w:left w:val="none" w:color="auto" w:sz="0"/>
+          <w:bottom w:val="none" w:color="auto" w:sz="0"/>
+          <w:right w:val="none" w:color="auto" w:sz="0"/>
+          <w:insideH w:val="none" w:color="auto" w:sz="0"/>
+          <w:insideV w:val="none" w:color="auto" w:sz="0"/>
+        </w:tblBorders>
+        <w:tblLayout w:type="fixed"/>
+      </w:tblPr>
+      <w:tblGrid>
+        <w:gridCol w:w="1500"/>
+        <w:gridCol w:w="7906"/>
+      </w:tblGrid>
+      <w:tr>
+        <w:trPr>
+          <w:cantSplit/>
+        </w:trPr>
+        <w:tc>
+          <w:tcPr>
+            <w:tcW w:type="dxa" w:w="1500"/>
+            <w:tcBorders>
+              <w:top w:val="none" w:color="auto" w:sz="0"/>
+              <w:left w:val="none" w:color="auto" w:sz="0"/>
+              <w:bottom w:val="none" w:color="auto" w:sz="0"/>
+              <w:right w:val="none" w:color="auto" w:sz="0"/>
+            </w:tcBorders>
+            <w:shd w:fill="E9EDEF" w:color="auto" w:val="clear"/>
+            <w:tcMar>
+              <w:top w:type="dxa" w:w="100"/>
+              <w:bottom w:type="dxa" w:w="100"/>
+            </w:tcMar>
+            <w:vAlign w:val="center"/>
+          </w:tcPr>
+          <w:p>
+            <w:pPr>
+              <w:spacing w:after="0" w:line="900" w:lineRule="exact"/>
+              <w:jc w:val="center"/>
+            </w:pPr>
+            <w:r>
+              <w:rPr>
+                <w:rFonts w:ascii="Oswald ExtraLight" w:cs="Oswald ExtraLight" w:eastAsia="Oswald ExtraLight" w:hAnsi="Oswald ExtraLight"/>
+                <w:color w:val="87ADBA"/>
+                <w:sz w:val="76"/>
+                <w:szCs w:val="76"/>
+              </w:rPr>
+              <w:t xml:space="preserve">A4</w:t>
+            </w:r>
+          </w:p>
+        </w:tc>
+        <w:tc>
+          <w:tcPr>
+            <w:tcW w:type="dxa" w:w="7906"/>
+            <w:tcBorders>
+              <w:top w:val="none" w:color="auto" w:sz="0"/>
+              <w:left w:val="none" w:color="auto" w:sz="0"/>
+              <w:bottom w:val="none" w:color="auto" w:sz="0"/>
+              <w:right w:val="none" w:color="auto" w:sz="0"/>
+            </w:tcBorders>
+            <w:tcMar>
+              <w:left w:type="dxa" w:w="360"/>
+            </w:tcMar>
+            <w:vAlign w:val="center"/>
+          </w:tcPr>
+          <w:p>
+            <w:pPr>
+              <w:keepNext/>
+              <w:spacing w:after="60"/>
+            </w:pPr>
+            <w:r>
+              <w:rPr>
+                <w:rFonts w:ascii="Montserrat" w:cs="Montserrat" w:eastAsia="Montserrat" w:hAnsi="Montserrat"/>
+                <w:b/>
+                <w:bCs/>
+                <w:color w:val="87ADBA"/>
+                <w:spacing w:val="40"/>
+                <w:sz w:val="15"/>
+                <w:szCs w:val="15"/>
+              </w:rPr>
+              <w:t xml:space="preserve">ANNEXE A4</w:t>
+            </w:r>
+          </w:p>
+          <w:p>
+            <w:pPr>
+              <w:pStyle w:val="Heading1"/>
+              <w:keepNext/>
+              <w:spacing w:after="0" w:line="440" w:lineRule="exact"/>
+            </w:pPr>
+            <w:bookmarkStart w:name="ann_3" w:id="114"/>
+            <w:r>
+              <w:rPr>
+                <w:rFonts w:ascii="Oswald" w:cs="Oswald" w:eastAsia="Oswald" w:hAnsi="Oswald"/>
+                <w:b/>
+                <w:bCs/>
+                <w:color w:val="173347"/>
+                <w:sz w:val="36"/>
+                <w:szCs w:val="36"/>
+              </w:rPr>
+              <w:t xml:space="preserve">TYPOLOGIE DU BENCHMARK CONCURRENTIEL</w:t>
+            </w:r>
+            <w:bookmarkEnd w:id="114"/>
+          </w:p>
+        </w:tc>
+      </w:tr>
+    </w:tbl>
+    <w:p>
+      <w:pPr>
+        <w:pBdr>
+          <w:bottom w:val="single" w:color="173347" w:sz="6"/>
+        </w:pBdr>
+        <w:spacing w:after="240" w:before="0"/>
+      </w:pPr>
+    </w:p>
+    <w:p>
+      <w:pPr>
+        <w:spacing w:after="140" w:line="288"/>
+        <w:jc w:val="both"/>
+      </w:pPr>
+      <w:r>
+        <w:rPr>
+          <w:rFonts w:ascii="Montserrat" w:cs="Montserrat" w:eastAsia="Montserrat" w:hAnsi="Montserrat"/>
+          <w:color w:val="58595B"/>
+          <w:sz w:val="18"/>
+          <w:szCs w:val="18"/>
+        </w:rPr>
+        <w:t xml:space="preserve">21 acteurs ont été recensés, en concurrence directe ou indirecte. Le chapitre 3 compare les 4 plus significatifs ; le classeur d'analyse joint au livrable contient le recensement complet.</w:t>
+      </w:r>
+    </w:p>
+    <w:tbl>
+      <w:tblPr>
+        <w:tblW w:type="dxa" w:w="9406"/>
+        <w:tblBorders>
+          <w:top w:val="none" w:color="auto" w:sz="0"/>
+          <w:left w:val="none" w:color="auto" w:sz="0"/>
+          <w:bottom w:val="none" w:color="auto" w:sz="0"/>
+          <w:right w:val="none" w:color="auto" w:sz="0"/>
+          <w:insideH w:val="none" w:color="auto" w:sz="0"/>
+          <w:insideV w:val="none" w:color="auto" w:sz="0"/>
+        </w:tblBorders>
+        <w:tblLayout w:type="fixed"/>
+      </w:tblPr>
+      <w:tblGrid>
+        <w:gridCol w:w="2084"/>
+        <w:gridCol w:w="1042"/>
+        <w:gridCol w:w="6280"/>
+      </w:tblGrid>
+      <w:tr>
+        <w:trPr>
+          <w:cantSplit/>
+          <w:tblHeader/>
+        </w:trPr>
+        <w:tc>
+          <w:tcPr>
+            <w:tcW w:type="dxa" w:w="2084"/>
+            <w:tcBorders>
+              <w:top w:val="single" w:color="333635" w:sz="12"/>
+              <w:left w:val="none" w:color="auto" w:sz="0"/>
+              <w:bottom w:val="single" w:color="333635" w:sz="6"/>
+              <w:right w:val="none" w:color="auto" w:sz="0"/>
+            </w:tcBorders>
+            <w:tcMar>
+              <w:top w:type="dxa" w:w="90"/>
+              <w:left w:type="dxa" w:w="60"/>
+              <w:bottom w:type="dxa" w:w="90"/>
+              <w:right w:type="dxa" w:w="110"/>
+            </w:tcMar>
+            <w:vAlign w:val="bottom"/>
+          </w:tcPr>
+          <w:p>
+            <w:pPr>
+              <w:spacing w:after="0" w:line="252"/>
+              <w:jc w:val="left"/>
+            </w:pPr>
+            <w:r>
+              <w:rPr>
+                <w:rFonts w:ascii="Montserrat" w:cs="Montserrat" w:eastAsia="Montserrat" w:hAnsi="Montserrat"/>
+                <w:b/>
+                <w:bCs/>
+                <w:color w:val="333635"/>
+                <w:spacing w:val="10"/>
+                <w:sz w:val="14"/>
+                <w:szCs w:val="14"/>
+              </w:rPr>
+              <w:t xml:space="preserve">FAMILLE</w:t>
+            </w:r>
+          </w:p>
+        </w:tc>
+        <w:tc>
+          <w:tcPr>
+            <w:tcW w:type="dxa" w:w="1042"/>
+            <w:tcBorders>
+              <w:top w:val="single" w:color="333635" w:sz="12"/>
+              <w:left w:val="none" w:color="auto" w:sz="0"/>
+              <w:bottom w:val="single" w:color="333635" w:sz="6"/>
+              <w:right w:val="none" w:color="auto" w:sz="0"/>
+            </w:tcBorders>
+            <w:tcMar>
+              <w:top w:type="dxa" w:w="90"/>
+              <w:left w:type="dxa" w:w="110"/>
+              <w:bottom w:type="dxa" w:w="90"/>
+              <w:right w:type="dxa" w:w="110"/>
+            </w:tcMar>
+            <w:vAlign w:val="bottom"/>
+          </w:tcPr>
+          <w:p>
+            <w:pPr>
+              <w:spacing w:after="0" w:line="252"/>
+              <w:jc w:val="right"/>
+            </w:pPr>
+            <w:r>
+              <w:rPr>
+                <w:rFonts w:ascii="Montserrat" w:cs="Montserrat" w:eastAsia="Montserrat" w:hAnsi="Montserrat"/>
+                <w:b/>
+                <w:bCs/>
+                <w:color w:val="333635"/>
+                <w:spacing w:val="10"/>
+                <w:sz w:val="14"/>
+                <w:szCs w:val="14"/>
+              </w:rPr>
+              <w:t xml:space="preserve">NOMBRE</w:t>
+            </w:r>
+          </w:p>
+        </w:tc>
+        <w:tc>
+          <w:tcPr>
+            <w:tcW w:type="dxa" w:w="6280"/>
+            <w:tcBorders>
+              <w:top w:val="single" w:color="333635" w:sz="12"/>
+              <w:left w:val="none" w:color="auto" w:sz="0"/>
+              <w:bottom w:val="single" w:color="333635" w:sz="6"/>
+              <w:right w:val="none" w:color="auto" w:sz="0"/>
+            </w:tcBorders>
+            <w:tcMar>
+              <w:top w:type="dxa" w:w="90"/>
+              <w:left w:type="dxa" w:w="110"/>
+              <w:bottom w:type="dxa" w:w="90"/>
+              <w:right w:type="dxa" w:w="110"/>
+            </w:tcMar>
+            <w:vAlign w:val="bottom"/>
+          </w:tcPr>
+          <w:p>
+            <w:pPr>
+              <w:spacing w:after="0" w:line="252"/>
+              <w:jc w:val="left"/>
+            </w:pPr>
+            <w:r>
+              <w:rPr>
+                <w:rFonts w:ascii="Montserrat" w:cs="Montserrat" w:eastAsia="Montserrat" w:hAnsi="Montserrat"/>
+                <w:b/>
+                <w:bCs/>
+                <w:color w:val="333635"/>
+                <w:spacing w:val="10"/>
+                <w:sz w:val="14"/>
+                <w:szCs w:val="14"/>
+              </w:rPr>
+              <w:t xml:space="preserve">DÉFINITION ET PÉRIMÈTRE</w:t>
+            </w:r>
+          </w:p>
+        </w:tc>
+      </w:tr>
+      <w:tr>
+        <w:trPr>
+          <w:cantSplit/>
+          <w:tblHeader w:val="false"/>
+        </w:trPr>
+        <w:tc>
+          <w:tcPr>
+            <w:tcW w:type="dxa" w:w="2084"/>
+            <w:tcBorders>
+              <w:top w:val="none" w:color="auto" w:sz="0"/>
+              <w:left w:val="none" w:color="auto" w:sz="0"/>
+              <w:bottom w:val="single" w:color="BCBEC0" w:sz="4"/>
+              <w:right w:val="none" w:color="auto" w:sz="0"/>
+            </w:tcBorders>
+            <w:tcMar>
+              <w:top w:type="dxa" w:w="80"/>
+              <w:left w:type="dxa" w:w="60"/>
+              <w:bottom w:type="dxa" w:w="80"/>
+              <w:right w:type="dxa" w:w="110"/>
+            </w:tcMar>
+            <w:vAlign w:val="top"/>
+          </w:tcPr>
+          <w:p>
+            <w:pPr>
+              <w:spacing w:after="0" w:line="252"/>
+              <w:jc w:val="left"/>
+            </w:pPr>
+            <w:r>
+              <w:rPr>
+                <w:rFonts w:ascii="Montserrat" w:cs="Montserrat" w:eastAsia="Montserrat" w:hAnsi="Montserrat"/>
+                <w:b/>
+                <w:bCs/>
+                <w:color w:val="333635"/>
+                <w:sz w:val="15"/>
+                <w:szCs w:val="15"/>
+              </w:rPr>
+              <w:t xml:space="preserve">Concurrence directe</w:t>
+            </w:r>
+          </w:p>
+        </w:tc>
+        <w:tc>
+          <w:tcPr>
+            <w:tcW w:type="dxa" w:w="1042"/>
+            <w:tcBorders>
+              <w:top w:val="none" w:color="auto" w:sz="0"/>
+              <w:left w:val="none" w:color="auto" w:sz="0"/>
+              <w:bottom w:val="single" w:color="BCBEC0" w:sz="4"/>
+              <w:right w:val="none" w:color="auto" w:sz="0"/>
+            </w:tcBorders>
+            <w:tcMar>
+              <w:top w:type="dxa" w:w="80"/>
+              <w:left w:type="dxa" w:w="110"/>
+              <w:bottom w:type="dxa" w:w="80"/>
+              <w:right w:type="dxa" w:w="110"/>
+            </w:tcMar>
+            <w:vAlign w:val="top"/>
+          </w:tcPr>
+          <w:p>
+            <w:pPr>
+              <w:spacing w:after="0" w:line="252"/>
+              <w:jc w:val="right"/>
+            </w:pPr>
+            <w:r>
+              <w:rPr>
+                <w:rFonts w:ascii="Montserrat" w:cs="Montserrat" w:eastAsia="Montserrat" w:hAnsi="Montserrat"/>
+                <w:b w:val="false"/>
+                <w:bCs w:val="false"/>
+                <w:color w:val="58595B"/>
+                <w:sz w:val="15"/>
+                <w:szCs w:val="15"/>
+              </w:rPr>
+              <w:t xml:space="preserve">5</w:t>
+            </w:r>
+          </w:p>
+        </w:tc>
+        <w:tc>
+          <w:tcPr>
+            <w:tcW w:type="dxa" w:w="6280"/>
+            <w:tcBorders>
+              <w:top w:val="none" w:color="auto" w:sz="0"/>
+              <w:left w:val="none" w:color="auto" w:sz="0"/>
+              <w:bottom w:val="single" w:color="BCBEC0" w:sz="4"/>
+              <w:right w:val="none" w:color="auto" w:sz="0"/>
+            </w:tcBorders>
+            <w:tcMar>
+              <w:top w:type="dxa" w:w="80"/>
+              <w:left w:type="dxa" w:w="110"/>
+              <w:bottom w:type="dxa" w:w="80"/>
+              <w:right w:type="dxa" w:w="110"/>
+            </w:tcMar>
+            <w:vAlign w:val="top"/>
+          </w:tcPr>
+          <w:p>
+            <w:pPr>
+              <w:spacing w:after="0" w:line="252"/>
+              <w:jc w:val="left"/>
+            </w:pPr>
+            <w:r>
+              <w:rPr>
+                <w:rFonts w:ascii="Montserrat" w:cs="Montserrat" w:eastAsia="Montserrat" w:hAnsi="Montserrat"/>
+                <w:b w:val="false"/>
+                <w:bCs w:val="false"/>
+                <w:color w:val="58595B"/>
+                <w:sz w:val="15"/>
+                <w:szCs w:val="15"/>
+              </w:rPr>
+              <w:t xml:space="preserve">Ressources numériques qui visent le même besoin avec une solution proche : sensibilisation environnementale scolaire ou lecture accessible pour élèves TND.</w:t>
+            </w:r>
+          </w:p>
+        </w:tc>
+      </w:tr>
+      <w:tr>
+        <w:trPr>
+          <w:cantSplit/>
+          <w:tblHeader w:val="false"/>
+        </w:trPr>
+        <w:tc>
+          <w:tcPr>
+            <w:tcW w:type="dxa" w:w="2084"/>
+            <w:tcBorders>
+              <w:top w:val="none" w:color="auto" w:sz="0"/>
+              <w:left w:val="none" w:color="auto" w:sz="0"/>
+              <w:bottom w:val="single" w:color="333635" w:sz="12"/>
+              <w:right w:val="none" w:color="auto" w:sz="0"/>
+            </w:tcBorders>
+            <w:tcMar>
+              <w:top w:type="dxa" w:w="80"/>
+              <w:left w:type="dxa" w:w="60"/>
+              <w:bottom w:type="dxa" w:w="80"/>
+              <w:right w:type="dxa" w:w="110"/>
+            </w:tcMar>
+            <w:vAlign w:val="top"/>
+          </w:tcPr>
+          <w:p>
+            <w:pPr>
+              <w:spacing w:after="0" w:line="252"/>
+              <w:jc w:val="left"/>
+            </w:pPr>
+            <w:r>
+              <w:rPr>
+                <w:rFonts w:ascii="Montserrat" w:cs="Montserrat" w:eastAsia="Montserrat" w:hAnsi="Montserrat"/>
+                <w:b/>
+                <w:bCs/>
+                <w:color w:val="333635"/>
+                <w:sz w:val="15"/>
+                <w:szCs w:val="15"/>
+              </w:rPr>
+              <w:t xml:space="preserve">Concurrence indirecte</w:t>
+            </w:r>
+          </w:p>
+        </w:tc>
+        <w:tc>
+          <w:tcPr>
+            <w:tcW w:type="dxa" w:w="1042"/>
+            <w:tcBorders>
+              <w:top w:val="none" w:color="auto" w:sz="0"/>
+              <w:left w:val="none" w:color="auto" w:sz="0"/>
+              <w:bottom w:val="single" w:color="333635" w:sz="12"/>
+              <w:right w:val="none" w:color="auto" w:sz="0"/>
+            </w:tcBorders>
+            <w:tcMar>
+              <w:top w:type="dxa" w:w="80"/>
+              <w:left w:type="dxa" w:w="110"/>
+              <w:bottom w:type="dxa" w:w="80"/>
+              <w:right w:type="dxa" w:w="110"/>
+            </w:tcMar>
+            <w:vAlign w:val="top"/>
+          </w:tcPr>
+          <w:p>
+            <w:pPr>
+              <w:spacing w:after="0" w:line="252"/>
+              <w:jc w:val="right"/>
+            </w:pPr>
+            <w:r>
+              <w:rPr>
+                <w:rFonts w:ascii="Montserrat" w:cs="Montserrat" w:eastAsia="Montserrat" w:hAnsi="Montserrat"/>
+                <w:b w:val="false"/>
+                <w:bCs w:val="false"/>
+                <w:color w:val="58595B"/>
+                <w:sz w:val="15"/>
+                <w:szCs w:val="15"/>
+              </w:rPr>
+              <w:t xml:space="preserve">16</w:t>
+            </w:r>
+          </w:p>
+        </w:tc>
+        <w:tc>
+          <w:tcPr>
+            <w:tcW w:type="dxa" w:w="6280"/>
+            <w:tcBorders>
+              <w:top w:val="none" w:color="auto" w:sz="0"/>
+              <w:left w:val="none" w:color="auto" w:sz="0"/>
+              <w:bottom w:val="single" w:color="333635" w:sz="12"/>
+              <w:right w:val="none" w:color="auto" w:sz="0"/>
+            </w:tcBorders>
+            <w:tcMar>
+              <w:top w:type="dxa" w:w="80"/>
+              <w:left w:type="dxa" w:w="110"/>
+              <w:bottom w:type="dxa" w:w="80"/>
+              <w:right w:type="dxa" w:w="110"/>
+            </w:tcMar>
+            <w:vAlign w:val="top"/>
+          </w:tcPr>
+          <w:p>
+            <w:pPr>
+              <w:spacing w:after="0" w:line="252"/>
+              <w:jc w:val="left"/>
+            </w:pPr>
+            <w:r>
+              <w:rPr>
+                <w:rFonts w:ascii="Montserrat" w:cs="Montserrat" w:eastAsia="Montserrat" w:hAnsi="Montserrat"/>
+                <w:b w:val="false"/>
+                <w:bCs w:val="false"/>
+                <w:color w:val="58595B"/>
+                <w:sz w:val="15"/>
+                <w:szCs w:val="15"/>
+              </w:rPr>
+              <w:t xml:space="preserve">Solutions qui répondent au même besoin autrement : supports non numériques, plateformes généralistes, jeux narratifs grand public retenus comme repères de format.</w:t>
+            </w:r>
+          </w:p>
+        </w:tc>
+      </w:tr>
+    </w:tbl>
+    <w:p>
+      <w:pPr>
+        <w:spacing w:after="220" w:before="0" w:line="240"/>
+      </w:pPr>
+    </w:p>
+    <w:p>
+      <w:pPr>
+        <w:pStyle w:val="Heading2"/>
+        <w:keepNext/>
+        <w:pBdr>
+          <w:left w:val="single" w:color="87ADBA" w:sz="24" w:space="8"/>
+        </w:pBdr>
+        <w:spacing w:after="110" w:before="280"/>
+        <w:ind w:left="170"/>
+      </w:pPr>
+      <w:r>
+        <w:rPr>
+          <w:rFonts w:ascii="Montserrat" w:cs="Montserrat" w:eastAsia="Montserrat" w:hAnsi="Montserrat"/>
+          <w:b/>
+          <w:bCs/>
+          <w:color w:val="333635"/>
+          <w:spacing w:val="10"/>
+          <w:sz w:val="20"/>
+          <w:szCs w:val="20"/>
+        </w:rPr>
+        <w:t xml:space="preserve">CRITÈRES DE COMPARAISON APPLIQUÉS</w:t>
+      </w:r>
+    </w:p>
+    <w:p>
+      <w:pPr>
+        <w:pStyle w:val="ListParagraph"/>
+        <w:numPr>
+          <w:ilvl w:val="0"/>
+          <w:numId w:val="2"/>
+        </w:numPr>
+        <w:spacing w:after="90" w:line="276"/>
+        <w:jc w:val="left"/>
+      </w:pPr>
+      <w:r>
+        <w:rPr>
+          <w:rFonts w:ascii="Montserrat" w:cs="Montserrat" w:eastAsia="Montserrat" w:hAnsi="Montserrat"/>
+          <w:color w:val="58595B"/>
+          <w:sz w:val="18"/>
+          <w:szCs w:val="18"/>
+        </w:rPr>
+        <w:t xml:space="preserve">Cible déclarée et niveau scolaire visé</w:t>
+      </w:r>
+    </w:p>
+    <w:p>
+      <w:pPr>
+        <w:pStyle w:val="ListParagraph"/>
+        <w:numPr>
+          <w:ilvl w:val="0"/>
+          <w:numId w:val="2"/>
+        </w:numPr>
+        <w:spacing w:after="90" w:line="276"/>
+        <w:jc w:val="left"/>
+      </w:pPr>
+      <w:r>
+        <w:rPr>
+          <w:rFonts w:ascii="Montserrat" w:cs="Montserrat" w:eastAsia="Montserrat" w:hAnsi="Montserrat"/>
+          <w:color w:val="58595B"/>
+          <w:sz w:val="18"/>
+          <w:szCs w:val="18"/>
+        </w:rPr>
+        <w:t xml:space="preserve">Nature de l'offre et format pédagogique</w:t>
+      </w:r>
+    </w:p>
+    <w:p>
+      <w:pPr>
+        <w:pStyle w:val="ListParagraph"/>
+        <w:numPr>
+          <w:ilvl w:val="0"/>
+          <w:numId w:val="2"/>
+        </w:numPr>
+        <w:spacing w:after="90" w:line="276"/>
+        <w:jc w:val="left"/>
+      </w:pPr>
+      <w:r>
+        <w:rPr>
+          <w:rFonts w:ascii="Montserrat" w:cs="Montserrat" w:eastAsia="Montserrat" w:hAnsi="Montserrat"/>
+          <w:color w:val="58595B"/>
+          <w:sz w:val="18"/>
+          <w:szCs w:val="18"/>
+        </w:rPr>
+        <w:t xml:space="preserve">Modèle économique et prix affiché</w:t>
+      </w:r>
+    </w:p>
+    <w:p>
+      <w:pPr>
+        <w:pStyle w:val="ListParagraph"/>
+        <w:numPr>
+          <w:ilvl w:val="0"/>
+          <w:numId w:val="2"/>
+        </w:numPr>
+        <w:spacing w:after="90" w:line="276"/>
+        <w:jc w:val="left"/>
+      </w:pPr>
+      <w:r>
+        <w:rPr>
+          <w:rFonts w:ascii="Montserrat" w:cs="Montserrat" w:eastAsia="Montserrat" w:hAnsi="Montserrat"/>
+          <w:color w:val="58595B"/>
+          <w:sz w:val="18"/>
+          <w:szCs w:val="18"/>
+        </w:rPr>
+        <w:t xml:space="preserve">Positionnement revendiqué</w:t>
+      </w:r>
+    </w:p>
+    <w:p>
+      <w:pPr>
+        <w:pStyle w:val="ListParagraph"/>
+        <w:numPr>
+          <w:ilvl w:val="0"/>
+          <w:numId w:val="2"/>
+        </w:numPr>
+        <w:spacing w:after="90" w:line="276"/>
+        <w:jc w:val="left"/>
+      </w:pPr>
+      <w:r>
+        <w:rPr>
+          <w:rFonts w:ascii="Montserrat" w:cs="Montserrat" w:eastAsia="Montserrat" w:hAnsi="Montserrat"/>
+          <w:color w:val="58595B"/>
+          <w:sz w:val="18"/>
+          <w:szCs w:val="18"/>
+        </w:rPr>
+        <w:t xml:space="preserve">Traitement de l'accessibilité, native, partielle ou absente</w:t>
+      </w:r>
+    </w:p>
+    <w:p>
+      <w:pPr>
+        <w:pStyle w:val="ListParagraph"/>
+        <w:numPr>
+          <w:ilvl w:val="0"/>
+          <w:numId w:val="2"/>
+        </w:numPr>
+        <w:spacing w:after="90" w:line="276"/>
+        <w:jc w:val="left"/>
+      </w:pPr>
+      <w:r>
+        <w:rPr>
+          <w:rFonts w:ascii="Montserrat" w:cs="Montserrat" w:eastAsia="Montserrat" w:hAnsi="Montserrat"/>
+          <w:color w:val="58595B"/>
+          <w:sz w:val="18"/>
+          <w:szCs w:val="18"/>
+        </w:rPr>
+        <w:t xml:space="preserve">Canal de distribution principal et présence sur les portails institutionnels</w:t>
+      </w:r>
+    </w:p>
+    <w:p>
+      <w:pPr>
+        <w:pStyle w:val="ListParagraph"/>
+        <w:numPr>
+          <w:ilvl w:val="0"/>
+          <w:numId w:val="2"/>
+        </w:numPr>
+        <w:spacing w:after="90" w:line="276"/>
+        <w:jc w:val="left"/>
+      </w:pPr>
+      <w:r>
+        <w:rPr>
+          <w:rFonts w:ascii="Montserrat" w:cs="Montserrat" w:eastAsia="Montserrat" w:hAnsi="Montserrat"/>
+          <w:color w:val="58595B"/>
+          <w:sz w:val="18"/>
+          <w:szCs w:val="18"/>
+        </w:rPr>
+        <w:t xml:space="preserve">Points forts et points faibles identifiés</w:t>
+      </w:r>
+    </w:p>
+    <w:p>
+      <w:pPr>
+        <w:spacing w:after="140" w:line="288"/>
+        <w:jc w:val="both"/>
+      </w:pPr>
+      <w:r>
+        <w:rPr>
+          <w:rFonts w:ascii="Montserrat" w:cs="Montserrat" w:eastAsia="Montserrat" w:hAnsi="Montserrat"/>
+          <w:color w:val="58595B"/>
+          <w:sz w:val="18"/>
+          <w:szCs w:val="18"/>
+        </w:rPr>
+        <w:t xml:space="preserve">La matrice de positionnement retient 4 attributs : récit interactif, thème écologique, accessibilité TND et gratuité pour l'élève. Ils reprennent les besoins prioritaires du chapitre 2 et permettent de départager les offres.</w:t>
+      </w:r>
+    </w:p>
+    <w:p>
+      <w:pPr>
+        <w:keepNext/>
+        <w:pageBreakBefore/>
+        <w:spacing w:after="0" w:before="0" w:line="20" w:lineRule="exact"/>
+      </w:pPr>
+    </w:p>
+    <w:tbl>
+      <w:tblPr>
+        <w:tblW w:type="dxa" w:w="9406"/>
+        <w:tblBorders>
+          <w:top w:val="none" w:color="auto" w:sz="0"/>
+          <w:left w:val="none" w:color="auto" w:sz="0"/>
+          <w:bottom w:val="none" w:color="auto" w:sz="0"/>
+          <w:right w:val="none" w:color="auto" w:sz="0"/>
+          <w:insideH w:val="none" w:color="auto" w:sz="0"/>
+          <w:insideV w:val="none" w:color="auto" w:sz="0"/>
+        </w:tblBorders>
+        <w:tblLayout w:type="fixed"/>
+      </w:tblPr>
+      <w:tblGrid>
+        <w:gridCol w:w="1500"/>
+        <w:gridCol w:w="7906"/>
+      </w:tblGrid>
+      <w:tr>
+        <w:trPr>
+          <w:cantSplit/>
+        </w:trPr>
+        <w:tc>
+          <w:tcPr>
+            <w:tcW w:type="dxa" w:w="1500"/>
+            <w:tcBorders>
+              <w:top w:val="none" w:color="auto" w:sz="0"/>
+              <w:left w:val="none" w:color="auto" w:sz="0"/>
+              <w:bottom w:val="none" w:color="auto" w:sz="0"/>
+              <w:right w:val="none" w:color="auto" w:sz="0"/>
+            </w:tcBorders>
+            <w:shd w:fill="E9EDEF" w:color="auto" w:val="clear"/>
+            <w:tcMar>
+              <w:top w:type="dxa" w:w="100"/>
+              <w:bottom w:type="dxa" w:w="100"/>
+            </w:tcMar>
+            <w:vAlign w:val="center"/>
+          </w:tcPr>
+          <w:p>
+            <w:pPr>
+              <w:spacing w:after="0" w:line="900" w:lineRule="exact"/>
+              <w:jc w:val="center"/>
+            </w:pPr>
+            <w:r>
+              <w:rPr>
+                <w:rFonts w:ascii="Oswald ExtraLight" w:cs="Oswald ExtraLight" w:eastAsia="Oswald ExtraLight" w:hAnsi="Oswald ExtraLight"/>
+                <w:color w:val="87ADBA"/>
+                <w:sz w:val="76"/>
+                <w:szCs w:val="76"/>
+              </w:rPr>
+              <w:t xml:space="preserve">A5</w:t>
+            </w:r>
+          </w:p>
+        </w:tc>
+        <w:tc>
+          <w:tcPr>
+            <w:tcW w:type="dxa" w:w="7906"/>
+            <w:tcBorders>
+              <w:top w:val="none" w:color="auto" w:sz="0"/>
+              <w:left w:val="none" w:color="auto" w:sz="0"/>
+              <w:bottom w:val="none" w:color="auto" w:sz="0"/>
+              <w:right w:val="none" w:color="auto" w:sz="0"/>
+            </w:tcBorders>
+            <w:tcMar>
+              <w:left w:type="dxa" w:w="360"/>
+            </w:tcMar>
+            <w:vAlign w:val="center"/>
+          </w:tcPr>
+          <w:p>
+            <w:pPr>
+              <w:keepNext/>
+              <w:spacing w:after="60"/>
+            </w:pPr>
+            <w:r>
+              <w:rPr>
+                <w:rFonts w:ascii="Montserrat" w:cs="Montserrat" w:eastAsia="Montserrat" w:hAnsi="Montserrat"/>
+                <w:b/>
+                <w:bCs/>
+                <w:color w:val="87ADBA"/>
+                <w:spacing w:val="40"/>
+                <w:sz w:val="15"/>
+                <w:szCs w:val="15"/>
+              </w:rPr>
+              <w:t xml:space="preserve">ANNEXE A5</w:t>
+            </w:r>
+          </w:p>
+          <w:p>
+            <w:pPr>
+              <w:pStyle w:val="Heading1"/>
+              <w:keepNext/>
+              <w:spacing w:after="0" w:line="440" w:lineRule="exact"/>
+            </w:pPr>
+            <w:bookmarkStart w:name="ann_4" w:id="115"/>
+            <w:r>
+              <w:rPr>
+                <w:rFonts w:ascii="Oswald" w:cs="Oswald" w:eastAsia="Oswald" w:hAnsi="Oswald"/>
+                <w:b/>
+                <w:bCs/>
+                <w:color w:val="173347"/>
+                <w:sz w:val="36"/>
+                <w:szCs w:val="36"/>
+              </w:rPr>
+              <w:t xml:space="preserve">QUESTIONNAIRE QUANTITATIF</w:t>
+            </w:r>
+            <w:bookmarkEnd w:id="115"/>
+          </w:p>
+        </w:tc>
+      </w:tr>
+    </w:tbl>
+    <w:p>
+      <w:pPr>
+        <w:pBdr>
+          <w:bottom w:val="single" w:color="173347" w:sz="6"/>
+        </w:pBdr>
+        <w:spacing w:after="240" w:before="0"/>
+      </w:pPr>
+    </w:p>
+    <w:p>
+      <w:pPr>
+        <w:spacing w:after="140" w:line="288"/>
+        <w:jc w:val="both"/>
+      </w:pPr>
+      <w:r>
+        <w:rPr>
+          <w:rFonts w:ascii="Montserrat" w:cs="Montserrat" w:eastAsia="Montserrat" w:hAnsi="Montserrat"/>
+          <w:color w:val="58595B"/>
+          <w:sz w:val="18"/>
+          <w:szCs w:val="18"/>
+        </w:rPr>
+        <w:t xml:space="preserve">Questionnaire destiné aux enseignants de collège, à diffuser en ligne. Objectif : mesurer la fréquence et la hiérarchie des besoins et des freins identifiés lors des entretiens. Échantillon visé : </w:t>
+      </w:r>
+      <w:r>
+        <w:rPr>
+          <w:rFonts w:ascii="Montserrat" w:cs="Montserrat" w:eastAsia="Montserrat" w:hAnsi="Montserrat"/>
+          <w:color w:val="58595B"/>
+          <w:sz w:val="18"/>
+          <w:szCs w:val="18"/>
+        </w:rPr>
+        <w:t xml:space="preserve">50</w:t>
+      </w:r>
+      <w:r>
+        <w:rPr>
+          <w:rFonts w:ascii="Montserrat" w:cs="Montserrat" w:eastAsia="Montserrat" w:hAnsi="Montserrat"/>
+          <w:color w:val="58595B"/>
+          <w:sz w:val="18"/>
+          <w:szCs w:val="18"/>
+        </w:rPr>
+        <w:t xml:space="preserve"> répondants, académie de Lille en priorité.</w:t>
+      </w:r>
+    </w:p>
+    <w:p>
+      <w:pPr>
+        <w:pStyle w:val="Heading2"/>
+        <w:keepNext/>
+        <w:pBdr>
+          <w:left w:val="single" w:color="87ADBA" w:sz="24" w:space="8"/>
+        </w:pBdr>
+        <w:spacing w:after="110" w:before="280"/>
+        <w:ind w:left="170"/>
+      </w:pPr>
+      <w:r>
+        <w:rPr>
+          <w:rFonts w:ascii="Montserrat" w:cs="Montserrat" w:eastAsia="Montserrat" w:hAnsi="Montserrat"/>
+          <w:b/>
+          <w:bCs/>
+          <w:color w:val="333635"/>
+          <w:spacing w:val="10"/>
+          <w:sz w:val="20"/>
+          <w:szCs w:val="20"/>
+        </w:rPr>
+        <w:t xml:space="preserve">PROFIL DU RÉPONDANT</w:t>
+      </w:r>
+    </w:p>
+    <w:p>
+      <w:pPr>
+        <w:pStyle w:val="ListParagraph"/>
+        <w:numPr>
+          <w:ilvl w:val="0"/>
+          <w:numId w:val="2"/>
+        </w:numPr>
+        <w:spacing w:after="90" w:line="276"/>
+        <w:jc w:val="left"/>
+      </w:pPr>
+      <w:r>
+        <w:rPr>
+          <w:rFonts w:ascii="Montserrat" w:cs="Montserrat" w:eastAsia="Montserrat" w:hAnsi="Montserrat"/>
+          <w:color w:val="58595B"/>
+          <w:sz w:val="18"/>
+          <w:szCs w:val="18"/>
+        </w:rPr>
+        <w:t xml:space="preserve">Discipline enseignée, niveaux de classe, type d'établissement, ancienneté.</w:t>
+      </w:r>
+    </w:p>
+    <w:p>
+      <w:pPr>
+        <w:pStyle w:val="ListParagraph"/>
+        <w:numPr>
+          <w:ilvl w:val="0"/>
+          <w:numId w:val="2"/>
+        </w:numPr>
+        <w:spacing w:after="90" w:line="276"/>
+        <w:jc w:val="left"/>
+      </w:pPr>
+      <w:r>
+        <w:rPr>
+          <w:rFonts w:ascii="Montserrat" w:cs="Montserrat" w:eastAsia="Montserrat" w:hAnsi="Montserrat"/>
+          <w:color w:val="58595B"/>
+          <w:sz w:val="18"/>
+          <w:szCs w:val="18"/>
+        </w:rPr>
+        <w:t xml:space="preserve">Présence identifiée d'élèves à besoins éducatifs particuliers dans les classes.</w:t>
+      </w:r>
+    </w:p>
+    <w:p>
+      <w:pPr>
+        <w:pStyle w:val="Heading2"/>
+        <w:keepNext/>
+        <w:pBdr>
+          <w:left w:val="single" w:color="87ADBA" w:sz="24" w:space="8"/>
+        </w:pBdr>
+        <w:spacing w:after="110" w:before="280"/>
+        <w:ind w:left="170"/>
+      </w:pPr>
+      <w:r>
+        <w:rPr>
+          <w:rFonts w:ascii="Montserrat" w:cs="Montserrat" w:eastAsia="Montserrat" w:hAnsi="Montserrat"/>
+          <w:b/>
+          <w:bCs/>
+          <w:color w:val="333635"/>
+          <w:spacing w:val="10"/>
+          <w:sz w:val="20"/>
+          <w:szCs w:val="20"/>
+        </w:rPr>
+        <w:t xml:space="preserve">PRATIQUES ACTUELLES</w:t>
+      </w:r>
+    </w:p>
+    <w:p>
+      <w:pPr>
+        <w:spacing w:after="140" w:line="288"/>
+        <w:jc w:val="both"/>
+      </w:pPr>
+      <w:r>
+        <w:rPr>
+          <w:rFonts w:ascii="Montserrat" w:cs="Montserrat" w:eastAsia="Montserrat" w:hAnsi="Montserrat"/>
+          <w:color w:val="58595B"/>
+          <w:sz w:val="18"/>
+          <w:szCs w:val="18"/>
+        </w:rPr>
+        <w:t xml:space="preserve">À quelle fréquence utilisez-vous des ressources numériques en classe ? Par quels canaux les découvrez-vous ? Combien de temps de préparation acceptez-vous d'y consacrer ? Avez-vous déjà renoncé à une ressource pour une raison technique ?</w:t>
+      </w:r>
+    </w:p>
+    <w:p>
+      <w:pPr>
+        <w:pStyle w:val="Heading2"/>
+        <w:keepNext/>
+        <w:pBdr>
+          <w:left w:val="single" w:color="87ADBA" w:sz="24" w:space="8"/>
+        </w:pBdr>
+        <w:spacing w:after="110" w:before="280"/>
+        <w:ind w:left="170"/>
+      </w:pPr>
+      <w:r>
+        <w:rPr>
+          <w:rFonts w:ascii="Montserrat" w:cs="Montserrat" w:eastAsia="Montserrat" w:hAnsi="Montserrat"/>
+          <w:b/>
+          <w:bCs/>
+          <w:color w:val="333635"/>
+          <w:spacing w:val="10"/>
+          <w:sz w:val="20"/>
+          <w:szCs w:val="20"/>
+        </w:rPr>
+        <w:t xml:space="preserve">HIÉRARCHISATION DES FREINS</w:t>
+      </w:r>
+    </w:p>
+    <w:p>
+      <w:pPr>
+        <w:spacing w:after="140" w:line="288"/>
+        <w:jc w:val="both"/>
+      </w:pPr>
+      <w:r>
+        <w:rPr>
+          <w:rFonts w:ascii="Montserrat" w:cs="Montserrat" w:eastAsia="Montserrat" w:hAnsi="Montserrat"/>
+          <w:color w:val="58595B"/>
+          <w:sz w:val="18"/>
+          <w:szCs w:val="18"/>
+        </w:rPr>
+        <w:t xml:space="preserve">Sur une échelle de 4 niveaux, du frein rédhibitoire au frein négligeable, positionner : le temps de préparation, le risque technique en salle, le coût pour l'établissement, l'absence de lien explicite avec les programmes, la difficulté d'adaptation aux élèves en difficulté de lecture.</w:t>
+      </w:r>
+    </w:p>
+    <w:p>
+      <w:pPr>
+        <w:pStyle w:val="Heading2"/>
+        <w:keepNext/>
+        <w:pBdr>
+          <w:left w:val="single" w:color="87ADBA" w:sz="24" w:space="8"/>
+        </w:pBdr>
+        <w:spacing w:after="110" w:before="280"/>
+        <w:ind w:left="170"/>
+      </w:pPr>
+      <w:r>
+        <w:rPr>
+          <w:rFonts w:ascii="Montserrat" w:cs="Montserrat" w:eastAsia="Montserrat" w:hAnsi="Montserrat"/>
+          <w:b/>
+          <w:bCs/>
+          <w:color w:val="333635"/>
+          <w:spacing w:val="10"/>
+          <w:sz w:val="20"/>
+          <w:szCs w:val="20"/>
+        </w:rPr>
+        <w:t xml:space="preserve">ATTENTES SUR LE FORMAT</w:t>
+      </w:r>
+    </w:p>
+    <w:p>
+      <w:pPr>
+        <w:spacing w:after="140" w:line="288"/>
+        <w:jc w:val="both"/>
+      </w:pPr>
+      <w:r>
+        <w:rPr>
+          <w:rFonts w:ascii="Montserrat" w:cs="Montserrat" w:eastAsia="Montserrat" w:hAnsi="Montserrat"/>
+          <w:color w:val="58595B"/>
+          <w:sz w:val="18"/>
+          <w:szCs w:val="18"/>
+        </w:rPr>
+        <w:t xml:space="preserve">Sur une échelle d'accord en 4 niveaux : un récit interactif engagerait davantage mes élèves qu'un support classique ; une ressource utilisable en une séance a plus de valeur qu'une ressource plus riche mais plus longue ; une accessibilité intégrée sans support séparé est un critère de choix ; l'absence de collecte de données est un critère de choix.</w:t>
+      </w:r>
+    </w:p>
+    <w:p>
+      <w:pPr>
+        <w:pStyle w:val="Heading2"/>
+        <w:keepNext/>
+        <w:pBdr>
+          <w:left w:val="single" w:color="87ADBA" w:sz="24" w:space="8"/>
+        </w:pBdr>
+        <w:spacing w:after="110" w:before="280"/>
+        <w:ind w:left="170"/>
+      </w:pPr>
+      <w:r>
+        <w:rPr>
+          <w:rFonts w:ascii="Montserrat" w:cs="Montserrat" w:eastAsia="Montserrat" w:hAnsi="Montserrat"/>
+          <w:b/>
+          <w:bCs/>
+          <w:color w:val="333635"/>
+          <w:spacing w:val="10"/>
+          <w:sz w:val="20"/>
+          <w:szCs w:val="20"/>
+        </w:rPr>
+        <w:t xml:space="preserve">SENSIBILITÉ AU PRIX</w:t>
+      </w:r>
+    </w:p>
+    <w:p>
+      <w:pPr>
+        <w:spacing w:after="140" w:line="288"/>
+        <w:jc w:val="both"/>
+      </w:pPr>
+      <w:r>
+        <w:rPr>
+          <w:rFonts w:ascii="Montserrat" w:cs="Montserrat" w:eastAsia="Montserrat" w:hAnsi="Montserrat"/>
+          <w:color w:val="58595B"/>
+          <w:sz w:val="18"/>
+          <w:szCs w:val="18"/>
+        </w:rPr>
+        <w:t xml:space="preserve">Quel montant annuel vous semblerait acceptable pour votre établissement ? Connaissez-vous le circuit de décision applicable à cette dépense ? Le seuil de passage en conseil d'administration a-t-il déjà retardé une acquisition dans votre établissement ?</w:t>
+      </w:r>
+    </w:p>
+    <w:p>
+      <w:pPr>
+        <w:keepNext/>
+        <w:pageBreakBefore/>
+        <w:spacing w:after="0" w:before="0" w:line="20" w:lineRule="exact"/>
+      </w:pPr>
+    </w:p>
+    <w:tbl>
+      <w:tblPr>
+        <w:tblW w:type="dxa" w:w="9406"/>
+        <w:tblBorders>
+          <w:top w:val="none" w:color="auto" w:sz="0"/>
+          <w:left w:val="none" w:color="auto" w:sz="0"/>
+          <w:bottom w:val="none" w:color="auto" w:sz="0"/>
+          <w:right w:val="none" w:color="auto" w:sz="0"/>
+          <w:insideH w:val="none" w:color="auto" w:sz="0"/>
+          <w:insideV w:val="none" w:color="auto" w:sz="0"/>
+        </w:tblBorders>
+        <w:tblLayout w:type="fixed"/>
+      </w:tblPr>
+      <w:tblGrid>
+        <w:gridCol w:w="1500"/>
+        <w:gridCol w:w="7906"/>
+      </w:tblGrid>
+      <w:tr>
+        <w:trPr>
+          <w:cantSplit/>
+        </w:trPr>
+        <w:tc>
+          <w:tcPr>
+            <w:tcW w:type="dxa" w:w="1500"/>
+            <w:tcBorders>
+              <w:top w:val="none" w:color="auto" w:sz="0"/>
+              <w:left w:val="none" w:color="auto" w:sz="0"/>
+              <w:bottom w:val="none" w:color="auto" w:sz="0"/>
+              <w:right w:val="none" w:color="auto" w:sz="0"/>
+            </w:tcBorders>
+            <w:shd w:fill="E9EDEF" w:color="auto" w:val="clear"/>
+            <w:tcMar>
+              <w:top w:type="dxa" w:w="100"/>
+              <w:bottom w:type="dxa" w:w="100"/>
+            </w:tcMar>
+            <w:vAlign w:val="center"/>
+          </w:tcPr>
+          <w:p>
+            <w:pPr>
+              <w:spacing w:after="0" w:line="900" w:lineRule="exact"/>
+              <w:jc w:val="center"/>
+            </w:pPr>
+            <w:r>
+              <w:rPr>
+                <w:rFonts w:ascii="Oswald ExtraLight" w:cs="Oswald ExtraLight" w:eastAsia="Oswald ExtraLight" w:hAnsi="Oswald ExtraLight"/>
+                <w:color w:val="87ADBA"/>
+                <w:sz w:val="76"/>
+                <w:szCs w:val="76"/>
+              </w:rPr>
+              <w:t xml:space="preserve">A6</w:t>
+            </w:r>
+          </w:p>
+        </w:tc>
+        <w:tc>
+          <w:tcPr>
+            <w:tcW w:type="dxa" w:w="7906"/>
+            <w:tcBorders>
+              <w:top w:val="none" w:color="auto" w:sz="0"/>
+              <w:left w:val="none" w:color="auto" w:sz="0"/>
+              <w:bottom w:val="none" w:color="auto" w:sz="0"/>
+              <w:right w:val="none" w:color="auto" w:sz="0"/>
+            </w:tcBorders>
+            <w:tcMar>
+              <w:left w:type="dxa" w:w="360"/>
+            </w:tcMar>
+            <w:vAlign w:val="center"/>
+          </w:tcPr>
+          <w:p>
+            <w:pPr>
+              <w:keepNext/>
+              <w:spacing w:after="60"/>
+            </w:pPr>
+            <w:r>
+              <w:rPr>
+                <w:rFonts w:ascii="Montserrat" w:cs="Montserrat" w:eastAsia="Montserrat" w:hAnsi="Montserrat"/>
+                <w:b/>
+                <w:bCs/>
+                <w:color w:val="87ADBA"/>
+                <w:spacing w:val="40"/>
+                <w:sz w:val="15"/>
+                <w:szCs w:val="15"/>
+              </w:rPr>
+              <w:t xml:space="preserve">ANNEXE A6</w:t>
+            </w:r>
+          </w:p>
+          <w:p>
+            <w:pPr>
+              <w:pStyle w:val="Heading1"/>
+              <w:keepNext/>
+              <w:spacing w:after="0" w:line="440" w:lineRule="exact"/>
+            </w:pPr>
+            <w:bookmarkStart w:name="ann_5" w:id="116"/>
+            <w:r>
+              <w:rPr>
+                <w:rFonts w:ascii="Oswald" w:cs="Oswald" w:eastAsia="Oswald" w:hAnsi="Oswald"/>
+                <w:b/>
+                <w:bCs/>
+                <w:color w:val="173347"/>
+                <w:sz w:val="36"/>
+                <w:szCs w:val="36"/>
+              </w:rPr>
+              <w:t xml:space="preserve">GUIDE D'ENTRETIEN SEMI-DIRECTIF</w:t>
+            </w:r>
+            <w:bookmarkEnd w:id="116"/>
+          </w:p>
+        </w:tc>
+      </w:tr>
+    </w:tbl>
+    <w:p>
+      <w:pPr>
+        <w:pBdr>
+          <w:bottom w:val="single" w:color="173347" w:sz="6"/>
+        </w:pBdr>
+        <w:spacing w:after="240" w:before="0"/>
+      </w:pPr>
+    </w:p>
+    <w:p>
+      <w:pPr>
+        <w:spacing w:after="140" w:line="288"/>
+        <w:jc w:val="both"/>
+      </w:pPr>
+      <w:r>
+        <w:rPr>
+          <w:rFonts w:ascii="Montserrat" w:cs="Montserrat" w:eastAsia="Montserrat" w:hAnsi="Montserrat"/>
+          <w:color w:val="58595B"/>
+          <w:sz w:val="18"/>
+          <w:szCs w:val="18"/>
+        </w:rPr>
+        <w:t xml:space="preserve">Entretiens de 30 à 45 minutes, auprès de 3 profils : enseignants de collège, professionnels de l'accompagnement TND, parents d'élèves concernés. Objectif : faire émerger les besoins et le vocabulaire employé, avant de construire le questionnaire.</w:t>
+      </w:r>
+    </w:p>
+    <w:p>
+      <w:pPr>
+        <w:pStyle w:val="Heading2"/>
+        <w:keepNext/>
+        <w:pBdr>
+          <w:left w:val="single" w:color="87ADBA" w:sz="24" w:space="8"/>
+        </w:pBdr>
+        <w:spacing w:after="110" w:before="280"/>
+        <w:ind w:left="170"/>
+      </w:pPr>
+      <w:r>
+        <w:rPr>
+          <w:rFonts w:ascii="Montserrat" w:cs="Montserrat" w:eastAsia="Montserrat" w:hAnsi="Montserrat"/>
+          <w:b/>
+          <w:bCs/>
+          <w:color w:val="333635"/>
+          <w:spacing w:val="10"/>
+          <w:sz w:val="20"/>
+          <w:szCs w:val="20"/>
+        </w:rPr>
+        <w:t xml:space="preserve">MISE EN SITUATION</w:t>
+      </w:r>
+    </w:p>
+    <w:p>
+      <w:pPr>
+        <w:spacing w:after="140" w:line="288"/>
+        <w:jc w:val="both"/>
+      </w:pPr>
+      <w:r>
+        <w:rPr>
+          <w:rFonts w:ascii="Montserrat" w:cs="Montserrat" w:eastAsia="Montserrat" w:hAnsi="Montserrat"/>
+          <w:color w:val="58595B"/>
+          <w:sz w:val="18"/>
+          <w:szCs w:val="18"/>
+        </w:rPr>
+        <w:t xml:space="preserve">Racontez-moi la dernière fois que vous avez utilisé une ressource numérique en classe. Comment l'aviez-vous trouvée ? Comment la séance s'est-elle passée ? Qu'est-ce qui a fonctionné, qu'est-ce qui a échoué ?</w:t>
+      </w:r>
+    </w:p>
+    <w:p>
+      <w:pPr>
+        <w:pStyle w:val="Heading2"/>
+        <w:keepNext/>
+        <w:pBdr>
+          <w:left w:val="single" w:color="87ADBA" w:sz="24" w:space="8"/>
+        </w:pBdr>
+        <w:spacing w:after="110" w:before="280"/>
+        <w:ind w:left="170"/>
+      </w:pPr>
+      <w:r>
+        <w:rPr>
+          <w:rFonts w:ascii="Montserrat" w:cs="Montserrat" w:eastAsia="Montserrat" w:hAnsi="Montserrat"/>
+          <w:b/>
+          <w:bCs/>
+          <w:color w:val="333635"/>
+          <w:spacing w:val="10"/>
+          <w:sz w:val="20"/>
+          <w:szCs w:val="20"/>
+        </w:rPr>
+        <w:t xml:space="preserve">BESOINS ET FRUSTRATIONS</w:t>
+      </w:r>
+    </w:p>
+    <w:p>
+      <w:pPr>
+        <w:spacing w:after="140" w:line="288"/>
+        <w:jc w:val="both"/>
+      </w:pPr>
+      <w:r>
+        <w:rPr>
+          <w:rFonts w:ascii="Montserrat" w:cs="Montserrat" w:eastAsia="Montserrat" w:hAnsi="Montserrat"/>
+          <w:color w:val="58595B"/>
+          <w:sz w:val="18"/>
+          <w:szCs w:val="18"/>
+        </w:rPr>
+        <w:t xml:space="preserve">Comment abordez-vous aujourd'hui les questions environnementales avec vos classes ? Qu'est-ce qui vous manque ? Comment se passe une séance de lecture pour les élèves qui lisent difficilement ? Que faites-vous concrètement pour eux, et qu'est-ce que cela vous coûte en temps de préparation ?</w:t>
+      </w:r>
+    </w:p>
+    <w:p>
+      <w:pPr>
+        <w:pStyle w:val="Heading2"/>
+        <w:keepNext/>
+        <w:pBdr>
+          <w:left w:val="single" w:color="87ADBA" w:sz="24" w:space="8"/>
+        </w:pBdr>
+        <w:spacing w:after="110" w:before="280"/>
+        <w:ind w:left="170"/>
+      </w:pPr>
+      <w:r>
+        <w:rPr>
+          <w:rFonts w:ascii="Montserrat" w:cs="Montserrat" w:eastAsia="Montserrat" w:hAnsi="Montserrat"/>
+          <w:b/>
+          <w:bCs/>
+          <w:color w:val="333635"/>
+          <w:spacing w:val="10"/>
+          <w:sz w:val="20"/>
+          <w:szCs w:val="20"/>
+        </w:rPr>
+        <w:t xml:space="preserve">RAPPORT AU FORMAT NARRATIF</w:t>
+      </w:r>
+    </w:p>
+    <w:p>
+      <w:pPr>
+        <w:spacing w:after="140" w:line="288"/>
+        <w:jc w:val="both"/>
+      </w:pPr>
+      <w:r>
+        <w:rPr>
+          <w:rFonts w:ascii="Montserrat" w:cs="Montserrat" w:eastAsia="Montserrat" w:hAnsi="Montserrat"/>
+          <w:color w:val="58595B"/>
+          <w:sz w:val="18"/>
+          <w:szCs w:val="18"/>
+        </w:rPr>
+        <w:t xml:space="preserve">Avez-vous déjà utilisé un jeu ou un récit interactif en classe ? Qu'en avez-vous pensé ? Qu'est-ce qui, selon vous, fait qu'un jeu éducatif est perçu comme un vrai jeu plutôt que comme un exercice déguisé ?</w:t>
+      </w:r>
+    </w:p>
+    <w:p>
+      <w:pPr>
+        <w:pStyle w:val="Heading2"/>
+        <w:keepNext/>
+        <w:pBdr>
+          <w:left w:val="single" w:color="87ADBA" w:sz="24" w:space="8"/>
+        </w:pBdr>
+        <w:spacing w:after="110" w:before="280"/>
+        <w:ind w:left="170"/>
+      </w:pPr>
+      <w:r>
+        <w:rPr>
+          <w:rFonts w:ascii="Montserrat" w:cs="Montserrat" w:eastAsia="Montserrat" w:hAnsi="Montserrat"/>
+          <w:b/>
+          <w:bCs/>
+          <w:color w:val="333635"/>
+          <w:spacing w:val="10"/>
+          <w:sz w:val="20"/>
+          <w:szCs w:val="20"/>
+        </w:rPr>
+        <w:t xml:space="preserve">DÉCISION ET ADOPTION</w:t>
+      </w:r>
+    </w:p>
+    <w:p>
+      <w:pPr>
+        <w:spacing w:after="140" w:line="288"/>
+        <w:jc w:val="both"/>
+      </w:pPr>
+      <w:r>
+        <w:rPr>
+          <w:rFonts w:ascii="Montserrat" w:cs="Montserrat" w:eastAsia="Montserrat" w:hAnsi="Montserrat"/>
+          <w:color w:val="58595B"/>
+          <w:sz w:val="18"/>
+          <w:szCs w:val="18"/>
+        </w:rPr>
+        <w:t xml:space="preserve">Qui décide de l'acquisition d'une ressource dans votre établissement ? Comment défendriez-vous un outil auprès de votre direction ? Qu'est-ce qui vous ferait renoncer, même à un outil qui vous plaît ?</w:t>
+      </w:r>
+    </w:p>
+    <w:p>
+      <w:pPr>
+        <w:pStyle w:val="Heading2"/>
+        <w:keepNext/>
+        <w:pBdr>
+          <w:left w:val="single" w:color="87ADBA" w:sz="24" w:space="8"/>
+        </w:pBdr>
+        <w:spacing w:after="110" w:before="280"/>
+        <w:ind w:left="170"/>
+      </w:pPr>
+      <w:r>
+        <w:rPr>
+          <w:rFonts w:ascii="Montserrat" w:cs="Montserrat" w:eastAsia="Montserrat" w:hAnsi="Montserrat"/>
+          <w:b/>
+          <w:bCs/>
+          <w:color w:val="333635"/>
+          <w:spacing w:val="10"/>
+          <w:sz w:val="20"/>
+          <w:szCs w:val="20"/>
+        </w:rPr>
+        <w:t xml:space="preserve">CLÔTURE</w:t>
+      </w:r>
+    </w:p>
+    <w:p>
+      <w:pPr>
+        <w:spacing w:after="140" w:line="288"/>
+        <w:jc w:val="both"/>
+      </w:pPr>
+      <w:r>
+        <w:rPr>
+          <w:rFonts w:ascii="Montserrat" w:cs="Montserrat" w:eastAsia="Montserrat" w:hAnsi="Montserrat"/>
+          <w:color w:val="58595B"/>
+          <w:sz w:val="18"/>
+          <w:szCs w:val="18"/>
+        </w:rPr>
+        <w:t xml:space="preserve">Si vous pouviez demander une seule chose à un concepteur de ressources éducatives, quelle serait-elle ? Y a-t-il un sujet que je n'ai pas abordé et qui vous paraît important ?</w:t>
+      </w:r>
+    </w:p>
+    <w:p>
+      <w:pPr>
+        <w:keepNext/>
+        <w:pageBreakBefore/>
+        <w:spacing w:after="0" w:before="0" w:line="20" w:lineRule="exact"/>
+      </w:pPr>
+    </w:p>
+    <w:tbl>
+      <w:tblPr>
+        <w:tblW w:type="dxa" w:w="9406"/>
+        <w:tblBorders>
+          <w:top w:val="none" w:color="auto" w:sz="0"/>
+          <w:left w:val="none" w:color="auto" w:sz="0"/>
+          <w:bottom w:val="none" w:color="auto" w:sz="0"/>
+          <w:right w:val="none" w:color="auto" w:sz="0"/>
+          <w:insideH w:val="none" w:color="auto" w:sz="0"/>
+          <w:insideV w:val="none" w:color="auto" w:sz="0"/>
+        </w:tblBorders>
+        <w:tblLayout w:type="fixed"/>
+      </w:tblPr>
+      <w:tblGrid>
+        <w:gridCol w:w="1500"/>
+        <w:gridCol w:w="7906"/>
+      </w:tblGrid>
+      <w:tr>
+        <w:trPr>
+          <w:cantSplit/>
+        </w:trPr>
+        <w:tc>
+          <w:tcPr>
+            <w:tcW w:type="dxa" w:w="1500"/>
+            <w:tcBorders>
+              <w:top w:val="none" w:color="auto" w:sz="0"/>
+              <w:left w:val="none" w:color="auto" w:sz="0"/>
+              <w:bottom w:val="none" w:color="auto" w:sz="0"/>
+              <w:right w:val="none" w:color="auto" w:sz="0"/>
+            </w:tcBorders>
+            <w:shd w:fill="E9EDEF" w:color="auto" w:val="clear"/>
+            <w:tcMar>
+              <w:top w:type="dxa" w:w="100"/>
+              <w:bottom w:type="dxa" w:w="100"/>
+            </w:tcMar>
+            <w:vAlign w:val="center"/>
+          </w:tcPr>
+          <w:p>
+            <w:pPr>
+              <w:spacing w:after="0" w:line="900" w:lineRule="exact"/>
+              <w:jc w:val="center"/>
+            </w:pPr>
+            <w:r>
+              <w:rPr>
+                <w:rFonts w:ascii="Oswald ExtraLight" w:cs="Oswald ExtraLight" w:eastAsia="Oswald ExtraLight" w:hAnsi="Oswald ExtraLight"/>
+                <w:color w:val="87ADBA"/>
+                <w:sz w:val="76"/>
+                <w:szCs w:val="76"/>
+              </w:rPr>
+              <w:t xml:space="preserve">A7</w:t>
+            </w:r>
+          </w:p>
+        </w:tc>
+        <w:tc>
+          <w:tcPr>
+            <w:tcW w:type="dxa" w:w="7906"/>
+            <w:tcBorders>
+              <w:top w:val="none" w:color="auto" w:sz="0"/>
+              <w:left w:val="none" w:color="auto" w:sz="0"/>
+              <w:bottom w:val="none" w:color="auto" w:sz="0"/>
+              <w:right w:val="none" w:color="auto" w:sz="0"/>
+            </w:tcBorders>
+            <w:tcMar>
+              <w:left w:type="dxa" w:w="360"/>
+            </w:tcMar>
+            <w:vAlign w:val="center"/>
+          </w:tcPr>
+          <w:p>
+            <w:pPr>
+              <w:keepNext/>
+              <w:spacing w:after="60"/>
+            </w:pPr>
+            <w:r>
+              <w:rPr>
+                <w:rFonts w:ascii="Montserrat" w:cs="Montserrat" w:eastAsia="Montserrat" w:hAnsi="Montserrat"/>
+                <w:b/>
+                <w:bCs/>
+                <w:color w:val="87ADBA"/>
+                <w:spacing w:val="40"/>
+                <w:sz w:val="15"/>
+                <w:szCs w:val="15"/>
+              </w:rPr>
+              <w:t xml:space="preserve">ANNEXE A7</w:t>
+            </w:r>
+          </w:p>
+          <w:p>
+            <w:pPr>
+              <w:pStyle w:val="Heading1"/>
+              <w:keepNext/>
+              <w:spacing w:after="0" w:line="440" w:lineRule="exact"/>
+            </w:pPr>
+            <w:bookmarkStart w:name="ann_6" w:id="117"/>
+            <w:r>
+              <w:rPr>
+                <w:rFonts w:ascii="Oswald" w:cs="Oswald" w:eastAsia="Oswald" w:hAnsi="Oswald"/>
+                <w:b/>
+                <w:bCs/>
+                <w:color w:val="173347"/>
+                <w:sz w:val="36"/>
+                <w:szCs w:val="36"/>
+              </w:rPr>
+              <w:t xml:space="preserve">GLOSSAIRE</w:t>
+            </w:r>
+            <w:bookmarkEnd w:id="117"/>
+          </w:p>
+        </w:tc>
+      </w:tr>
+    </w:tbl>
+    <w:p>
+      <w:pPr>
+        <w:pBdr>
+          <w:bottom w:val="single" w:color="173347" w:sz="6"/>
+        </w:pBdr>
+        <w:spacing w:after="240" w:before="0"/>
+      </w:pPr>
+    </w:p>
+    <w:tbl>
+      <w:tblPr>
+        <w:tblW w:type="dxa" w:w="9406"/>
+        <w:tblBorders>
+          <w:top w:val="none" w:color="auto" w:sz="0"/>
+          <w:left w:val="none" w:color="auto" w:sz="0"/>
+          <w:bottom w:val="none" w:color="auto" w:sz="0"/>
+          <w:right w:val="none" w:color="auto" w:sz="0"/>
+          <w:insideH w:val="none" w:color="auto" w:sz="0"/>
+          <w:insideV w:val="none" w:color="auto" w:sz="0"/>
+        </w:tblBorders>
+        <w:tblLayout w:type="fixed"/>
+      </w:tblPr>
+      <w:tblGrid>
+        <w:gridCol w:w="2501"/>
+        <w:gridCol w:w="6905"/>
+      </w:tblGrid>
+      <w:tr>
+        <w:trPr>
+          <w:cantSplit/>
+          <w:tblHeader/>
+        </w:trPr>
+        <w:tc>
+          <w:tcPr>
+            <w:tcW w:type="dxa" w:w="2501"/>
+            <w:tcBorders>
+              <w:top w:val="single" w:color="333635" w:sz="12"/>
+              <w:left w:val="none" w:color="auto" w:sz="0"/>
+              <w:bottom w:val="single" w:color="333635" w:sz="6"/>
+              <w:right w:val="none" w:color="auto" w:sz="0"/>
+            </w:tcBorders>
+            <w:tcMar>
+              <w:top w:type="dxa" w:w="90"/>
+              <w:left w:type="dxa" w:w="60"/>
+              <w:bottom w:type="dxa" w:w="90"/>
+              <w:right w:type="dxa" w:w="110"/>
+            </w:tcMar>
+            <w:vAlign w:val="bottom"/>
+          </w:tcPr>
+          <w:p>
+            <w:pPr>
+              <w:spacing w:after="0" w:line="252"/>
+              <w:jc w:val="left"/>
+            </w:pPr>
+            <w:r>
+              <w:rPr>
+                <w:rFonts w:ascii="Montserrat" w:cs="Montserrat" w:eastAsia="Montserrat" w:hAnsi="Montserrat"/>
+                <w:b/>
+                <w:bCs/>
+                <w:color w:val="333635"/>
+                <w:spacing w:val="10"/>
+                <w:sz w:val="14"/>
+                <w:szCs w:val="14"/>
+              </w:rPr>
+              <w:t xml:space="preserve">TERME</w:t>
+            </w:r>
+          </w:p>
+        </w:tc>
+        <w:tc>
+          <w:tcPr>
+            <w:tcW w:type="dxa" w:w="6905"/>
+            <w:tcBorders>
+              <w:top w:val="single" w:color="333635" w:sz="12"/>
+              <w:left w:val="none" w:color="auto" w:sz="0"/>
+              <w:bottom w:val="single" w:color="333635" w:sz="6"/>
+              <w:right w:val="none" w:color="auto" w:sz="0"/>
+            </w:tcBorders>
+            <w:tcMar>
+              <w:top w:type="dxa" w:w="90"/>
+              <w:left w:type="dxa" w:w="110"/>
+              <w:bottom w:type="dxa" w:w="90"/>
+              <w:right w:type="dxa" w:w="110"/>
+            </w:tcMar>
+            <w:vAlign w:val="bottom"/>
+          </w:tcPr>
+          <w:p>
+            <w:pPr>
+              <w:spacing w:after="0" w:line="252"/>
+              <w:jc w:val="left"/>
+            </w:pPr>
+            <w:r>
+              <w:rPr>
+                <w:rFonts w:ascii="Montserrat" w:cs="Montserrat" w:eastAsia="Montserrat" w:hAnsi="Montserrat"/>
+                <w:b/>
+                <w:bCs/>
+                <w:color w:val="333635"/>
+                <w:spacing w:val="10"/>
+                <w:sz w:val="14"/>
+                <w:szCs w:val="14"/>
+              </w:rPr>
+              <w:t xml:space="preserve">DÉFINITION</w:t>
+            </w:r>
+          </w:p>
+        </w:tc>
+      </w:tr>
+      <w:tr>
+        <w:trPr>
+          <w:cantSplit/>
+          <w:tblHeader w:val="false"/>
+        </w:trPr>
+        <w:tc>
+          <w:tcPr>
+            <w:tcW w:type="dxa" w:w="2501"/>
+            <w:tcBorders>
+              <w:top w:val="none" w:color="auto" w:sz="0"/>
+              <w:left w:val="none" w:color="auto" w:sz="0"/>
+              <w:bottom w:val="single" w:color="BCBEC0" w:sz="4"/>
+              <w:right w:val="none" w:color="auto" w:sz="0"/>
+            </w:tcBorders>
+            <w:tcMar>
+              <w:top w:type="dxa" w:w="80"/>
+              <w:left w:type="dxa" w:w="60"/>
+              <w:bottom w:type="dxa" w:w="80"/>
+              <w:right w:type="dxa" w:w="110"/>
+            </w:tcMar>
+            <w:vAlign w:val="top"/>
+          </w:tcPr>
+          <w:p>
+            <w:pPr>
+              <w:spacing w:after="0" w:line="252"/>
+              <w:jc w:val="left"/>
+            </w:pPr>
+            <w:r>
+              <w:rPr>
+                <w:rFonts w:ascii="Montserrat" w:cs="Montserrat" w:eastAsia="Montserrat" w:hAnsi="Montserrat"/>
+                <w:b/>
+                <w:bCs/>
+                <w:color w:val="333635"/>
+                <w:sz w:val="15"/>
+                <w:szCs w:val="15"/>
+              </w:rPr>
+              <w:t xml:space="preserve">TND</w:t>
+            </w:r>
+          </w:p>
+        </w:tc>
+        <w:tc>
+          <w:tcPr>
+            <w:tcW w:type="dxa" w:w="6905"/>
+            <w:tcBorders>
+              <w:top w:val="none" w:color="auto" w:sz="0"/>
+              <w:left w:val="none" w:color="auto" w:sz="0"/>
+              <w:bottom w:val="single" w:color="BCBEC0" w:sz="4"/>
+              <w:right w:val="none" w:color="auto" w:sz="0"/>
+            </w:tcBorders>
+            <w:tcMar>
+              <w:top w:type="dxa" w:w="80"/>
+              <w:left w:type="dxa" w:w="110"/>
+              <w:bottom w:type="dxa" w:w="80"/>
+              <w:right w:type="dxa" w:w="110"/>
+            </w:tcMar>
+            <w:vAlign w:val="top"/>
+          </w:tcPr>
+          <w:p>
+            <w:pPr>
+              <w:spacing w:after="0" w:line="252"/>
+              <w:jc w:val="left"/>
+            </w:pPr>
+            <w:r>
+              <w:rPr>
+                <w:rFonts w:ascii="Montserrat" w:cs="Montserrat" w:eastAsia="Montserrat" w:hAnsi="Montserrat"/>
+                <w:b w:val="false"/>
+                <w:bCs w:val="false"/>
+                <w:color w:val="58595B"/>
+                <w:sz w:val="15"/>
+                <w:szCs w:val="15"/>
+              </w:rPr>
+              <w:t xml:space="preserve">Troubles du neurodéveloppement : notamment troubles du spectre de l'autisme, troubles dys, TDAH et trouble du développement intellectuel.</w:t>
+            </w:r>
+          </w:p>
+        </w:tc>
+      </w:tr>
+      <w:tr>
+        <w:trPr>
+          <w:cantSplit/>
+          <w:tblHeader w:val="false"/>
+        </w:trPr>
+        <w:tc>
+          <w:tcPr>
+            <w:tcW w:type="dxa" w:w="2501"/>
+            <w:tcBorders>
+              <w:top w:val="none" w:color="auto" w:sz="0"/>
+              <w:left w:val="none" w:color="auto" w:sz="0"/>
+              <w:bottom w:val="single" w:color="BCBEC0" w:sz="4"/>
+              <w:right w:val="none" w:color="auto" w:sz="0"/>
+            </w:tcBorders>
+            <w:tcMar>
+              <w:top w:type="dxa" w:w="80"/>
+              <w:left w:type="dxa" w:w="60"/>
+              <w:bottom w:type="dxa" w:w="80"/>
+              <w:right w:type="dxa" w:w="110"/>
+            </w:tcMar>
+            <w:vAlign w:val="top"/>
+          </w:tcPr>
+          <w:p>
+            <w:pPr>
+              <w:spacing w:after="0" w:line="252"/>
+              <w:jc w:val="left"/>
+            </w:pPr>
+            <w:r>
+              <w:rPr>
+                <w:rFonts w:ascii="Montserrat" w:cs="Montserrat" w:eastAsia="Montserrat" w:hAnsi="Montserrat"/>
+                <w:b/>
+                <w:bCs/>
+                <w:color w:val="333635"/>
+                <w:sz w:val="15"/>
+                <w:szCs w:val="15"/>
+              </w:rPr>
+              <w:t xml:space="preserve">Visual novel</w:t>
+            </w:r>
+          </w:p>
+        </w:tc>
+        <w:tc>
+          <w:tcPr>
+            <w:tcW w:type="dxa" w:w="6905"/>
+            <w:tcBorders>
+              <w:top w:val="none" w:color="auto" w:sz="0"/>
+              <w:left w:val="none" w:color="auto" w:sz="0"/>
+              <w:bottom w:val="single" w:color="BCBEC0" w:sz="4"/>
+              <w:right w:val="none" w:color="auto" w:sz="0"/>
+            </w:tcBorders>
+            <w:tcMar>
+              <w:top w:type="dxa" w:w="80"/>
+              <w:left w:type="dxa" w:w="110"/>
+              <w:bottom w:type="dxa" w:w="80"/>
+              <w:right w:type="dxa" w:w="110"/>
+            </w:tcMar>
+            <w:vAlign w:val="top"/>
+          </w:tcPr>
+          <w:p>
+            <w:pPr>
+              <w:spacing w:after="0" w:line="252"/>
+              <w:jc w:val="left"/>
+            </w:pPr>
+            <w:r>
+              <w:rPr>
+                <w:rFonts w:ascii="Montserrat" w:cs="Montserrat" w:eastAsia="Montserrat" w:hAnsi="Montserrat"/>
+                <w:b w:val="false"/>
+                <w:bCs w:val="false"/>
+                <w:color w:val="58595B"/>
+                <w:sz w:val="15"/>
+                <w:szCs w:val="15"/>
+              </w:rPr>
+              <w:t xml:space="preserve">Jeu narratif illustré où les choix du joueur modifient le déroulement de l'histoire.</w:t>
+            </w:r>
+          </w:p>
+        </w:tc>
+      </w:tr>
+      <w:tr>
+        <w:trPr>
+          <w:cantSplit/>
+          <w:tblHeader w:val="false"/>
+        </w:trPr>
+        <w:tc>
+          <w:tcPr>
+            <w:tcW w:type="dxa" w:w="2501"/>
+            <w:tcBorders>
+              <w:top w:val="none" w:color="auto" w:sz="0"/>
+              <w:left w:val="none" w:color="auto" w:sz="0"/>
+              <w:bottom w:val="single" w:color="BCBEC0" w:sz="4"/>
+              <w:right w:val="none" w:color="auto" w:sz="0"/>
+            </w:tcBorders>
+            <w:tcMar>
+              <w:top w:type="dxa" w:w="80"/>
+              <w:left w:type="dxa" w:w="60"/>
+              <w:bottom w:type="dxa" w:w="80"/>
+              <w:right w:type="dxa" w:w="110"/>
+            </w:tcMar>
+            <w:vAlign w:val="top"/>
+          </w:tcPr>
+          <w:p>
+            <w:pPr>
+              <w:spacing w:after="0" w:line="252"/>
+              <w:jc w:val="left"/>
+            </w:pPr>
+            <w:r>
+              <w:rPr>
+                <w:rFonts w:ascii="Montserrat" w:cs="Montserrat" w:eastAsia="Montserrat" w:hAnsi="Montserrat"/>
+                <w:b/>
+                <w:bCs/>
+                <w:color w:val="333635"/>
+                <w:sz w:val="15"/>
+                <w:szCs w:val="15"/>
+              </w:rPr>
+              <w:t xml:space="preserve">Ren'Py</w:t>
+            </w:r>
+          </w:p>
+        </w:tc>
+        <w:tc>
+          <w:tcPr>
+            <w:tcW w:type="dxa" w:w="6905"/>
+            <w:tcBorders>
+              <w:top w:val="none" w:color="auto" w:sz="0"/>
+              <w:left w:val="none" w:color="auto" w:sz="0"/>
+              <w:bottom w:val="single" w:color="BCBEC0" w:sz="4"/>
+              <w:right w:val="none" w:color="auto" w:sz="0"/>
+            </w:tcBorders>
+            <w:tcMar>
+              <w:top w:type="dxa" w:w="80"/>
+              <w:left w:type="dxa" w:w="110"/>
+              <w:bottom w:type="dxa" w:w="80"/>
+              <w:right w:type="dxa" w:w="110"/>
+            </w:tcMar>
+            <w:vAlign w:val="top"/>
+          </w:tcPr>
+          <w:p>
+            <w:pPr>
+              <w:spacing w:after="0" w:line="252"/>
+              <w:jc w:val="left"/>
+            </w:pPr>
+            <w:r>
+              <w:rPr>
+                <w:rFonts w:ascii="Montserrat" w:cs="Montserrat" w:eastAsia="Montserrat" w:hAnsi="Montserrat"/>
+                <w:b w:val="false"/>
+                <w:bCs w:val="false"/>
+                <w:color w:val="58595B"/>
+                <w:sz w:val="15"/>
+                <w:szCs w:val="15"/>
+              </w:rPr>
+              <w:t xml:space="preserve">Moteur de développement libre et gratuit spécialisé dans la création de visual novels, disposant d'un export web.</w:t>
+            </w:r>
+          </w:p>
+        </w:tc>
+      </w:tr>
+      <w:tr>
+        <w:trPr>
+          <w:cantSplit/>
+          <w:tblHeader w:val="false"/>
+        </w:trPr>
+        <w:tc>
+          <w:tcPr>
+            <w:tcW w:type="dxa" w:w="2501"/>
+            <w:tcBorders>
+              <w:top w:val="none" w:color="auto" w:sz="0"/>
+              <w:left w:val="none" w:color="auto" w:sz="0"/>
+              <w:bottom w:val="single" w:color="BCBEC0" w:sz="4"/>
+              <w:right w:val="none" w:color="auto" w:sz="0"/>
+            </w:tcBorders>
+            <w:tcMar>
+              <w:top w:type="dxa" w:w="80"/>
+              <w:left w:type="dxa" w:w="60"/>
+              <w:bottom w:type="dxa" w:w="80"/>
+              <w:right w:type="dxa" w:w="110"/>
+            </w:tcMar>
+            <w:vAlign w:val="top"/>
+          </w:tcPr>
+          <w:p>
+            <w:pPr>
+              <w:spacing w:after="0" w:line="252"/>
+              <w:jc w:val="left"/>
+            </w:pPr>
+            <w:r>
+              <w:rPr>
+                <w:rFonts w:ascii="Montserrat" w:cs="Montserrat" w:eastAsia="Montserrat" w:hAnsi="Montserrat"/>
+                <w:b/>
+                <w:bCs/>
+                <w:color w:val="333635"/>
+                <w:sz w:val="15"/>
+                <w:szCs w:val="15"/>
+              </w:rPr>
+              <w:t xml:space="preserve">Charge cognitive</w:t>
+            </w:r>
+          </w:p>
+        </w:tc>
+        <w:tc>
+          <w:tcPr>
+            <w:tcW w:type="dxa" w:w="6905"/>
+            <w:tcBorders>
+              <w:top w:val="none" w:color="auto" w:sz="0"/>
+              <w:left w:val="none" w:color="auto" w:sz="0"/>
+              <w:bottom w:val="single" w:color="BCBEC0" w:sz="4"/>
+              <w:right w:val="none" w:color="auto" w:sz="0"/>
+            </w:tcBorders>
+            <w:tcMar>
+              <w:top w:type="dxa" w:w="80"/>
+              <w:left w:type="dxa" w:w="110"/>
+              <w:bottom w:type="dxa" w:w="80"/>
+              <w:right w:type="dxa" w:w="110"/>
+            </w:tcMar>
+            <w:vAlign w:val="top"/>
+          </w:tcPr>
+          <w:p>
+            <w:pPr>
+              <w:spacing w:after="0" w:line="252"/>
+              <w:jc w:val="left"/>
+            </w:pPr>
+            <w:r>
+              <w:rPr>
+                <w:rFonts w:ascii="Montserrat" w:cs="Montserrat" w:eastAsia="Montserrat" w:hAnsi="Montserrat"/>
+                <w:b w:val="false"/>
+                <w:bCs w:val="false"/>
+                <w:color w:val="58595B"/>
+                <w:sz w:val="15"/>
+                <w:szCs w:val="15"/>
+              </w:rPr>
+              <w:t xml:space="preserve">Effort mental exigé par une tâche. La conception cherche à réduire la charge inutile à l'apprentissage.</w:t>
+            </w:r>
+          </w:p>
+        </w:tc>
+      </w:tr>
+      <w:tr>
+        <w:trPr>
+          <w:cantSplit/>
+          <w:tblHeader w:val="false"/>
+        </w:trPr>
+        <w:tc>
+          <w:tcPr>
+            <w:tcW w:type="dxa" w:w="2501"/>
+            <w:tcBorders>
+              <w:top w:val="none" w:color="auto" w:sz="0"/>
+              <w:left w:val="none" w:color="auto" w:sz="0"/>
+              <w:bottom w:val="single" w:color="BCBEC0" w:sz="4"/>
+              <w:right w:val="none" w:color="auto" w:sz="0"/>
+            </w:tcBorders>
+            <w:tcMar>
+              <w:top w:type="dxa" w:w="80"/>
+              <w:left w:type="dxa" w:w="60"/>
+              <w:bottom w:type="dxa" w:w="80"/>
+              <w:right w:type="dxa" w:w="110"/>
+            </w:tcMar>
+            <w:vAlign w:val="top"/>
+          </w:tcPr>
+          <w:p>
+            <w:pPr>
+              <w:spacing w:after="0" w:line="252"/>
+              <w:jc w:val="left"/>
+            </w:pPr>
+            <w:r>
+              <w:rPr>
+                <w:rFonts w:ascii="Montserrat" w:cs="Montserrat" w:eastAsia="Montserrat" w:hAnsi="Montserrat"/>
+                <w:b/>
+                <w:bCs/>
+                <w:color w:val="333635"/>
+                <w:sz w:val="15"/>
+                <w:szCs w:val="15"/>
+              </w:rPr>
+              <w:t xml:space="preserve">Double codage</w:t>
+            </w:r>
+          </w:p>
+        </w:tc>
+        <w:tc>
+          <w:tcPr>
+            <w:tcW w:type="dxa" w:w="6905"/>
+            <w:tcBorders>
+              <w:top w:val="none" w:color="auto" w:sz="0"/>
+              <w:left w:val="none" w:color="auto" w:sz="0"/>
+              <w:bottom w:val="single" w:color="BCBEC0" w:sz="4"/>
+              <w:right w:val="none" w:color="auto" w:sz="0"/>
+            </w:tcBorders>
+            <w:tcMar>
+              <w:top w:type="dxa" w:w="80"/>
+              <w:left w:type="dxa" w:w="110"/>
+              <w:bottom w:type="dxa" w:w="80"/>
+              <w:right w:type="dxa" w:w="110"/>
+            </w:tcMar>
+            <w:vAlign w:val="top"/>
+          </w:tcPr>
+          <w:p>
+            <w:pPr>
+              <w:spacing w:after="0" w:line="252"/>
+              <w:jc w:val="left"/>
+            </w:pPr>
+            <w:r>
+              <w:rPr>
+                <w:rFonts w:ascii="Montserrat" w:cs="Montserrat" w:eastAsia="Montserrat" w:hAnsi="Montserrat"/>
+                <w:b w:val="false"/>
+                <w:bCs w:val="false"/>
+                <w:color w:val="58595B"/>
+                <w:sz w:val="15"/>
+                <w:szCs w:val="15"/>
+              </w:rPr>
+              <w:t xml:space="preserve">Association du texte et de l'image, qui facilite la compréhension, surtout chez les lecteurs en difficulté.</w:t>
+            </w:r>
+          </w:p>
+        </w:tc>
+      </w:tr>
+      <w:tr>
+        <w:trPr>
+          <w:cantSplit/>
+          <w:tblHeader w:val="false"/>
+        </w:trPr>
+        <w:tc>
+          <w:tcPr>
+            <w:tcW w:type="dxa" w:w="2501"/>
+            <w:tcBorders>
+              <w:top w:val="none" w:color="auto" w:sz="0"/>
+              <w:left w:val="none" w:color="auto" w:sz="0"/>
+              <w:bottom w:val="single" w:color="BCBEC0" w:sz="4"/>
+              <w:right w:val="none" w:color="auto" w:sz="0"/>
+            </w:tcBorders>
+            <w:tcMar>
+              <w:top w:type="dxa" w:w="80"/>
+              <w:left w:type="dxa" w:w="60"/>
+              <w:bottom w:type="dxa" w:w="80"/>
+              <w:right w:type="dxa" w:w="110"/>
+            </w:tcMar>
+            <w:vAlign w:val="top"/>
+          </w:tcPr>
+          <w:p>
+            <w:pPr>
+              <w:spacing w:after="0" w:line="252"/>
+              <w:jc w:val="left"/>
+            </w:pPr>
+            <w:r>
+              <w:rPr>
+                <w:rFonts w:ascii="Montserrat" w:cs="Montserrat" w:eastAsia="Montserrat" w:hAnsi="Montserrat"/>
+                <w:b/>
+                <w:bCs/>
+                <w:color w:val="333635"/>
+                <w:sz w:val="15"/>
+                <w:szCs w:val="15"/>
+              </w:rPr>
+              <w:t xml:space="preserve">CUA (ou UDL)</w:t>
+            </w:r>
+          </w:p>
+        </w:tc>
+        <w:tc>
+          <w:tcPr>
+            <w:tcW w:type="dxa" w:w="6905"/>
+            <w:tcBorders>
+              <w:top w:val="none" w:color="auto" w:sz="0"/>
+              <w:left w:val="none" w:color="auto" w:sz="0"/>
+              <w:bottom w:val="single" w:color="BCBEC0" w:sz="4"/>
+              <w:right w:val="none" w:color="auto" w:sz="0"/>
+            </w:tcBorders>
+            <w:tcMar>
+              <w:top w:type="dxa" w:w="80"/>
+              <w:left w:type="dxa" w:w="110"/>
+              <w:bottom w:type="dxa" w:w="80"/>
+              <w:right w:type="dxa" w:w="110"/>
+            </w:tcMar>
+            <w:vAlign w:val="top"/>
+          </w:tcPr>
+          <w:p>
+            <w:pPr>
+              <w:spacing w:after="0" w:line="252"/>
+              <w:jc w:val="left"/>
+            </w:pPr>
+            <w:r>
+              <w:rPr>
+                <w:rFonts w:ascii="Montserrat" w:cs="Montserrat" w:eastAsia="Montserrat" w:hAnsi="Montserrat"/>
+                <w:b w:val="false"/>
+                <w:bCs w:val="false"/>
+                <w:color w:val="58595B"/>
+                <w:sz w:val="15"/>
+                <w:szCs w:val="15"/>
+              </w:rPr>
+              <w:t xml:space="preserve">Conception universelle de l'apprentissage : les aménagements d'accessibilité sont prévus dès le départ et profitent à tous.</w:t>
+            </w:r>
+          </w:p>
+        </w:tc>
+      </w:tr>
+      <w:tr>
+        <w:trPr>
+          <w:cantSplit/>
+          <w:tblHeader w:val="false"/>
+        </w:trPr>
+        <w:tc>
+          <w:tcPr>
+            <w:tcW w:type="dxa" w:w="2501"/>
+            <w:tcBorders>
+              <w:top w:val="none" w:color="auto" w:sz="0"/>
+              <w:left w:val="none" w:color="auto" w:sz="0"/>
+              <w:bottom w:val="single" w:color="BCBEC0" w:sz="4"/>
+              <w:right w:val="none" w:color="auto" w:sz="0"/>
+            </w:tcBorders>
+            <w:tcMar>
+              <w:top w:type="dxa" w:w="80"/>
+              <w:left w:type="dxa" w:w="60"/>
+              <w:bottom w:type="dxa" w:w="80"/>
+              <w:right w:type="dxa" w:w="110"/>
+            </w:tcMar>
+            <w:vAlign w:val="top"/>
+          </w:tcPr>
+          <w:p>
+            <w:pPr>
+              <w:spacing w:after="0" w:line="252"/>
+              <w:jc w:val="left"/>
+            </w:pPr>
+            <w:r>
+              <w:rPr>
+                <w:rFonts w:ascii="Montserrat" w:cs="Montserrat" w:eastAsia="Montserrat" w:hAnsi="Montserrat"/>
+                <w:b/>
+                <w:bCs/>
+                <w:color w:val="333635"/>
+                <w:sz w:val="15"/>
+                <w:szCs w:val="15"/>
+              </w:rPr>
+              <w:t xml:space="preserve">TAM, SAM, SOM</w:t>
+            </w:r>
+          </w:p>
+        </w:tc>
+        <w:tc>
+          <w:tcPr>
+            <w:tcW w:type="dxa" w:w="6905"/>
+            <w:tcBorders>
+              <w:top w:val="none" w:color="auto" w:sz="0"/>
+              <w:left w:val="none" w:color="auto" w:sz="0"/>
+              <w:bottom w:val="single" w:color="BCBEC0" w:sz="4"/>
+              <w:right w:val="none" w:color="auto" w:sz="0"/>
+            </w:tcBorders>
+            <w:tcMar>
+              <w:top w:type="dxa" w:w="80"/>
+              <w:left w:type="dxa" w:w="110"/>
+              <w:bottom w:type="dxa" w:w="80"/>
+              <w:right w:type="dxa" w:w="110"/>
+            </w:tcMar>
+            <w:vAlign w:val="top"/>
+          </w:tcPr>
+          <w:p>
+            <w:pPr>
+              <w:spacing w:after="0" w:line="252"/>
+              <w:jc w:val="left"/>
+            </w:pPr>
+            <w:r>
+              <w:rPr>
+                <w:rFonts w:ascii="Montserrat" w:cs="Montserrat" w:eastAsia="Montserrat" w:hAnsi="Montserrat"/>
+                <w:b w:val="false"/>
+                <w:bCs w:val="false"/>
+                <w:color w:val="58595B"/>
+                <w:sz w:val="15"/>
+                <w:szCs w:val="15"/>
+              </w:rPr>
+              <w:t xml:space="preserve">Marché total, marché adressable et marché réellement atteignable. 3 niveaux emboîtés de dimensionnement.</w:t>
+            </w:r>
+          </w:p>
+        </w:tc>
+      </w:tr>
+      <w:tr>
+        <w:trPr>
+          <w:cantSplit/>
+          <w:tblHeader w:val="false"/>
+        </w:trPr>
+        <w:tc>
+          <w:tcPr>
+            <w:tcW w:type="dxa" w:w="2501"/>
+            <w:tcBorders>
+              <w:top w:val="none" w:color="auto" w:sz="0"/>
+              <w:left w:val="none" w:color="auto" w:sz="0"/>
+              <w:bottom w:val="single" w:color="BCBEC0" w:sz="4"/>
+              <w:right w:val="none" w:color="auto" w:sz="0"/>
+            </w:tcBorders>
+            <w:tcMar>
+              <w:top w:type="dxa" w:w="80"/>
+              <w:left w:type="dxa" w:w="60"/>
+              <w:bottom w:type="dxa" w:w="80"/>
+              <w:right w:type="dxa" w:w="110"/>
+            </w:tcMar>
+            <w:vAlign w:val="top"/>
+          </w:tcPr>
+          <w:p>
+            <w:pPr>
+              <w:spacing w:after="0" w:line="252"/>
+              <w:jc w:val="left"/>
+            </w:pPr>
+            <w:r>
+              <w:rPr>
+                <w:rFonts w:ascii="Montserrat" w:cs="Montserrat" w:eastAsia="Montserrat" w:hAnsi="Montserrat"/>
+                <w:b/>
+                <w:bCs/>
+                <w:color w:val="333635"/>
+                <w:sz w:val="15"/>
+                <w:szCs w:val="15"/>
+              </w:rPr>
+              <w:t xml:space="preserve">PESTEL</w:t>
+            </w:r>
+          </w:p>
+        </w:tc>
+        <w:tc>
+          <w:tcPr>
+            <w:tcW w:type="dxa" w:w="6905"/>
+            <w:tcBorders>
+              <w:top w:val="none" w:color="auto" w:sz="0"/>
+              <w:left w:val="none" w:color="auto" w:sz="0"/>
+              <w:bottom w:val="single" w:color="BCBEC0" w:sz="4"/>
+              <w:right w:val="none" w:color="auto" w:sz="0"/>
+            </w:tcBorders>
+            <w:tcMar>
+              <w:top w:type="dxa" w:w="80"/>
+              <w:left w:type="dxa" w:w="110"/>
+              <w:bottom w:type="dxa" w:w="80"/>
+              <w:right w:type="dxa" w:w="110"/>
+            </w:tcMar>
+            <w:vAlign w:val="top"/>
+          </w:tcPr>
+          <w:p>
+            <w:pPr>
+              <w:spacing w:after="0" w:line="252"/>
+              <w:jc w:val="left"/>
+            </w:pPr>
+            <w:r>
+              <w:rPr>
+                <w:rFonts w:ascii="Montserrat" w:cs="Montserrat" w:eastAsia="Montserrat" w:hAnsi="Montserrat"/>
+                <w:b w:val="false"/>
+                <w:bCs w:val="false"/>
+                <w:color w:val="58595B"/>
+                <w:sz w:val="15"/>
+                <w:szCs w:val="15"/>
+              </w:rPr>
+              <w:t xml:space="preserve">Grille d'analyse de l'environnement selon 6 facteurs : politique, économique, sociologique, technologique, environnemental et légal.</w:t>
+            </w:r>
+          </w:p>
+        </w:tc>
+      </w:tr>
+      <w:tr>
+        <w:trPr>
+          <w:cantSplit/>
+          <w:tblHeader w:val="false"/>
+        </w:trPr>
+        <w:tc>
+          <w:tcPr>
+            <w:tcW w:type="dxa" w:w="2501"/>
+            <w:tcBorders>
+              <w:top w:val="none" w:color="auto" w:sz="0"/>
+              <w:left w:val="none" w:color="auto" w:sz="0"/>
+              <w:bottom w:val="single" w:color="BCBEC0" w:sz="4"/>
+              <w:right w:val="none" w:color="auto" w:sz="0"/>
+            </w:tcBorders>
+            <w:tcMar>
+              <w:top w:type="dxa" w:w="80"/>
+              <w:left w:type="dxa" w:w="60"/>
+              <w:bottom w:type="dxa" w:w="80"/>
+              <w:right w:type="dxa" w:w="110"/>
+            </w:tcMar>
+            <w:vAlign w:val="top"/>
+          </w:tcPr>
+          <w:p>
+            <w:pPr>
+              <w:spacing w:after="0" w:line="252"/>
+              <w:jc w:val="left"/>
+            </w:pPr>
+            <w:r>
+              <w:rPr>
+                <w:rFonts w:ascii="Montserrat" w:cs="Montserrat" w:eastAsia="Montserrat" w:hAnsi="Montserrat"/>
+                <w:b/>
+                <w:bCs/>
+                <w:color w:val="333635"/>
+                <w:sz w:val="15"/>
+                <w:szCs w:val="15"/>
+              </w:rPr>
+              <w:t xml:space="preserve">SWOT</w:t>
+            </w:r>
+          </w:p>
+        </w:tc>
+        <w:tc>
+          <w:tcPr>
+            <w:tcW w:type="dxa" w:w="6905"/>
+            <w:tcBorders>
+              <w:top w:val="none" w:color="auto" w:sz="0"/>
+              <w:left w:val="none" w:color="auto" w:sz="0"/>
+              <w:bottom w:val="single" w:color="BCBEC0" w:sz="4"/>
+              <w:right w:val="none" w:color="auto" w:sz="0"/>
+            </w:tcBorders>
+            <w:tcMar>
+              <w:top w:type="dxa" w:w="80"/>
+              <w:left w:type="dxa" w:w="110"/>
+              <w:bottom w:type="dxa" w:w="80"/>
+              <w:right w:type="dxa" w:w="110"/>
+            </w:tcMar>
+            <w:vAlign w:val="top"/>
+          </w:tcPr>
+          <w:p>
+            <w:pPr>
+              <w:spacing w:after="0" w:line="252"/>
+              <w:jc w:val="left"/>
+            </w:pPr>
+            <w:r>
+              <w:rPr>
+                <w:rFonts w:ascii="Montserrat" w:cs="Montserrat" w:eastAsia="Montserrat" w:hAnsi="Montserrat"/>
+                <w:b w:val="false"/>
+                <w:bCs w:val="false"/>
+                <w:color w:val="58595B"/>
+                <w:sz w:val="15"/>
+                <w:szCs w:val="15"/>
+              </w:rPr>
+              <w:t xml:space="preserve">Matrice croisant forces et faiblesses internes avec opportunités et menaces externes.</w:t>
+            </w:r>
+          </w:p>
+        </w:tc>
+      </w:tr>
+      <w:tr>
+        <w:trPr>
+          <w:cantSplit/>
+          <w:tblHeader w:val="false"/>
+        </w:trPr>
+        <w:tc>
+          <w:tcPr>
+            <w:tcW w:type="dxa" w:w="2501"/>
+            <w:tcBorders>
+              <w:top w:val="none" w:color="auto" w:sz="0"/>
+              <w:left w:val="none" w:color="auto" w:sz="0"/>
+              <w:bottom w:val="single" w:color="BCBEC0" w:sz="4"/>
+              <w:right w:val="none" w:color="auto" w:sz="0"/>
+            </w:tcBorders>
+            <w:tcMar>
+              <w:top w:type="dxa" w:w="80"/>
+              <w:left w:type="dxa" w:w="60"/>
+              <w:bottom w:type="dxa" w:w="80"/>
+              <w:right w:type="dxa" w:w="110"/>
+            </w:tcMar>
+            <w:vAlign w:val="top"/>
+          </w:tcPr>
+          <w:p>
+            <w:pPr>
+              <w:spacing w:after="0" w:line="252"/>
+              <w:jc w:val="left"/>
+            </w:pPr>
+            <w:r>
+              <w:rPr>
+                <w:rFonts w:ascii="Montserrat" w:cs="Montserrat" w:eastAsia="Montserrat" w:hAnsi="Montserrat"/>
+                <w:b/>
+                <w:bCs/>
+                <w:color w:val="333635"/>
+                <w:sz w:val="15"/>
+                <w:szCs w:val="15"/>
+              </w:rPr>
+              <w:t xml:space="preserve">EDD</w:t>
+            </w:r>
+          </w:p>
+        </w:tc>
+        <w:tc>
+          <w:tcPr>
+            <w:tcW w:type="dxa" w:w="6905"/>
+            <w:tcBorders>
+              <w:top w:val="none" w:color="auto" w:sz="0"/>
+              <w:left w:val="none" w:color="auto" w:sz="0"/>
+              <w:bottom w:val="single" w:color="BCBEC0" w:sz="4"/>
+              <w:right w:val="none" w:color="auto" w:sz="0"/>
+            </w:tcBorders>
+            <w:tcMar>
+              <w:top w:type="dxa" w:w="80"/>
+              <w:left w:type="dxa" w:w="110"/>
+              <w:bottom w:type="dxa" w:w="80"/>
+              <w:right w:type="dxa" w:w="110"/>
+            </w:tcMar>
+            <w:vAlign w:val="top"/>
+          </w:tcPr>
+          <w:p>
+            <w:pPr>
+              <w:spacing w:after="0" w:line="252"/>
+              <w:jc w:val="left"/>
+            </w:pPr>
+            <w:r>
+              <w:rPr>
+                <w:rFonts w:ascii="Montserrat" w:cs="Montserrat" w:eastAsia="Montserrat" w:hAnsi="Montserrat"/>
+                <w:b w:val="false"/>
+                <w:bCs w:val="false"/>
+                <w:color w:val="58595B"/>
+                <w:sz w:val="15"/>
+                <w:szCs w:val="15"/>
+              </w:rPr>
+              <w:t xml:space="preserve">Éducation au développement durable, inscrite aux programmes scolaires français.</w:t>
+            </w:r>
+          </w:p>
+        </w:tc>
+      </w:tr>
+      <w:tr>
+        <w:trPr>
+          <w:cantSplit/>
+          <w:tblHeader w:val="false"/>
+        </w:trPr>
+        <w:tc>
+          <w:tcPr>
+            <w:tcW w:type="dxa" w:w="2501"/>
+            <w:tcBorders>
+              <w:top w:val="none" w:color="auto" w:sz="0"/>
+              <w:left w:val="none" w:color="auto" w:sz="0"/>
+              <w:bottom w:val="single" w:color="BCBEC0" w:sz="4"/>
+              <w:right w:val="none" w:color="auto" w:sz="0"/>
+            </w:tcBorders>
+            <w:tcMar>
+              <w:top w:type="dxa" w:w="80"/>
+              <w:left w:type="dxa" w:w="60"/>
+              <w:bottom w:type="dxa" w:w="80"/>
+              <w:right w:type="dxa" w:w="110"/>
+            </w:tcMar>
+            <w:vAlign w:val="top"/>
+          </w:tcPr>
+          <w:p>
+            <w:pPr>
+              <w:spacing w:after="0" w:line="252"/>
+              <w:jc w:val="left"/>
+            </w:pPr>
+            <w:r>
+              <w:rPr>
+                <w:rFonts w:ascii="Montserrat" w:cs="Montserrat" w:eastAsia="Montserrat" w:hAnsi="Montserrat"/>
+                <w:b/>
+                <w:bCs/>
+                <w:color w:val="333635"/>
+                <w:sz w:val="15"/>
+                <w:szCs w:val="15"/>
+              </w:rPr>
+              <w:t xml:space="preserve">ULIS</w:t>
+            </w:r>
+          </w:p>
+        </w:tc>
+        <w:tc>
+          <w:tcPr>
+            <w:tcW w:type="dxa" w:w="6905"/>
+            <w:tcBorders>
+              <w:top w:val="none" w:color="auto" w:sz="0"/>
+              <w:left w:val="none" w:color="auto" w:sz="0"/>
+              <w:bottom w:val="single" w:color="BCBEC0" w:sz="4"/>
+              <w:right w:val="none" w:color="auto" w:sz="0"/>
+            </w:tcBorders>
+            <w:tcMar>
+              <w:top w:type="dxa" w:w="80"/>
+              <w:left w:type="dxa" w:w="110"/>
+              <w:bottom w:type="dxa" w:w="80"/>
+              <w:right w:type="dxa" w:w="110"/>
+            </w:tcMar>
+            <w:vAlign w:val="top"/>
+          </w:tcPr>
+          <w:p>
+            <w:pPr>
+              <w:spacing w:after="0" w:line="252"/>
+              <w:jc w:val="left"/>
+            </w:pPr>
+            <w:r>
+              <w:rPr>
+                <w:rFonts w:ascii="Montserrat" w:cs="Montserrat" w:eastAsia="Montserrat" w:hAnsi="Montserrat"/>
+                <w:b w:val="false"/>
+                <w:bCs w:val="false"/>
+                <w:color w:val="58595B"/>
+                <w:sz w:val="15"/>
+                <w:szCs w:val="15"/>
+              </w:rPr>
+              <w:t xml:space="preserve">Unité localisée pour l'inclusion scolaire. Dispositif d'accompagnement des élèves en situation de handicap en milieu ordinaire.</w:t>
+            </w:r>
+          </w:p>
+        </w:tc>
+      </w:tr>
+      <w:tr>
+        <w:trPr>
+          <w:cantSplit/>
+          <w:tblHeader w:val="false"/>
+        </w:trPr>
+        <w:tc>
+          <w:tcPr>
+            <w:tcW w:type="dxa" w:w="2501"/>
+            <w:tcBorders>
+              <w:top w:val="none" w:color="auto" w:sz="0"/>
+              <w:left w:val="none" w:color="auto" w:sz="0"/>
+              <w:bottom w:val="single" w:color="333635" w:sz="12"/>
+              <w:right w:val="none" w:color="auto" w:sz="0"/>
+            </w:tcBorders>
+            <w:tcMar>
+              <w:top w:type="dxa" w:w="80"/>
+              <w:left w:type="dxa" w:w="60"/>
+              <w:bottom w:type="dxa" w:w="80"/>
+              <w:right w:type="dxa" w:w="110"/>
+            </w:tcMar>
+            <w:vAlign w:val="top"/>
+          </w:tcPr>
+          <w:p>
+            <w:pPr>
+              <w:spacing w:after="0" w:line="252"/>
+              <w:jc w:val="left"/>
+            </w:pPr>
+            <w:r>
+              <w:rPr>
+                <w:rFonts w:ascii="Montserrat" w:cs="Montserrat" w:eastAsia="Montserrat" w:hAnsi="Montserrat"/>
+                <w:b/>
+                <w:bCs/>
+                <w:color w:val="333635"/>
+                <w:sz w:val="15"/>
+                <w:szCs w:val="15"/>
+              </w:rPr>
+              <w:t xml:space="preserve">EdTech</w:t>
+            </w:r>
+          </w:p>
+        </w:tc>
+        <w:tc>
+          <w:tcPr>
+            <w:tcW w:type="dxa" w:w="6905"/>
+            <w:tcBorders>
+              <w:top w:val="none" w:color="auto" w:sz="0"/>
+              <w:left w:val="none" w:color="auto" w:sz="0"/>
+              <w:bottom w:val="single" w:color="333635" w:sz="12"/>
+              <w:right w:val="none" w:color="auto" w:sz="0"/>
+            </w:tcBorders>
+            <w:tcMar>
+              <w:top w:type="dxa" w:w="80"/>
+              <w:left w:type="dxa" w:w="110"/>
+              <w:bottom w:type="dxa" w:w="80"/>
+              <w:right w:type="dxa" w:w="110"/>
+            </w:tcMar>
+            <w:vAlign w:val="top"/>
+          </w:tcPr>
+          <w:p>
+            <w:pPr>
+              <w:spacing w:after="0" w:line="252"/>
+              <w:jc w:val="left"/>
+            </w:pPr>
+            <w:r>
+              <w:rPr>
+                <w:rFonts w:ascii="Montserrat" w:cs="Montserrat" w:eastAsia="Montserrat" w:hAnsi="Montserrat"/>
+                <w:b w:val="false"/>
+                <w:bCs w:val="false"/>
+                <w:color w:val="58595B"/>
+                <w:sz w:val="15"/>
+                <w:szCs w:val="15"/>
+              </w:rPr>
+              <w:t xml:space="preserve">Filière des technologies éducatives, regroupant les segments scolaire, enseignement supérieur et formation professionnelle.</w:t>
+            </w:r>
+          </w:p>
+        </w:tc>
+      </w:tr>
+    </w:tbl>
+    <w:p>
+      <w:pPr>
+        <w:spacing w:after="220" w:before="0" w:line="240"/>
+      </w:pPr>
+    </w:p>
+    <w:p>
+      <w:pPr>
+        <w:keepNext/>
+        <w:pageBreakBefore/>
+        <w:spacing w:after="0" w:before="0" w:line="20" w:lineRule="exact"/>
+      </w:pPr>
+    </w:p>
+    <w:tbl>
+      <w:tblPr>
+        <w:tblW w:type="dxa" w:w="9406"/>
+        <w:tblBorders>
+          <w:top w:val="none" w:color="auto" w:sz="0"/>
+          <w:left w:val="none" w:color="auto" w:sz="0"/>
+          <w:bottom w:val="none" w:color="auto" w:sz="0"/>
+          <w:right w:val="none" w:color="auto" w:sz="0"/>
+          <w:insideH w:val="none" w:color="auto" w:sz="0"/>
+          <w:insideV w:val="none" w:color="auto" w:sz="0"/>
+        </w:tblBorders>
+        <w:tblLayout w:type="fixed"/>
+      </w:tblPr>
+      <w:tblGrid>
+        <w:gridCol w:w="1500"/>
+        <w:gridCol w:w="7906"/>
+      </w:tblGrid>
+      <w:tr>
+        <w:trPr>
+          <w:cantSplit/>
+        </w:trPr>
+        <w:tc>
+          <w:tcPr>
+            <w:tcW w:type="dxa" w:w="1500"/>
+            <w:tcBorders>
+              <w:top w:val="none" w:color="auto" w:sz="0"/>
+              <w:left w:val="none" w:color="auto" w:sz="0"/>
+              <w:bottom w:val="none" w:color="auto" w:sz="0"/>
+              <w:right w:val="none" w:color="auto" w:sz="0"/>
+            </w:tcBorders>
+            <w:shd w:fill="E9EDEF" w:color="auto" w:val="clear"/>
+            <w:tcMar>
+              <w:top w:type="dxa" w:w="100"/>
+              <w:bottom w:type="dxa" w:w="100"/>
+            </w:tcMar>
+            <w:vAlign w:val="center"/>
+          </w:tcPr>
+          <w:p>
+            <w:pPr>
+              <w:spacing w:after="0" w:line="900" w:lineRule="exact"/>
+              <w:jc w:val="center"/>
+            </w:pPr>
+            <w:r>
+              <w:rPr>
+                <w:rFonts w:ascii="Oswald ExtraLight" w:cs="Oswald ExtraLight" w:eastAsia="Oswald ExtraLight" w:hAnsi="Oswald ExtraLight"/>
+                <w:color w:val="87ADBA"/>
+                <w:sz w:val="76"/>
+                <w:szCs w:val="76"/>
+              </w:rPr>
+              <w:t xml:space="preserve">A8</w:t>
+            </w:r>
+          </w:p>
+        </w:tc>
+        <w:tc>
+          <w:tcPr>
+            <w:tcW w:type="dxa" w:w="7906"/>
+            <w:tcBorders>
+              <w:top w:val="none" w:color="auto" w:sz="0"/>
+              <w:left w:val="none" w:color="auto" w:sz="0"/>
+              <w:bottom w:val="none" w:color="auto" w:sz="0"/>
+              <w:right w:val="none" w:color="auto" w:sz="0"/>
+            </w:tcBorders>
+            <w:tcMar>
+              <w:left w:type="dxa" w:w="360"/>
+            </w:tcMar>
+            <w:vAlign w:val="center"/>
+          </w:tcPr>
+          <w:p>
+            <w:pPr>
+              <w:keepNext/>
+              <w:spacing w:after="60"/>
+            </w:pPr>
+            <w:r>
+              <w:rPr>
+                <w:rFonts w:ascii="Montserrat" w:cs="Montserrat" w:eastAsia="Montserrat" w:hAnsi="Montserrat"/>
+                <w:b/>
+                <w:bCs/>
+                <w:color w:val="87ADBA"/>
+                <w:spacing w:val="40"/>
+                <w:sz w:val="15"/>
+                <w:szCs w:val="15"/>
+              </w:rPr>
+              <w:t xml:space="preserve">ANNEXE A8</w:t>
+            </w:r>
+          </w:p>
+          <w:p>
+            <w:pPr>
+              <w:pStyle w:val="Heading1"/>
+              <w:keepNext/>
+              <w:spacing w:after="0" w:line="440" w:lineRule="exact"/>
+            </w:pPr>
+            <w:bookmarkStart w:name="ann_7" w:id="118"/>
+            <w:r>
+              <w:rPr>
+                <w:rFonts w:ascii="Oswald" w:cs="Oswald" w:eastAsia="Oswald" w:hAnsi="Oswald"/>
+                <w:b/>
+                <w:bCs/>
+                <w:color w:val="173347"/>
+                <w:sz w:val="36"/>
+                <w:szCs w:val="36"/>
+              </w:rPr>
+              <w:t xml:space="preserve">SOURCES ET RÉFÉRENCES</w:t>
+            </w:r>
+            <w:bookmarkEnd w:id="118"/>
+          </w:p>
+        </w:tc>
+      </w:tr>
+    </w:tbl>
+    <w:p>
+      <w:pPr>
+        <w:pBdr>
+          <w:bottom w:val="single" w:color="173347" w:sz="6"/>
+        </w:pBdr>
+        <w:spacing w:after="240" w:before="0"/>
+      </w:pPr>
+    </w:p>
+    <w:p>
+      <w:pPr>
+        <w:pStyle w:val="Heading2"/>
+        <w:keepNext/>
+        <w:pBdr>
+          <w:left w:val="single" w:color="87ADBA" w:sz="24" w:space="8"/>
+        </w:pBdr>
+        <w:spacing w:after="110" w:before="280"/>
+        <w:ind w:left="170"/>
+      </w:pPr>
+      <w:r>
+        <w:rPr>
+          <w:rFonts w:ascii="Montserrat" w:cs="Montserrat" w:eastAsia="Montserrat" w:hAnsi="Montserrat"/>
+          <w:b/>
+          <w:bCs/>
+          <w:color w:val="333635"/>
+          <w:spacing w:val="10"/>
+          <w:sz w:val="20"/>
+          <w:szCs w:val="20"/>
+        </w:rPr>
+        <w:t xml:space="preserve">DONNÉES DE MARCHÉ ET DE FILIÈRE</w:t>
+      </w:r>
+    </w:p>
+    <w:p>
+      <w:pPr>
+        <w:pStyle w:val="ListParagraph"/>
+        <w:numPr>
+          <w:ilvl w:val="0"/>
+          <w:numId w:val="2"/>
+        </w:numPr>
+        <w:spacing w:after="90" w:line="276"/>
+        <w:jc w:val="left"/>
+      </w:pPr>
+      <w:r>
+        <w:rPr>
+          <w:rFonts w:ascii="Montserrat" w:cs="Montserrat" w:eastAsia="Montserrat" w:hAnsi="Montserrat"/>
+          <w:color w:val="58595B"/>
+          <w:sz w:val="18"/>
+          <w:szCs w:val="18"/>
+        </w:rPr>
+        <w:t xml:space="preserve">EdTech France et EY-Parthenon, baromètre de la filière EdTech française, édition 2026, publié le 19 juin 2026, réalisé auprès d'environ 150 entreprises. Source du chiffre d'affaires de la filière (1,8 Md€ en 2025), de la répartition par segment (scolaire 22 %, formation professionnelle 44 %, corporate learning 22 %, enseignement supérieur 12 %), du nombre d'entreprises (550) et d'emplois (16 000), ainsi que du ralentissement de la croissance, d'environ 11 % par an sur 2021-2023 à environ 6 % par an depuis. Fiabilité : moyenne à élevée, étude déclarative.</w:t>
+      </w:r>
+    </w:p>
+    <w:p>
+      <w:pPr>
+        <w:pStyle w:val="ListParagraph"/>
+        <w:numPr>
+          <w:ilvl w:val="0"/>
+          <w:numId w:val="2"/>
+        </w:numPr>
+        <w:spacing w:after="90" w:line="276"/>
+        <w:jc w:val="left"/>
+      </w:pPr>
+      <w:r>
+        <w:rPr>
+          <w:rFonts w:ascii="Montserrat" w:cs="Montserrat" w:eastAsia="Montserrat" w:hAnsi="Montserrat"/>
+          <w:color w:val="58595B"/>
+          <w:sz w:val="18"/>
+          <w:szCs w:val="18"/>
+        </w:rPr>
+        <w:t xml:space="preserve">EY-Parthenon, EdTech France et Afinef, étude de filière publiée en juin 2024 portant sur l'exercice 2023 : 1,6 Md€ de chiffre d'affaires, 540 entreprises, 15 000 emplois. Étude financée par la Banque des Territoires. Utilisée pour établir la trajectoire pluriannuelle du marché.</w:t>
+      </w:r>
+    </w:p>
+    <w:p>
+      <w:pPr>
+        <w:pStyle w:val="ListParagraph"/>
+        <w:numPr>
+          <w:ilvl w:val="0"/>
+          <w:numId w:val="2"/>
+        </w:numPr>
+        <w:spacing w:after="90" w:line="276"/>
+        <w:jc w:val="left"/>
+      </w:pPr>
+      <w:r>
+        <w:rPr>
+          <w:rFonts w:ascii="Montserrat" w:cs="Montserrat" w:eastAsia="Montserrat" w:hAnsi="Montserrat"/>
+          <w:color w:val="58595B"/>
+          <w:sz w:val="18"/>
+          <w:szCs w:val="18"/>
+        </w:rPr>
+        <w:t xml:space="preserve">EY-Parthenon et EdTech France, étude de filière publiée en mars 2022 portant sur l'exercice 2021 : 1,3 Md€ de chiffre d'affaires, 500 entreprises, 10 000 emplois. Utilisée comme point de départ de la série.</w:t>
+      </w:r>
+    </w:p>
+    <w:p>
+      <w:pPr>
+        <w:pStyle w:val="ListParagraph"/>
+        <w:numPr>
+          <w:ilvl w:val="0"/>
+          <w:numId w:val="2"/>
+        </w:numPr>
+        <w:spacing w:after="90" w:line="276"/>
+        <w:jc w:val="left"/>
+      </w:pPr>
+      <w:r>
+        <w:rPr>
+          <w:rFonts w:ascii="Montserrat" w:cs="Montserrat" w:eastAsia="Montserrat" w:hAnsi="Montserrat"/>
+          <w:color w:val="58595B"/>
+          <w:sz w:val="18"/>
+          <w:szCs w:val="18"/>
+        </w:rPr>
+        <w:t xml:space="preserve">Baromètre 2026, données complémentaires sur les obstacles au développement, dont la lenteur des cycles de décision et des achats publics, citée par 73 % des répondants. Élément corroborant l'importance du seuil de décision analysé au chapitre 4.</w:t>
+      </w:r>
+    </w:p>
+    <w:p>
+      <w:pPr>
+        <w:pStyle w:val="Heading2"/>
+        <w:keepNext/>
+        <w:pBdr>
+          <w:left w:val="single" w:color="87ADBA" w:sz="24" w:space="8"/>
+        </w:pBdr>
+        <w:spacing w:after="110" w:before="280"/>
+        <w:ind w:left="170"/>
+      </w:pPr>
+      <w:r>
+        <w:rPr>
+          <w:rFonts w:ascii="Montserrat" w:cs="Montserrat" w:eastAsia="Montserrat" w:hAnsi="Montserrat"/>
+          <w:b/>
+          <w:bCs/>
+          <w:color w:val="333635"/>
+          <w:spacing w:val="10"/>
+          <w:sz w:val="20"/>
+          <w:szCs w:val="20"/>
+        </w:rPr>
+        <w:t xml:space="preserve">DONNÉES SCOLAIRES ET DÉMOGRAPHIQUES</w:t>
+      </w:r>
+    </w:p>
+    <w:p>
+      <w:pPr>
+        <w:pStyle w:val="ListParagraph"/>
+        <w:numPr>
+          <w:ilvl w:val="0"/>
+          <w:numId w:val="2"/>
+        </w:numPr>
+        <w:spacing w:after="90" w:line="276"/>
+        <w:jc w:val="left"/>
+      </w:pPr>
+      <w:r>
+        <w:rPr>
+          <w:rFonts w:ascii="Montserrat" w:cs="Montserrat" w:eastAsia="Montserrat" w:hAnsi="Montserrat"/>
+          <w:color w:val="58595B"/>
+          <w:sz w:val="18"/>
+          <w:szCs w:val="18"/>
+        </w:rPr>
+        <w:t xml:space="preserve">DEPP, ministère de l'Éducation nationale, « Les effectifs dans le second degré », Note d'Information n° 25-59, 2025 : 5,621 millions d'élèves scolarisés dans le second degré à la rentrée 2025, avec une diminution des effectifs de collège sous l'effet démographique. Fiabilité : élevée, source institutionnelle primaire.</w:t>
+      </w:r>
+    </w:p>
+    <w:p>
+      <w:pPr>
+        <w:pStyle w:val="ListParagraph"/>
+        <w:numPr>
+          <w:ilvl w:val="0"/>
+          <w:numId w:val="2"/>
+        </w:numPr>
+        <w:spacing w:after="90" w:line="276"/>
+        <w:jc w:val="left"/>
+      </w:pPr>
+      <w:r>
+        <w:rPr>
+          <w:rFonts w:ascii="Montserrat" w:cs="Montserrat" w:eastAsia="Montserrat" w:hAnsi="Montserrat"/>
+          <w:color w:val="58595B"/>
+          <w:sz w:val="18"/>
+          <w:szCs w:val="18"/>
+        </w:rPr>
+        <w:t xml:space="preserve">DEPP, « L'éducation nationale en chiffres », édition annuelle. Utilisée pour les effectifs globaux et la répartition entre secteurs public et privé.</w:t>
+      </w:r>
+    </w:p>
+    <w:p>
+      <w:pPr>
+        <w:pStyle w:val="ListParagraph"/>
+        <w:numPr>
+          <w:ilvl w:val="0"/>
+          <w:numId w:val="2"/>
+        </w:numPr>
+        <w:spacing w:after="90" w:line="276"/>
+        <w:jc w:val="left"/>
+      </w:pPr>
+      <w:r>
+        <w:rPr>
+          <w:rFonts w:ascii="Montserrat" w:cs="Montserrat" w:eastAsia="Montserrat" w:hAnsi="Montserrat"/>
+          <w:color w:val="58595B"/>
+          <w:sz w:val="18"/>
+          <w:szCs w:val="18"/>
+        </w:rPr>
+        <w:t xml:space="preserve">DEPP, projections d'effectifs d'élèves pour les années 2024-2028. Utilisées pour apprécier la tendance démographique du collège, orientée à la baisse sur la période du projet.</w:t>
+      </w:r>
+    </w:p>
+    <w:p>
+      <w:pPr>
+        <w:pStyle w:val="ListParagraph"/>
+        <w:numPr>
+          <w:ilvl w:val="0"/>
+          <w:numId w:val="2"/>
+        </w:numPr>
+        <w:spacing w:after="90" w:line="276"/>
+        <w:jc w:val="left"/>
+      </w:pPr>
+      <w:r>
+        <w:rPr>
+          <w:rFonts w:ascii="Montserrat" w:cs="Montserrat" w:eastAsia="Montserrat" w:hAnsi="Montserrat"/>
+          <w:color w:val="58595B"/>
+          <w:sz w:val="18"/>
+          <w:szCs w:val="18"/>
+        </w:rPr>
+        <w:t xml:space="preserve">Observatoire des territoires, effectif scolaire des collèges. Utilisé pour la répartition territoriale et le cadrage de l'académie de Lille.</w:t>
+      </w:r>
+    </w:p>
+    <w:p>
+      <w:pPr>
+        <w:pStyle w:val="Heading2"/>
+        <w:keepNext/>
+        <w:pBdr>
+          <w:left w:val="single" w:color="87ADBA" w:sz="24" w:space="8"/>
+        </w:pBdr>
+        <w:spacing w:after="110" w:before="280"/>
+        <w:ind w:left="170"/>
+      </w:pPr>
+      <w:r>
+        <w:rPr>
+          <w:rFonts w:ascii="Montserrat" w:cs="Montserrat" w:eastAsia="Montserrat" w:hAnsi="Montserrat"/>
+          <w:b/>
+          <w:bCs/>
+          <w:color w:val="333635"/>
+          <w:spacing w:val="10"/>
+          <w:sz w:val="20"/>
+          <w:szCs w:val="20"/>
+        </w:rPr>
+        <w:t xml:space="preserve">TROUBLES DU NEURODÉVELOPPEMENT</w:t>
+      </w:r>
+    </w:p>
+    <w:p>
+      <w:pPr>
+        <w:pStyle w:val="ListParagraph"/>
+        <w:numPr>
+          <w:ilvl w:val="0"/>
+          <w:numId w:val="2"/>
+        </w:numPr>
+        <w:spacing w:after="90" w:line="276"/>
+        <w:jc w:val="left"/>
+      </w:pPr>
+      <w:r>
+        <w:rPr>
+          <w:rFonts w:ascii="Montserrat" w:cs="Montserrat" w:eastAsia="Montserrat" w:hAnsi="Montserrat"/>
+          <w:color w:val="58595B"/>
+          <w:sz w:val="18"/>
+          <w:szCs w:val="18"/>
+        </w:rPr>
+        <w:t xml:space="preserve">Délégation interministérielle à la stratégie nationale pour les troubles du neurodéveloppement, stratégie nationale 2023-2027, lancée en novembre 2023, structurée en 6 engagements et 81 mesures. Source du repère de prévalence d'une personne sur 6 et de la qualification de l'inclusion comme priorité de politique publique. Fiabilité : élevée.</w:t>
+      </w:r>
+    </w:p>
+    <w:p>
+      <w:pPr>
+        <w:pStyle w:val="ListParagraph"/>
+        <w:numPr>
+          <w:ilvl w:val="0"/>
+          <w:numId w:val="2"/>
+        </w:numPr>
+        <w:spacing w:after="90" w:line="276"/>
+        <w:jc w:val="left"/>
+      </w:pPr>
+      <w:r>
+        <w:rPr>
+          <w:rFonts w:ascii="Montserrat" w:cs="Montserrat" w:eastAsia="Montserrat" w:hAnsi="Montserrat"/>
+          <w:color w:val="58595B"/>
+          <w:sz w:val="18"/>
+          <w:szCs w:val="18"/>
+        </w:rPr>
+        <w:t xml:space="preserve">Assurance Maladie et Maison de l'autisme, décomposition de la prévalence par trouble : troubles dys environ 8 % de la population, TDAH environ 6 % des enfants et 3 % des adultes, troubles du spectre de l'autisme 1 à 2 %, trouble du développement intellectuel environ 1 %. Précision méthodologique : ces taux se recouvrent partiellement, plus de la moitié des personnes concernées présentant un second TND.</w:t>
+      </w:r>
+    </w:p>
+    <w:p>
+      <w:pPr>
+        <w:pStyle w:val="Heading2"/>
+        <w:keepNext/>
+        <w:pBdr>
+          <w:left w:val="single" w:color="87ADBA" w:sz="24" w:space="8"/>
+        </w:pBdr>
+        <w:spacing w:after="110" w:before="280"/>
+        <w:ind w:left="170"/>
+      </w:pPr>
+      <w:r>
+        <w:rPr>
+          <w:rFonts w:ascii="Montserrat" w:cs="Montserrat" w:eastAsia="Montserrat" w:hAnsi="Montserrat"/>
+          <w:b/>
+          <w:bCs/>
+          <w:color w:val="333635"/>
+          <w:spacing w:val="10"/>
+          <w:sz w:val="20"/>
+          <w:szCs w:val="20"/>
+        </w:rPr>
+        <w:t xml:space="preserve">CADRE SCIENTIFIQUE ET PÉDAGOGIQUE</w:t>
+      </w:r>
+    </w:p>
+    <w:p>
+      <w:pPr>
+        <w:pStyle w:val="ListParagraph"/>
+        <w:numPr>
+          <w:ilvl w:val="0"/>
+          <w:numId w:val="2"/>
+        </w:numPr>
+        <w:spacing w:after="90" w:line="276"/>
+        <w:jc w:val="left"/>
+      </w:pPr>
+      <w:r>
+        <w:rPr>
+          <w:rFonts w:ascii="Montserrat" w:cs="Montserrat" w:eastAsia="Montserrat" w:hAnsi="Montserrat"/>
+          <w:color w:val="58595B"/>
+          <w:sz w:val="18"/>
+          <w:szCs w:val="18"/>
+        </w:rPr>
+        <w:t xml:space="preserve">Mayer, R. E., théorie de l'apprentissage multimédia et principes de conception associés. Fondement des choix de segmentation du texte et de double codage.</w:t>
+      </w:r>
+    </w:p>
+    <w:p>
+      <w:pPr>
+        <w:pStyle w:val="ListParagraph"/>
+        <w:numPr>
+          <w:ilvl w:val="0"/>
+          <w:numId w:val="2"/>
+        </w:numPr>
+        <w:spacing w:after="90" w:line="276"/>
+        <w:jc w:val="left"/>
+      </w:pPr>
+      <w:r>
+        <w:rPr>
+          <w:rFonts w:ascii="Montserrat" w:cs="Montserrat" w:eastAsia="Montserrat" w:hAnsi="Montserrat"/>
+          <w:color w:val="58595B"/>
+          <w:sz w:val="18"/>
+          <w:szCs w:val="18"/>
+        </w:rPr>
+        <w:t xml:space="preserve">Sweller, J., théorie de la charge cognitive. Fondement de la distinction entre charge intrinsèque et charge extrinsèque appliquée à la conception des écrans.</w:t>
+      </w:r>
+    </w:p>
+    <w:p>
+      <w:pPr>
+        <w:pStyle w:val="ListParagraph"/>
+        <w:numPr>
+          <w:ilvl w:val="0"/>
+          <w:numId w:val="2"/>
+        </w:numPr>
+        <w:spacing w:after="90" w:line="276"/>
+        <w:jc w:val="left"/>
+      </w:pPr>
+      <w:r>
+        <w:rPr>
+          <w:rFonts w:ascii="Montserrat" w:cs="Montserrat" w:eastAsia="Montserrat" w:hAnsi="Montserrat"/>
+          <w:color w:val="58595B"/>
+          <w:sz w:val="18"/>
+          <w:szCs w:val="18"/>
+        </w:rPr>
+        <w:t xml:space="preserve">CAST, cadre de la conception universelle de l'apprentissage. Fondement du choix d'une accessibilité native plutôt que d'un support adapté distinct.</w:t>
+      </w:r>
+    </w:p>
+    <w:p>
+      <w:pPr>
+        <w:pStyle w:val="ListParagraph"/>
+        <w:numPr>
+          <w:ilvl w:val="0"/>
+          <w:numId w:val="2"/>
+        </w:numPr>
+        <w:spacing w:after="90" w:line="276"/>
+        <w:jc w:val="left"/>
+      </w:pPr>
+      <w:r>
+        <w:rPr>
+          <w:rFonts w:ascii="Montserrat" w:cs="Montserrat" w:eastAsia="Montserrat" w:hAnsi="Montserrat"/>
+          <w:color w:val="58595B"/>
+          <w:sz w:val="18"/>
+          <w:szCs w:val="18"/>
+        </w:rPr>
+        <w:t xml:space="preserve">Habib, M., travaux sur les troubles des apprentissages et la spirale de l'échec scolaire. Fondement de l'argument liant difficulté de lecture et risque de décrochage.</w:t>
+      </w:r>
+    </w:p>
+    <w:p>
+      <w:pPr>
+        <w:pStyle w:val="Heading2"/>
+        <w:keepNext/>
+        <w:pBdr>
+          <w:left w:val="single" w:color="87ADBA" w:sz="24" w:space="8"/>
+        </w:pBdr>
+        <w:spacing w:after="110" w:before="280"/>
+        <w:ind w:left="170"/>
+      </w:pPr>
+      <w:r>
+        <w:rPr>
+          <w:rFonts w:ascii="Montserrat" w:cs="Montserrat" w:eastAsia="Montserrat" w:hAnsi="Montserrat"/>
+          <w:b/>
+          <w:bCs/>
+          <w:color w:val="333635"/>
+          <w:spacing w:val="10"/>
+          <w:sz w:val="20"/>
+          <w:szCs w:val="20"/>
+        </w:rPr>
+        <w:t xml:space="preserve">LE JEU COMME MÉDIATION AUPRÈS DES PUBLICS TND</w:t>
+      </w:r>
+    </w:p>
+    <w:p>
+      <w:pPr>
+        <w:pStyle w:val="ListParagraph"/>
+        <w:numPr>
+          <w:ilvl w:val="0"/>
+          <w:numId w:val="2"/>
+        </w:numPr>
+        <w:spacing w:after="90" w:line="276"/>
+        <w:jc w:val="left"/>
+      </w:pPr>
+      <w:r>
+        <w:rPr>
+          <w:rFonts w:ascii="Montserrat" w:cs="Montserrat" w:eastAsia="Montserrat" w:hAnsi="Montserrat"/>
+          <w:color w:val="58595B"/>
+          <w:sz w:val="18"/>
+          <w:szCs w:val="18"/>
+        </w:rPr>
+        <w:t xml:space="preserve">FM2J, Centre national de formation aux métiers du jeu et du jouet, Lyon, formation « Utiliser le jeu auprès d'enfants présentant des troubles neurodéveloppementaux », page consultée en ligne, mise à jour du 29 octobre 2024. Couvre le TDI, le TSA, le TDAH et les troubles dys ; présente le jeu comme médiation structurée et introduit la méthode de l'indice d'universalité d'un jeu, issue d'une recherche-action. Public visé : professionnels du secteur médico-social. Fiabilité : moyenne à élevée, organisme de formation spécialisé, contenu descriptif et non promotionnel sur le plan scientifique.</w:t>
+      </w:r>
+    </w:p>
+    <w:p>
+      <w:pPr>
+        <w:pStyle w:val="ListParagraph"/>
+        <w:numPr>
+          <w:ilvl w:val="0"/>
+          <w:numId w:val="2"/>
+        </w:numPr>
+        <w:spacing w:after="90" w:line="276"/>
+        <w:jc w:val="left"/>
+      </w:pPr>
+      <w:r>
+        <w:rPr>
+          <w:rFonts w:ascii="Montserrat" w:cs="Montserrat" w:eastAsia="Montserrat" w:hAnsi="Montserrat"/>
+          <w:color w:val="58595B"/>
+          <w:sz w:val="18"/>
+          <w:szCs w:val="18"/>
+        </w:rPr>
+        <w:t xml:space="preserve">TSA3, centre interdisciplinaire réunissant psychologues, neuropsychologues et orthophonistes, recourant au jeu de société comme support de médiation auprès d'enfants concernés par un TSA ou un TDAH. Fiabilité : moyenne, source de pratique professionnelle de terrain, sans protocole d'évaluation publié.</w:t>
+      </w:r>
+    </w:p>
+    <w:p>
+      <w:pPr>
+        <w:pStyle w:val="ListParagraph"/>
+        <w:numPr>
+          <w:ilvl w:val="0"/>
+          <w:numId w:val="2"/>
+        </w:numPr>
+        <w:spacing w:after="90" w:line="276"/>
+        <w:jc w:val="left"/>
+      </w:pPr>
+      <w:r>
+        <w:rPr>
+          <w:rFonts w:ascii="Montserrat" w:cs="Montserrat" w:eastAsia="Montserrat" w:hAnsi="Montserrat"/>
+          <w:color w:val="58595B"/>
+          <w:sz w:val="18"/>
+          <w:szCs w:val="18"/>
+        </w:rPr>
+        <w:t xml:space="preserve">Méta-analyse sur les interventions fondées sur le jeu et les troubles du spectre de l'autisme, publiée dans une revue scientifique à comité de lecture. Conclut à une association avec l'amélioration de certaines compétences sociales et de jeu, tout en appelant à la prudence en raison de l'hétérogénéité des études incluses. Mobilisée dans cette étude uniquement comme marqueur de prudence, et non comme preuve d'efficacité transposable au projet.</w:t>
+      </w:r>
+    </w:p>
+    <w:p>
+      <w:pPr>
+        <w:pStyle w:val="Heading2"/>
+        <w:keepNext/>
+        <w:pBdr>
+          <w:left w:val="single" w:color="87ADBA" w:sz="24" w:space="8"/>
+        </w:pBdr>
+        <w:spacing w:after="110" w:before="280"/>
+        <w:ind w:left="170"/>
+      </w:pPr>
+      <w:r>
+        <w:rPr>
+          <w:rFonts w:ascii="Montserrat" w:cs="Montserrat" w:eastAsia="Montserrat" w:hAnsi="Montserrat"/>
+          <w:b/>
+          <w:bCs/>
+          <w:color w:val="333635"/>
+          <w:spacing w:val="10"/>
+          <w:sz w:val="20"/>
+          <w:szCs w:val="20"/>
+        </w:rPr>
+        <w:t xml:space="preserve">SCOLARISATION DES ÉLÈVES TND</w:t>
+      </w:r>
+    </w:p>
+    <w:p>
+      <w:pPr>
+        <w:pStyle w:val="ListParagraph"/>
+        <w:numPr>
+          <w:ilvl w:val="0"/>
+          <w:numId w:val="2"/>
+        </w:numPr>
+        <w:spacing w:after="90" w:line="276"/>
+        <w:jc w:val="left"/>
+      </w:pPr>
+      <w:r>
+        <w:rPr>
+          <w:rFonts w:ascii="Montserrat" w:cs="Montserrat" w:eastAsia="Montserrat" w:hAnsi="Montserrat"/>
+          <w:color w:val="58595B"/>
+          <w:sz w:val="18"/>
+          <w:szCs w:val="18"/>
+        </w:rPr>
+        <w:t xml:space="preserve">Maison de l'autisme et ses troubles associés, site national d'information rattaché à la filière TND, fiche pratique « Aller au collège quand on est un jeune avec autisme, TDAH, troubles dys, Tourette », mise à jour du 24 mars 2026. Source des clés de pédagogie adaptée, de la reconnaissance du matériel informatique comme aménagement prescriptible, et du rôle de l'EMAP. Fiabilité : élevée, source institutionnelle. Contenu vérifié à la date de rédaction.</w:t>
+      </w:r>
+    </w:p>
+    <w:p>
+      <w:pPr>
+        <w:pStyle w:val="ListParagraph"/>
+        <w:numPr>
+          <w:ilvl w:val="0"/>
+          <w:numId w:val="2"/>
+        </w:numPr>
+        <w:spacing w:after="90" w:line="276"/>
+        <w:jc w:val="left"/>
+      </w:pPr>
+      <w:r>
+        <w:rPr>
+          <w:rFonts w:ascii="Montserrat" w:cs="Montserrat" w:eastAsia="Montserrat" w:hAnsi="Montserrat"/>
+          <w:color w:val="58595B"/>
+          <w:sz w:val="18"/>
+          <w:szCs w:val="18"/>
+        </w:rPr>
+        <w:t xml:space="preserve">Haute Autorité de santé, recommandation « Troubles du neurodéveloppement : repérage et orientation des enfants à risque ». Citée pour la possibilité d'aménagements pédagogiques sans attendre la confirmation d'un diagnostic. Fiabilité : élevée par nature. Citée sous réserve, contenu non intégralement vérifié.</w:t>
+      </w:r>
+    </w:p>
+    <w:p>
+      <w:pPr>
+        <w:pStyle w:val="ListParagraph"/>
+        <w:numPr>
+          <w:ilvl w:val="0"/>
+          <w:numId w:val="2"/>
+        </w:numPr>
+        <w:spacing w:after="90" w:line="276"/>
+        <w:jc w:val="left"/>
+      </w:pPr>
+      <w:r>
+        <w:rPr>
+          <w:rFonts w:ascii="Montserrat" w:cs="Montserrat" w:eastAsia="Montserrat" w:hAnsi="Montserrat"/>
+          <w:color w:val="58595B"/>
+          <w:sz w:val="18"/>
+          <w:szCs w:val="18"/>
+        </w:rPr>
+        <w:t xml:space="preserve">Éduscol, ressources sur la différenciation, les troubles et difficultés scolaires, et sélection de ressources numériques adaptées issues du dispositif Édu-up. Réseau Canopé, sélection de ressources sur les outils numériques et l'accessibilité. Citées pour les critères d'accessibilité numérique. Fiabilité : élevée par nature. Citées sous réserve.</w:t>
+      </w:r>
+    </w:p>
+    <w:p>
+      <w:pPr>
+        <w:pStyle w:val="ListParagraph"/>
+        <w:numPr>
+          <w:ilvl w:val="0"/>
+          <w:numId w:val="2"/>
+        </w:numPr>
+        <w:spacing w:after="90" w:line="276"/>
+        <w:jc w:val="left"/>
+      </w:pPr>
+      <w:r>
+        <w:rPr>
+          <w:rFonts w:ascii="Montserrat" w:cs="Montserrat" w:eastAsia="Montserrat" w:hAnsi="Montserrat"/>
+          <w:color w:val="58595B"/>
+          <w:sz w:val="18"/>
+          <w:szCs w:val="18"/>
+        </w:rPr>
+        <w:t xml:space="preserve">INSEI, institut national supérieur de formation et de recherche pour l'éducation inclusive. Cité comme ressource de formation et d'expertise, non mobilisé pour un chiffre ou un constat précis.</w:t>
+      </w:r>
+    </w:p>
+    <w:p>
+      <w:pPr>
+        <w:pStyle w:val="Heading2"/>
+        <w:keepNext/>
+        <w:pBdr>
+          <w:left w:val="single" w:color="87ADBA" w:sz="24" w:space="8"/>
+        </w:pBdr>
+        <w:spacing w:after="110" w:before="280"/>
+        <w:ind w:left="170"/>
+      </w:pPr>
+      <w:r>
+        <w:rPr>
+          <w:rFonts w:ascii="Montserrat" w:cs="Montserrat" w:eastAsia="Montserrat" w:hAnsi="Montserrat"/>
+          <w:b/>
+          <w:bCs/>
+          <w:color w:val="333635"/>
+          <w:spacing w:val="10"/>
+          <w:sz w:val="20"/>
+          <w:szCs w:val="20"/>
+        </w:rPr>
+        <w:t xml:space="preserve">CADRE DU NUMÉRIQUE SCOLAIRE</w:t>
+      </w:r>
+    </w:p>
+    <w:p>
+      <w:pPr>
+        <w:pStyle w:val="ListParagraph"/>
+        <w:numPr>
+          <w:ilvl w:val="0"/>
+          <w:numId w:val="2"/>
+        </w:numPr>
+        <w:spacing w:after="90" w:line="276"/>
+        <w:jc w:val="left"/>
+      </w:pPr>
+      <w:r>
+        <w:rPr>
+          <w:rFonts w:ascii="Montserrat" w:cs="Montserrat" w:eastAsia="Montserrat" w:hAnsi="Montserrat"/>
+          <w:color w:val="58595B"/>
+          <w:sz w:val="18"/>
+          <w:szCs w:val="18"/>
+        </w:rPr>
+        <w:t xml:space="preserve">Ministère de l'Éducation nationale, circulaire du 10 juillet 2025 « Promouvoir un numérique raisonné à l'École », Bulletin officiel n° 28, NOR MENE2519904C. Source de l'encadrement des usages numériques par les équipes pédagogiques, de l'annonce d'un cadre de référence sur les durées d'exposition par </w:t>
+      </w:r>
+      <w:r>
+        <w:rPr>
+          <w:rFonts w:ascii="Montserrat" w:cs="Montserrat" w:eastAsia="Montserrat" w:hAnsi="Montserrat"/>
+          <w:color w:val="58595B"/>
+          <w:sz w:val="18"/>
+          <w:szCs w:val="18"/>
+        </w:rPr>
+        <w:t xml:space="preserve">tranche d'âge, et de la généralisation du dispositif « Portable en pause ». Fiabilité : élevée, texte réglementaire. Contenu vérifié.</w:t>
+      </w:r>
+    </w:p>
+    <w:p>
+      <w:pPr>
+        <w:pStyle w:val="ListParagraph"/>
+        <w:numPr>
+          <w:ilvl w:val="0"/>
+          <w:numId w:val="2"/>
+        </w:numPr>
+        <w:spacing w:after="90" w:line="276"/>
+        <w:jc w:val="left"/>
+      </w:pPr>
+      <w:r>
+        <w:rPr>
+          <w:rFonts w:ascii="Montserrat" w:cs="Montserrat" w:eastAsia="Montserrat" w:hAnsi="Montserrat"/>
+          <w:color w:val="58595B"/>
+          <w:sz w:val="18"/>
+          <w:szCs w:val="18"/>
+        </w:rPr>
+        <w:t xml:space="preserve">Trousse à projets, mallette pédagogique collège, fiche « Pourquoi enseigner et apprendre avec le numérique au collège ». Citée pour le rappel du rôle central de l'enseignant. Citée sous réserve.</w:t>
+      </w:r>
+    </w:p>
+    <w:p>
+      <w:pPr>
+        <w:pStyle w:val="Heading2"/>
+        <w:keepNext/>
+        <w:pBdr>
+          <w:left w:val="single" w:color="87ADBA" w:sz="24" w:space="8"/>
+        </w:pBdr>
+        <w:spacing w:after="110" w:before="280"/>
+        <w:ind w:left="170"/>
+      </w:pPr>
+      <w:r>
+        <w:rPr>
+          <w:rFonts w:ascii="Montserrat" w:cs="Montserrat" w:eastAsia="Montserrat" w:hAnsi="Montserrat"/>
+          <w:b/>
+          <w:bCs/>
+          <w:color w:val="333635"/>
+          <w:spacing w:val="10"/>
+          <w:sz w:val="20"/>
+          <w:szCs w:val="20"/>
+        </w:rPr>
+        <w:t xml:space="preserve">JEUX NARRATIFS ET JEUX SÉRIEUX</w:t>
+      </w:r>
+    </w:p>
+    <w:p>
+      <w:pPr>
+        <w:pStyle w:val="ListParagraph"/>
+        <w:numPr>
+          <w:ilvl w:val="0"/>
+          <w:numId w:val="2"/>
+        </w:numPr>
+        <w:spacing w:after="90" w:line="276"/>
+        <w:jc w:val="left"/>
+      </w:pPr>
+      <w:r>
+        <w:rPr>
+          <w:rFonts w:ascii="Montserrat" w:cs="Montserrat" w:eastAsia="Montserrat" w:hAnsi="Montserrat"/>
+          <w:color w:val="58595B"/>
+          <w:sz w:val="18"/>
+          <w:szCs w:val="18"/>
+        </w:rPr>
+        <w:t xml:space="preserve">Øygardslia, K., Weitze, C. L. et Shin, J. (2020), « The Educational Potential of Visual Novel Games : Principles for Design », Replaying Japan, vol. 2, n° 2, article évalué par les pairs, dépôt institutionnel NTNU Open. Source des 6 principes de conception cités au chapitre 5. Fiabilité : élevée. Existence et résumé vérifiés.</w:t>
+      </w:r>
+    </w:p>
+    <w:p>
+      <w:pPr>
+        <w:pStyle w:val="ListParagraph"/>
+        <w:numPr>
+          <w:ilvl w:val="0"/>
+          <w:numId w:val="2"/>
+        </w:numPr>
+        <w:spacing w:after="90" w:line="276"/>
+        <w:jc w:val="left"/>
+      </w:pPr>
+      <w:r>
+        <w:rPr>
+          <w:rFonts w:ascii="Montserrat" w:cs="Montserrat" w:eastAsia="Montserrat" w:hAnsi="Montserrat"/>
+          <w:color w:val="58595B"/>
+          <w:sz w:val="18"/>
+          <w:szCs w:val="18"/>
+        </w:rPr>
+        <w:t xml:space="preserve">Article sur la conception de serious games ou jeux vidéo éducatifs, revue Éducation et Formation, UCLouvain. Cité pour la nécessité de croiser ingénierie pédagogique et game design. Cité sous réserve.</w:t>
+      </w:r>
+    </w:p>
+    <w:p>
+      <w:pPr>
+        <w:pStyle w:val="ListParagraph"/>
+        <w:numPr>
+          <w:ilvl w:val="0"/>
+          <w:numId w:val="2"/>
+        </w:numPr>
+        <w:spacing w:after="90" w:line="276"/>
+        <w:jc w:val="left"/>
+      </w:pPr>
+      <w:r>
+        <w:rPr>
+          <w:rFonts w:ascii="Montserrat" w:cs="Montserrat" w:eastAsia="Montserrat" w:hAnsi="Montserrat"/>
+          <w:color w:val="58595B"/>
+          <w:sz w:val="18"/>
+          <w:szCs w:val="18"/>
+        </w:rPr>
+        <w:t xml:space="preserve">Travaux sur les serious games comme outil d'éducation au développement durable, archive ouverte HAL SHS, et recherches de l'équipe EducTice de l'ENS de Lyon sur les jeux de simulation environnementale au collège. Cités pour la notion d'éducation au choix et la sortie de la culpabilisation. Cités sous réserve.</w:t>
+      </w:r>
+    </w:p>
+    <w:p>
+      <w:pPr>
+        <w:pStyle w:val="ListParagraph"/>
+        <w:numPr>
+          <w:ilvl w:val="0"/>
+          <w:numId w:val="2"/>
+        </w:numPr>
+        <w:spacing w:after="90" w:line="276"/>
+        <w:jc w:val="left"/>
+      </w:pPr>
+      <w:r>
+        <w:rPr>
+          <w:rFonts w:ascii="Montserrat" w:cs="Montserrat" w:eastAsia="Montserrat" w:hAnsi="Montserrat"/>
+          <w:color w:val="58595B"/>
+          <w:sz w:val="18"/>
+          <w:szCs w:val="18"/>
+        </w:rPr>
+        <w:t xml:space="preserve">Article sur les récits sociaux et les pratiques de littératie numérique pour l'éducation inclusive, European Journal of Special Education Research. Cité pour l'intérêt des récits visuels structurés auprès d'enfants autistes. Cité sous réserve, éditeur à fiabilité moyenne.</w:t>
+      </w:r>
+    </w:p>
+    <w:p>
+      <w:pPr>
+        <w:pStyle w:val="Heading2"/>
+        <w:keepNext/>
+        <w:pBdr>
+          <w:left w:val="single" w:color="87ADBA" w:sz="24" w:space="8"/>
+        </w:pBdr>
+        <w:spacing w:after="110" w:before="280"/>
+        <w:ind w:left="170"/>
+      </w:pPr>
+      <w:r>
+        <w:rPr>
+          <w:rFonts w:ascii="Montserrat" w:cs="Montserrat" w:eastAsia="Montserrat" w:hAnsi="Montserrat"/>
+          <w:b/>
+          <w:bCs/>
+          <w:color w:val="333635"/>
+          <w:spacing w:val="10"/>
+          <w:sz w:val="20"/>
+          <w:szCs w:val="20"/>
+        </w:rPr>
+        <w:t xml:space="preserve">CADRE RÉGLEMENTAIRE ET TECHNIQUE</w:t>
+      </w:r>
+    </w:p>
+    <w:p>
+      <w:pPr>
+        <w:pStyle w:val="ListParagraph"/>
+        <w:numPr>
+          <w:ilvl w:val="0"/>
+          <w:numId w:val="2"/>
+        </w:numPr>
+        <w:spacing w:after="90" w:line="276"/>
+        <w:jc w:val="left"/>
+      </w:pPr>
+      <w:r>
+        <w:rPr>
+          <w:rFonts w:ascii="Montserrat" w:cs="Montserrat" w:eastAsia="Montserrat" w:hAnsi="Montserrat"/>
+          <w:color w:val="58595B"/>
+          <w:sz w:val="18"/>
+          <w:szCs w:val="18"/>
+        </w:rPr>
+        <w:t xml:space="preserve">Règlement général sur la protection des données, et recommandations de la CNIL relatives aux données des mineurs en contexte scolaire. Fondement du choix de ne collecter aucune donnée personnelle.</w:t>
+      </w:r>
+    </w:p>
+    <w:p>
+      <w:pPr>
+        <w:pStyle w:val="ListParagraph"/>
+        <w:numPr>
+          <w:ilvl w:val="0"/>
+          <w:numId w:val="2"/>
+        </w:numPr>
+        <w:spacing w:after="90" w:line="276"/>
+        <w:jc w:val="left"/>
+      </w:pPr>
+      <w:r>
+        <w:rPr>
+          <w:rFonts w:ascii="Montserrat" w:cs="Montserrat" w:eastAsia="Montserrat" w:hAnsi="Montserrat"/>
+          <w:color w:val="58595B"/>
+          <w:sz w:val="18"/>
+          <w:szCs w:val="18"/>
+        </w:rPr>
+        <w:t xml:space="preserve">Programmes officiels du collège et textes relatifs à l'éducation au développement durable. Fondement de l'alignement du contenu sur les attendus disciplinaires.</w:t>
+      </w:r>
+    </w:p>
+    <w:p>
+      <w:pPr>
+        <w:pStyle w:val="ListParagraph"/>
+        <w:numPr>
+          <w:ilvl w:val="0"/>
+          <w:numId w:val="2"/>
+        </w:numPr>
+        <w:spacing w:after="90" w:line="276"/>
+        <w:jc w:val="left"/>
+      </w:pPr>
+      <w:r>
+        <w:rPr>
+          <w:rFonts w:ascii="Montserrat" w:cs="Montserrat" w:eastAsia="Montserrat" w:hAnsi="Montserrat"/>
+          <w:color w:val="58595B"/>
+          <w:sz w:val="18"/>
+          <w:szCs w:val="18"/>
+        </w:rPr>
+        <w:t xml:space="preserve">Référentiel général d'amélioration de l'accessibilité, pour les critères techniques d'accessibilité numérique.</w:t>
+      </w:r>
+    </w:p>
+    <w:p>
+      <w:pPr>
+        <w:pStyle w:val="ListParagraph"/>
+        <w:numPr>
+          <w:ilvl w:val="0"/>
+          <w:numId w:val="2"/>
+        </w:numPr>
+        <w:spacing w:after="90" w:line="276"/>
+        <w:jc w:val="left"/>
+      </w:pPr>
+      <w:r>
+        <w:rPr>
+          <w:rFonts w:ascii="Montserrat" w:cs="Montserrat" w:eastAsia="Montserrat" w:hAnsi="Montserrat"/>
+          <w:color w:val="58595B"/>
+          <w:sz w:val="18"/>
+          <w:szCs w:val="18"/>
+        </w:rPr>
+        <w:t xml:space="preserve">Documentation officielle du moteur Ren'Py, pour la faisabilité de l'export web.</w:t>
+      </w:r>
+    </w:p>
+    <w:p>
+      <w:pPr>
+        <w:pStyle w:val="Heading2"/>
+        <w:keepNext/>
+        <w:pBdr>
+          <w:left w:val="single" w:color="87ADBA" w:sz="24" w:space="8"/>
+        </w:pBdr>
+        <w:spacing w:after="110" w:before="280"/>
+        <w:ind w:left="170"/>
+      </w:pPr>
+      <w:r>
+        <w:rPr>
+          <w:rFonts w:ascii="Montserrat" w:cs="Montserrat" w:eastAsia="Montserrat" w:hAnsi="Montserrat"/>
+          <w:b/>
+          <w:bCs/>
+          <w:color w:val="333635"/>
+          <w:spacing w:val="10"/>
+          <w:sz w:val="20"/>
+          <w:szCs w:val="20"/>
+        </w:rPr>
+        <w:t xml:space="preserve">VEILLE CONCURRENTIELLE</w:t>
+      </w:r>
+    </w:p>
+    <w:p>
+      <w:pPr>
+        <w:pStyle w:val="ListParagraph"/>
+        <w:numPr>
+          <w:ilvl w:val="0"/>
+          <w:numId w:val="2"/>
+        </w:numPr>
+        <w:spacing w:after="90" w:line="276"/>
+        <w:jc w:val="left"/>
+      </w:pPr>
+      <w:r>
+        <w:rPr>
+          <w:rFonts w:ascii="Montserrat" w:cs="Montserrat" w:eastAsia="Montserrat" w:hAnsi="Montserrat"/>
+          <w:color w:val="58595B"/>
+          <w:sz w:val="18"/>
+          <w:szCs w:val="18"/>
+        </w:rPr>
+        <w:t xml:space="preserve">Sites éditeurs et portails des acteurs recensés, consultés directement pour établir les caractéristiques comparées : Ecoville, Clim'City, Vinz et Lou, Mobidys.</w:t>
+      </w:r>
+    </w:p>
+    <w:p>
+      <w:pPr>
+        <w:pStyle w:val="ListParagraph"/>
+        <w:numPr>
+          <w:ilvl w:val="0"/>
+          <w:numId w:val="2"/>
+        </w:numPr>
+        <w:spacing w:after="90" w:line="276"/>
+        <w:jc w:val="left"/>
+      </w:pPr>
+      <w:r>
+        <w:rPr>
+          <w:rFonts w:ascii="Montserrat" w:cs="Montserrat" w:eastAsia="Montserrat" w:hAnsi="Montserrat"/>
+          <w:color w:val="58595B"/>
+          <w:sz w:val="18"/>
+          <w:szCs w:val="18"/>
+        </w:rPr>
+        <w:t xml:space="preserve">Portails de ressources éducatives institutionnels : Éduthèque, réseau Canopé, Lumni. Consultés pour identifier l'offre référencée et les conditions de référencement.</w:t>
+      </w:r>
+    </w:p>
+    <w:p>
+      <w:pPr>
+        <w:pStyle w:val="ListParagraph"/>
+        <w:numPr>
+          <w:ilvl w:val="0"/>
+          <w:numId w:val="2"/>
+        </w:numPr>
+        <w:spacing w:after="90" w:line="276"/>
+        <w:jc w:val="left"/>
+      </w:pPr>
+      <w:r>
+        <w:rPr>
+          <w:rFonts w:ascii="Montserrat" w:cs="Montserrat" w:eastAsia="Montserrat" w:hAnsi="Montserrat"/>
+          <w:color w:val="58595B"/>
+          <w:sz w:val="18"/>
+          <w:szCs w:val="18"/>
+        </w:rPr>
+        <w:t xml:space="preserve">Classeur d'analyse concurrentielle du projet, recensant les 21 acteurs et l'ensemble des critères de comparaison détaillés.</w:t>
+      </w:r>
+    </w:p>
     <w:sectPr>
       <w:footerReference w:type="default" r:id="rId7"/>
       <w:footerReference w:type="first" r:id="rId8"/>
